--- a/Магистерская/Zamechania.docx
+++ b/Магистерская/Zamechania.docx
@@ -216,60 +216,6 @@
           <w:lang w:val="ru-RU"/>
         </w:rPr>
       </w:pPr>
-      <w:r>
-        <w:rPr>
-          <w:rFonts w:ascii="Times New Roman" w:hAnsi="Times New Roman" w:cs="Times New Roman"/>
-          <w:lang w:val="ru-RU"/>
-        </w:rPr>
-        <w:t>В дальнейшем в 3 главе нужно будет сделать</w:t>
-      </w:r>
-      <w:r>
-        <w:rPr>
-          <w:rFonts w:ascii="Times New Roman" w:hAnsi="Times New Roman" w:cs="Times New Roman"/>
-          <w:lang w:val="ru-RU"/>
-        </w:rPr>
-        <w:t xml:space="preserve"> описани</w:t>
-      </w:r>
-      <w:r>
-        <w:rPr>
-          <w:rFonts w:ascii="Times New Roman" w:hAnsi="Times New Roman" w:cs="Times New Roman"/>
-          <w:lang w:val="ru-RU"/>
-        </w:rPr>
-        <w:t>е</w:t>
-      </w:r>
-      <w:r>
-        <w:rPr>
-          <w:rFonts w:ascii="Times New Roman" w:hAnsi="Times New Roman" w:cs="Times New Roman"/>
-          <w:lang w:val="ru-RU"/>
-        </w:rPr>
-        <w:t xml:space="preserve"> архитектуры, функционала и интерфейса самой проектируемой аналитической системы (</w:t>
-      </w:r>
-      <w:r>
-        <w:rPr>
-          <w:rFonts w:ascii="Times New Roman" w:hAnsi="Times New Roman" w:cs="Times New Roman"/>
-        </w:rPr>
-        <w:t>Dashboard</w:t>
-      </w:r>
-      <w:r>
-        <w:rPr>
-          <w:rFonts w:ascii="Times New Roman" w:hAnsi="Times New Roman" w:cs="Times New Roman"/>
-          <w:lang w:val="ru-RU"/>
-        </w:rPr>
-        <w:t xml:space="preserve">, модули вычислений </w:t>
-      </w:r>
-      <w:r>
-        <w:rPr>
-          <w:rFonts w:ascii="Times New Roman" w:hAnsi="Times New Roman" w:cs="Times New Roman"/>
-        </w:rPr>
-        <w:t>SVD</w:t>
-      </w:r>
-      <w:r>
-        <w:rPr>
-          <w:rFonts w:ascii="Times New Roman" w:hAnsi="Times New Roman" w:cs="Times New Roman"/>
-          <w:lang w:val="ru-RU"/>
-        </w:rPr>
-        <w:t xml:space="preserve"> и формирования рекомендаций). На защиту должна выноситься целостная система, а не только балансировщик.</w:t>
-      </w:r>
     </w:p>
     <w:p>
       <w:pPr>
@@ -287,77 +233,54 @@
           <w:rFonts w:ascii="Times New Roman" w:hAnsi="Times New Roman" w:cs="Times New Roman"/>
           <w:lang w:val="ru-RU"/>
         </w:rPr>
-        <w:t xml:space="preserve">Во </w:t>
-      </w:r>
-      <w:r>
-        <w:rPr>
-          <w:rFonts w:ascii="Times New Roman" w:hAnsi="Times New Roman" w:cs="Times New Roman"/>
-          <w:lang w:val="ru-RU"/>
-        </w:rPr>
-        <w:t>в</w:t>
-      </w:r>
-      <w:r>
-        <w:rPr>
-          <w:rFonts w:ascii="Times New Roman" w:hAnsi="Times New Roman" w:cs="Times New Roman"/>
-          <w:lang w:val="ru-RU"/>
-        </w:rPr>
-        <w:t>ведении цель</w:t>
-      </w:r>
-      <w:r>
-        <w:rPr>
-          <w:rFonts w:ascii="Times New Roman" w:hAnsi="Times New Roman" w:cs="Times New Roman"/>
-          <w:lang w:val="ru-RU"/>
-        </w:rPr>
-        <w:t xml:space="preserve"> –</w:t>
-      </w:r>
-      <w:r>
-        <w:rPr>
-          <w:rFonts w:ascii="Times New Roman" w:hAnsi="Times New Roman" w:cs="Times New Roman"/>
-          <w:lang w:val="ru-RU"/>
-        </w:rPr>
-        <w:t xml:space="preserve"> «повышение эффективности процесса балансировки…», а в конце 2 главы: «исследование методов, которые помогут получить оценку эффективности…». Списки задач в этих разделах не совпадают друг с другом и с темой.</w:t>
-      </w:r>
-      <w:r>
-        <w:rPr>
-          <w:rFonts w:ascii="Times New Roman" w:hAnsi="Times New Roman" w:cs="Times New Roman"/>
-          <w:lang w:val="ru-RU"/>
-        </w:rPr>
-        <w:t xml:space="preserve"> При этом «</w:t>
-      </w:r>
-      <w:r>
-        <w:rPr>
-          <w:rFonts w:ascii="Times New Roman" w:hAnsi="Times New Roman" w:cs="Times New Roman"/>
-          <w:lang w:val="ru-RU"/>
-        </w:rPr>
-        <w:t>эффективности процесса балансировки</w:t>
-      </w:r>
-      <w:r>
-        <w:rPr>
-          <w:rFonts w:ascii="Times New Roman" w:hAnsi="Times New Roman" w:cs="Times New Roman"/>
-          <w:lang w:val="ru-RU"/>
-        </w:rPr>
-        <w:t>» (как уже сказано) – неправильно.</w:t>
-      </w:r>
-      <w:r>
-        <w:rPr>
-          <w:rFonts w:ascii="Times New Roman" w:hAnsi="Times New Roman" w:cs="Times New Roman"/>
-          <w:lang w:val="ru-RU"/>
-        </w:rPr>
-        <w:t xml:space="preserve"> «</w:t>
-      </w:r>
-      <w:r>
-        <w:rPr>
-          <w:rFonts w:ascii="Times New Roman" w:hAnsi="Times New Roman" w:cs="Times New Roman"/>
-          <w:lang w:val="ru-RU"/>
-        </w:rPr>
-        <w:t>помогут</w:t>
-      </w:r>
-      <w:r>
-        <w:rPr>
-          <w:rFonts w:ascii="Times New Roman" w:hAnsi="Times New Roman" w:cs="Times New Roman"/>
-          <w:lang w:val="ru-RU"/>
-        </w:rPr>
-        <w:t>» - тоже неправильно. Давайте цели и задачи – позже.</w:t>
+        <w:t>В дальнейшем в 3 главе нужно будет сделать</w:t>
+      </w:r>
+      <w:r>
+        <w:rPr>
+          <w:rFonts w:ascii="Times New Roman" w:hAnsi="Times New Roman" w:cs="Times New Roman"/>
+          <w:lang w:val="ru-RU"/>
+        </w:rPr>
+        <w:t xml:space="preserve"> описани</w:t>
+      </w:r>
+      <w:r>
+        <w:rPr>
+          <w:rFonts w:ascii="Times New Roman" w:hAnsi="Times New Roman" w:cs="Times New Roman"/>
+          <w:lang w:val="ru-RU"/>
+        </w:rPr>
+        <w:t>е</w:t>
+      </w:r>
+      <w:r>
+        <w:rPr>
+          <w:rFonts w:ascii="Times New Roman" w:hAnsi="Times New Roman" w:cs="Times New Roman"/>
+          <w:lang w:val="ru-RU"/>
+        </w:rPr>
+        <w:t xml:space="preserve"> архитектуры, функционала и интерфейса самой проектируемой аналитической системы (</w:t>
+      </w:r>
+      <w:r>
+        <w:rPr>
+          <w:rFonts w:ascii="Times New Roman" w:hAnsi="Times New Roman" w:cs="Times New Roman"/>
+        </w:rPr>
+        <w:t>Dashboard</w:t>
+      </w:r>
+      <w:r>
+        <w:rPr>
+          <w:rFonts w:ascii="Times New Roman" w:hAnsi="Times New Roman" w:cs="Times New Roman"/>
+          <w:lang w:val="ru-RU"/>
+        </w:rPr>
+        <w:t xml:space="preserve">, модули вычислений </w:t>
+      </w:r>
+      <w:r>
+        <w:rPr>
+          <w:rFonts w:ascii="Times New Roman" w:hAnsi="Times New Roman" w:cs="Times New Roman"/>
+        </w:rPr>
+        <w:t>SVD</w:t>
+      </w:r>
+      <w:r>
+        <w:rPr>
+          <w:rFonts w:ascii="Times New Roman" w:hAnsi="Times New Roman" w:cs="Times New Roman"/>
+          <w:lang w:val="ru-RU"/>
+        </w:rPr>
+        <w:t xml:space="preserve"> и формирования рекомендаций). На защиту должна выноситься целостная система, а не только балансировщик.</w:t>
       </w:r>
     </w:p>
     <w:p>
@@ -368,10 +291,126 @@
         <w:jc w:val="both"/>
         <w:rPr>
           <w:rFonts w:ascii="Times New Roman" w:hAnsi="Times New Roman" w:cs="Times New Roman"/>
+          <w:lang w:val="ru-RU"/>
+        </w:rPr>
+      </w:pPr>
+    </w:p>
+    <w:p>
+      <w:pPr>
+        <w:pStyle w:val="Compact"/>
+        <w:spacing w:before="0" w:after="0"/>
+        <w:ind w:firstLine="720"/>
+        <w:jc w:val="both"/>
+        <w:rPr>
+          <w:rFonts w:ascii="Times New Roman" w:hAnsi="Times New Roman" w:cs="Times New Roman"/>
+          <w:lang w:val="ru-RU"/>
+        </w:rPr>
+      </w:pPr>
+      <w:r>
+        <w:rPr>
+          <w:rFonts w:ascii="Times New Roman" w:hAnsi="Times New Roman" w:cs="Times New Roman"/>
+          <w:lang w:val="ru-RU"/>
+        </w:rPr>
+        <w:t xml:space="preserve">Во </w:t>
+      </w:r>
+      <w:r>
+        <w:rPr>
+          <w:rFonts w:ascii="Times New Roman" w:hAnsi="Times New Roman" w:cs="Times New Roman"/>
+          <w:lang w:val="ru-RU"/>
+        </w:rPr>
+        <w:t>в</w:t>
+      </w:r>
+      <w:r>
+        <w:rPr>
+          <w:rFonts w:ascii="Times New Roman" w:hAnsi="Times New Roman" w:cs="Times New Roman"/>
+          <w:lang w:val="ru-RU"/>
+        </w:rPr>
+        <w:t>ведении цель</w:t>
+      </w:r>
+      <w:r>
+        <w:rPr>
+          <w:rFonts w:ascii="Times New Roman" w:hAnsi="Times New Roman" w:cs="Times New Roman"/>
+          <w:lang w:val="ru-RU"/>
+        </w:rPr>
+        <w:t xml:space="preserve"> –</w:t>
+      </w:r>
+      <w:r>
+        <w:rPr>
+          <w:rFonts w:ascii="Times New Roman" w:hAnsi="Times New Roman" w:cs="Times New Roman"/>
+          <w:lang w:val="ru-RU"/>
+        </w:rPr>
+        <w:t xml:space="preserve"> «повышение эффективности процесса балансировки…», а в конце 2 главы: «исследование методов, которые помогут получить оценку эффективности…». Списки задач в этих разделах не совпадают друг с другом и с темой.</w:t>
+      </w:r>
+      <w:r>
+        <w:rPr>
+          <w:rFonts w:ascii="Times New Roman" w:hAnsi="Times New Roman" w:cs="Times New Roman"/>
+          <w:lang w:val="ru-RU"/>
+        </w:rPr>
+        <w:t xml:space="preserve"> При этом «</w:t>
+      </w:r>
+      <w:r>
+        <w:rPr>
+          <w:rFonts w:ascii="Times New Roman" w:hAnsi="Times New Roman" w:cs="Times New Roman"/>
+          <w:lang w:val="ru-RU"/>
+        </w:rPr>
+        <w:t>эффективности процесса балансировки</w:t>
+      </w:r>
+      <w:r>
+        <w:rPr>
+          <w:rFonts w:ascii="Times New Roman" w:hAnsi="Times New Roman" w:cs="Times New Roman"/>
+          <w:lang w:val="ru-RU"/>
+        </w:rPr>
+        <w:t>» (как уже сказано) – неправильно.</w:t>
+      </w:r>
+      <w:r>
+        <w:rPr>
+          <w:rFonts w:ascii="Times New Roman" w:hAnsi="Times New Roman" w:cs="Times New Roman"/>
+          <w:lang w:val="ru-RU"/>
+        </w:rPr>
+        <w:t xml:space="preserve"> «</w:t>
+      </w:r>
+      <w:r>
+        <w:rPr>
+          <w:rFonts w:ascii="Times New Roman" w:hAnsi="Times New Roman" w:cs="Times New Roman"/>
+          <w:lang w:val="ru-RU"/>
+        </w:rPr>
+        <w:t>помогут</w:t>
+      </w:r>
+      <w:r>
+        <w:rPr>
+          <w:rFonts w:ascii="Times New Roman" w:hAnsi="Times New Roman" w:cs="Times New Roman"/>
+          <w:lang w:val="ru-RU"/>
+        </w:rPr>
+        <w:t>» - тоже неправильно. Давайте цели и задачи – позже.</w:t>
+      </w:r>
+    </w:p>
+    <w:p>
+      <w:pPr>
+        <w:pStyle w:val="Compact"/>
+        <w:spacing w:before="0" w:after="0"/>
+        <w:ind w:firstLine="720"/>
+        <w:jc w:val="both"/>
+        <w:rPr>
+          <w:rFonts w:ascii="Times New Roman" w:hAnsi="Times New Roman" w:cs="Times New Roman"/>
+          <w:lang w:val="ru-RU"/>
+        </w:rPr>
+      </w:pPr>
+    </w:p>
+    <w:p>
+      <w:pPr>
+        <w:pStyle w:val="Compact"/>
+        <w:spacing w:before="0" w:after="0"/>
+        <w:ind w:firstLine="720"/>
+        <w:jc w:val="both"/>
+        <w:rPr>
+          <w:rFonts w:ascii="Times New Roman" w:hAnsi="Times New Roman" w:cs="Times New Roman"/>
+          <w:lang w:val="ru-RU"/>
         </w:rPr>
       </w:pPr>
       <w:bookmarkStart w:id="1" w:name="математические-неточности-в-методике"/>
       <w:bookmarkEnd w:id="0"/>
+      <w:commentRangeStart w:id="2"/>
+      <w:commentRangeStart w:id="3"/>
       <w:r>
         <w:rPr>
           <w:rFonts w:ascii="Times New Roman" w:hAnsi="Times New Roman" w:cs="Times New Roman"/>
@@ -744,6 +783,20 @@
         </w:rPr>
         <w:t>).</w:t>
       </w:r>
+      <w:commentRangeEnd w:id="2"/>
+      <w:r>
+        <w:rPr>
+          <w:rStyle w:val="af1"/>
+        </w:rPr>
+        <w:commentReference w:id="2"/>
+      </w:r>
+      <w:commentRangeEnd w:id="3"/>
+      <w:r>
+        <w:rPr>
+          <w:rStyle w:val="af1"/>
+        </w:rPr>
+        <w:commentReference w:id="3"/>
+      </w:r>
     </w:p>
     <w:p>
       <w:pPr>
@@ -753,6 +806,7 @@
         <w:jc w:val="both"/>
         <w:rPr>
           <w:rFonts w:ascii="Times New Roman" w:hAnsi="Times New Roman" w:cs="Times New Roman"/>
+          <w:lang w:val="ru-RU"/>
         </w:rPr>
       </w:pPr>
     </w:p>
@@ -764,8 +818,11 @@
         <w:jc w:val="both"/>
         <w:rPr>
           <w:rFonts w:ascii="Times New Roman" w:hAnsi="Times New Roman" w:cs="Times New Roman"/>
-        </w:rPr>
-      </w:pPr>
+          <w:lang w:val="ru-RU"/>
+        </w:rPr>
+      </w:pPr>
+      <w:commentRangeStart w:id="4"/>
+      <w:commentRangeStart w:id="5"/>
       <w:r>
         <w:rPr>
           <w:rFonts w:ascii="Times New Roman" w:hAnsi="Times New Roman" w:cs="Times New Roman"/>
@@ -943,6 +1000,20 @@
         </w:rPr>
         <w:t xml:space="preserve"> Требует переработки или пояснения.</w:t>
       </w:r>
+      <w:commentRangeEnd w:id="4"/>
+      <w:r>
+        <w:rPr>
+          <w:rStyle w:val="af1"/>
+        </w:rPr>
+        <w:commentReference w:id="4"/>
+      </w:r>
+      <w:commentRangeEnd w:id="5"/>
+      <w:r>
+        <w:rPr>
+          <w:rStyle w:val="af1"/>
+        </w:rPr>
+        <w:commentReference w:id="5"/>
+      </w:r>
     </w:p>
     <w:p>
       <w:pPr>
@@ -952,6 +1023,7 @@
         <w:jc w:val="both"/>
         <w:rPr>
           <w:rFonts w:ascii="Times New Roman" w:hAnsi="Times New Roman" w:cs="Times New Roman"/>
+          <w:lang w:val="ru-RU"/>
         </w:rPr>
       </w:pPr>
     </w:p>
@@ -966,6 +1038,8 @@
           <w:lang w:val="ru-RU"/>
         </w:rPr>
       </w:pPr>
+      <w:commentRangeStart w:id="6"/>
+      <w:commentRangeStart w:id="7"/>
       <w:r>
         <w:rPr>
           <w:rFonts w:ascii="Times New Roman" w:hAnsi="Times New Roman" w:cs="Times New Roman"/>
@@ -1277,6 +1351,20 @@
         </w:rPr>
         <w:t>.</w:t>
       </w:r>
+      <w:commentRangeEnd w:id="6"/>
+      <w:r>
+        <w:rPr>
+          <w:rStyle w:val="af1"/>
+        </w:rPr>
+        <w:commentReference w:id="6"/>
+      </w:r>
+      <w:commentRangeEnd w:id="7"/>
+      <w:r>
+        <w:rPr>
+          <w:rStyle w:val="af1"/>
+        </w:rPr>
+        <w:commentReference w:id="7"/>
+      </w:r>
     </w:p>
     <w:p>
       <w:pPr>
@@ -1289,6 +1377,21 @@
           <w:lang w:val="ru-RU"/>
         </w:rPr>
       </w:pPr>
+    </w:p>
+    <w:p>
+      <w:pPr>
+        <w:pStyle w:val="Compact"/>
+        <w:spacing w:before="0" w:after="0"/>
+        <w:ind w:firstLine="720"/>
+        <w:jc w:val="both"/>
+        <w:rPr>
+          <w:rFonts w:ascii="Times New Roman" w:hAnsi="Times New Roman" w:cs="Times New Roman"/>
+          <w:lang w:val="ru-RU"/>
+        </w:rPr>
+      </w:pPr>
+      <w:commentRangeStart w:id="8"/>
+      <w:commentRangeStart w:id="9"/>
+      <w:commentRangeStart w:id="10"/>
       <w:r>
         <w:rPr>
           <w:rFonts w:ascii="Times New Roman" w:hAnsi="Times New Roman" w:cs="Times New Roman"/>
@@ -1805,6 +1908,27 @@
         </w:rPr>
         <w:t>.</w:t>
       </w:r>
+      <w:commentRangeEnd w:id="8"/>
+      <w:r>
+        <w:rPr>
+          <w:rStyle w:val="af1"/>
+        </w:rPr>
+        <w:commentReference w:id="8"/>
+      </w:r>
+      <w:commentRangeEnd w:id="9"/>
+      <w:r>
+        <w:rPr>
+          <w:rStyle w:val="af1"/>
+        </w:rPr>
+        <w:commentReference w:id="9"/>
+      </w:r>
+      <w:commentRangeEnd w:id="10"/>
+      <w:r>
+        <w:rPr>
+          <w:rStyle w:val="af1"/>
+        </w:rPr>
+        <w:commentReference w:id="10"/>
+      </w:r>
     </w:p>
     <w:p>
       <w:pPr>
@@ -1817,429 +1941,6 @@
           <w:lang w:val="ru-RU"/>
         </w:rPr>
       </w:pPr>
-      <w:r>
-        <w:rPr>
-          <w:rFonts w:ascii="Times New Roman" w:hAnsi="Times New Roman" w:cs="Times New Roman"/>
-          <w:lang w:val="ru-RU"/>
-        </w:rPr>
-        <w:t>В целом, сейчас методика выглядит очень слабой</w:t>
-      </w:r>
-      <w:r>
-        <w:rPr>
-          <w:rFonts w:ascii="Times New Roman" w:hAnsi="Times New Roman" w:cs="Times New Roman"/>
-          <w:lang w:val="ru-RU"/>
-        </w:rPr>
-        <w:t xml:space="preserve"> и однобокой</w:t>
-      </w:r>
-      <w:r>
-        <w:rPr>
-          <w:rFonts w:ascii="Times New Roman" w:hAnsi="Times New Roman" w:cs="Times New Roman"/>
-          <w:lang w:val="ru-RU"/>
-        </w:rPr>
-        <w:t>.</w:t>
-      </w:r>
-      <w:r>
-        <w:rPr>
-          <w:rFonts w:ascii="Times New Roman" w:hAnsi="Times New Roman" w:cs="Times New Roman"/>
-          <w:lang w:val="ru-RU"/>
-        </w:rPr>
-        <w:t xml:space="preserve"> </w:t>
-      </w:r>
-      <w:r>
-        <w:rPr>
-          <w:rFonts w:ascii="Times New Roman" w:hAnsi="Times New Roman" w:cs="Times New Roman"/>
-          <w:lang w:val="ru-RU"/>
-        </w:rPr>
-        <w:t>С</w:t>
-      </w:r>
-      <w:r>
-        <w:rPr>
-          <w:rFonts w:ascii="Times New Roman" w:hAnsi="Times New Roman" w:cs="Times New Roman"/>
-          <w:lang w:val="ru-RU"/>
-        </w:rPr>
-        <w:t xml:space="preserve">бор метрик </w:t>
-      </w:r>
-      <w:r>
-        <w:rPr>
-          <w:rFonts w:ascii="Times New Roman" w:hAnsi="Times New Roman" w:cs="Times New Roman"/>
-        </w:rPr>
-        <w:t>CPU</w:t>
-      </w:r>
-      <w:r>
-        <w:rPr>
-          <w:rFonts w:ascii="Times New Roman" w:hAnsi="Times New Roman" w:cs="Times New Roman"/>
-          <w:lang w:val="ru-RU"/>
-        </w:rPr>
-        <w:t xml:space="preserve">, </w:t>
-      </w:r>
-      <w:r>
-        <w:rPr>
-          <w:rFonts w:ascii="Times New Roman" w:hAnsi="Times New Roman" w:cs="Times New Roman"/>
-        </w:rPr>
-        <w:t>RAM</w:t>
-      </w:r>
-      <w:r>
-        <w:rPr>
-          <w:rFonts w:ascii="Times New Roman" w:hAnsi="Times New Roman" w:cs="Times New Roman"/>
-          <w:lang w:val="ru-RU"/>
-        </w:rPr>
-        <w:t xml:space="preserve">, </w:t>
-      </w:r>
-      <w:r>
-        <w:rPr>
-          <w:rFonts w:ascii="Times New Roman" w:hAnsi="Times New Roman" w:cs="Times New Roman"/>
-        </w:rPr>
-        <w:t>Latency</w:t>
-      </w:r>
-      <w:r>
-        <w:rPr>
-          <w:rFonts w:ascii="Times New Roman" w:hAnsi="Times New Roman" w:cs="Times New Roman"/>
-          <w:lang w:val="ru-RU"/>
-        </w:rPr>
-        <w:t xml:space="preserve"> и их анализ</w:t>
-      </w:r>
-      <w:r>
-        <w:rPr>
-          <w:rFonts w:ascii="Times New Roman" w:hAnsi="Times New Roman" w:cs="Times New Roman"/>
-          <w:lang w:val="ru-RU"/>
-        </w:rPr>
-        <w:t xml:space="preserve"> сейчас</w:t>
-      </w:r>
-      <w:r>
-        <w:rPr>
-          <w:rFonts w:ascii="Times New Roman" w:hAnsi="Times New Roman" w:cs="Times New Roman"/>
-          <w:lang w:val="ru-RU"/>
-        </w:rPr>
-        <w:t xml:space="preserve"> оценивает </w:t>
-      </w:r>
-      <w:r>
-        <w:rPr>
-          <w:rFonts w:ascii="Times New Roman" w:hAnsi="Times New Roman" w:cs="Times New Roman"/>
-          <w:lang w:val="ru-RU"/>
-        </w:rPr>
-        <w:t>только</w:t>
-      </w:r>
-      <w:r>
-        <w:rPr>
-          <w:rFonts w:ascii="Times New Roman" w:hAnsi="Times New Roman" w:cs="Times New Roman"/>
-          <w:lang w:val="ru-RU"/>
-        </w:rPr>
-        <w:t xml:space="preserve"> </w:t>
-      </w:r>
-      <w:r>
-        <w:rPr>
-          <w:rFonts w:ascii="Times New Roman" w:hAnsi="Times New Roman" w:cs="Times New Roman"/>
-          <w:lang w:val="ru-RU"/>
-        </w:rPr>
-        <w:t>производительность</w:t>
-      </w:r>
-      <w:r>
-        <w:rPr>
-          <w:rFonts w:ascii="Times New Roman" w:hAnsi="Times New Roman" w:cs="Times New Roman"/>
-          <w:lang w:val="ru-RU"/>
-        </w:rPr>
-        <w:t xml:space="preserve"> (вычислительной инфраструктуры)</w:t>
-      </w:r>
-      <w:r>
-        <w:rPr>
-          <w:rFonts w:ascii="Times New Roman" w:hAnsi="Times New Roman" w:cs="Times New Roman"/>
-          <w:lang w:val="ru-RU"/>
-        </w:rPr>
-        <w:t xml:space="preserve"> и состояние системы в момент нагрузки.</w:t>
-      </w:r>
-      <w:r>
-        <w:rPr>
-          <w:rFonts w:ascii="Times New Roman" w:hAnsi="Times New Roman" w:cs="Times New Roman"/>
-          <w:lang w:val="ru-RU"/>
-        </w:rPr>
-        <w:t xml:space="preserve"> В теме</w:t>
-      </w:r>
-      <w:r>
-        <w:rPr>
-          <w:rFonts w:ascii="Times New Roman" w:hAnsi="Times New Roman" w:cs="Times New Roman"/>
-          <w:lang w:val="ru-RU"/>
-        </w:rPr>
-        <w:t xml:space="preserve"> </w:t>
-      </w:r>
-      <w:r>
-        <w:rPr>
-          <w:rFonts w:ascii="Times New Roman" w:hAnsi="Times New Roman" w:cs="Times New Roman"/>
-          <w:lang w:val="ru-RU"/>
-        </w:rPr>
-        <w:t xml:space="preserve">указано </w:t>
-      </w:r>
-      <w:r>
-        <w:rPr>
-          <w:rFonts w:ascii="Times New Roman" w:hAnsi="Times New Roman" w:cs="Times New Roman"/>
-          <w:lang w:val="ru-RU"/>
-        </w:rPr>
-        <w:t xml:space="preserve">– </w:t>
-      </w:r>
-      <w:r>
-        <w:rPr>
-          <w:rFonts w:ascii="Times New Roman" w:hAnsi="Times New Roman" w:cs="Times New Roman"/>
-          <w:lang w:val="ru-RU"/>
-        </w:rPr>
-        <w:t>архитектурных решений</w:t>
-      </w:r>
-      <w:r>
-        <w:rPr>
-          <w:rFonts w:ascii="Times New Roman" w:hAnsi="Times New Roman" w:cs="Times New Roman"/>
-          <w:lang w:val="ru-RU"/>
-        </w:rPr>
-        <w:t>.</w:t>
-      </w:r>
-      <w:r>
-        <w:rPr>
-          <w:rFonts w:ascii="Times New Roman" w:hAnsi="Times New Roman" w:cs="Times New Roman"/>
-          <w:lang w:val="ru-RU"/>
-        </w:rPr>
-        <w:t xml:space="preserve"> Для анализа эффективности </w:t>
-      </w:r>
-      <w:r>
-        <w:rPr>
-          <w:rFonts w:ascii="Times New Roman" w:hAnsi="Times New Roman" w:cs="Times New Roman"/>
-          <w:lang w:val="ru-RU"/>
-        </w:rPr>
-        <w:t>архитектурных решений</w:t>
-      </w:r>
-      <w:r>
-        <w:rPr>
-          <w:rFonts w:ascii="Times New Roman" w:hAnsi="Times New Roman" w:cs="Times New Roman"/>
-          <w:lang w:val="ru-RU"/>
-        </w:rPr>
-        <w:t xml:space="preserve"> одних только инфраструктурных метрик </w:t>
-      </w:r>
-      <w:r>
-        <w:rPr>
-          <w:rFonts w:ascii="Times New Roman" w:hAnsi="Times New Roman" w:cs="Times New Roman"/>
-          <w:lang w:val="ru-RU"/>
-        </w:rPr>
-        <w:t>мало</w:t>
-      </w:r>
-      <w:r>
-        <w:rPr>
-          <w:rFonts w:ascii="Times New Roman" w:hAnsi="Times New Roman" w:cs="Times New Roman"/>
-          <w:lang w:val="ru-RU"/>
-        </w:rPr>
-        <w:t xml:space="preserve">. Эффективность </w:t>
-      </w:r>
-      <w:proofErr w:type="spellStart"/>
-      <w:r>
-        <w:rPr>
-          <w:rFonts w:ascii="Times New Roman" w:hAnsi="Times New Roman" w:cs="Times New Roman"/>
-          <w:lang w:val="ru-RU"/>
-        </w:rPr>
-        <w:t>микросервисной</w:t>
-      </w:r>
-      <w:proofErr w:type="spellEnd"/>
-      <w:r>
-        <w:rPr>
-          <w:rFonts w:ascii="Times New Roman" w:hAnsi="Times New Roman" w:cs="Times New Roman"/>
-          <w:lang w:val="ru-RU"/>
-        </w:rPr>
-        <w:t xml:space="preserve"> архитектуры определяется еще и структурными параметрами</w:t>
-      </w:r>
-      <w:r>
-        <w:rPr>
-          <w:rFonts w:ascii="Times New Roman" w:hAnsi="Times New Roman" w:cs="Times New Roman"/>
-          <w:lang w:val="ru-RU"/>
-        </w:rPr>
-        <w:t xml:space="preserve"> –</w:t>
-      </w:r>
-      <w:r>
-        <w:rPr>
-          <w:rFonts w:ascii="Times New Roman" w:hAnsi="Times New Roman" w:cs="Times New Roman"/>
-          <w:lang w:val="ru-RU"/>
-        </w:rPr>
-        <w:t xml:space="preserve"> связностью (</w:t>
-      </w:r>
-      <w:r>
-        <w:rPr>
-          <w:rFonts w:ascii="Times New Roman" w:hAnsi="Times New Roman" w:cs="Times New Roman"/>
-          <w:lang w:val="ru-RU"/>
-        </w:rPr>
-        <w:t xml:space="preserve">принятый английский термин </w:t>
-      </w:r>
-      <w:r>
-        <w:rPr>
-          <w:rFonts w:ascii="Times New Roman" w:hAnsi="Times New Roman" w:cs="Times New Roman"/>
-        </w:rPr>
-        <w:t>coupling</w:t>
-      </w:r>
-      <w:r>
-        <w:rPr>
-          <w:rFonts w:ascii="Times New Roman" w:hAnsi="Times New Roman" w:cs="Times New Roman"/>
-          <w:lang w:val="ru-RU"/>
-        </w:rPr>
-        <w:t xml:space="preserve">), </w:t>
-      </w:r>
-      <w:proofErr w:type="spellStart"/>
-      <w:r>
-        <w:rPr>
-          <w:rFonts w:ascii="Times New Roman" w:hAnsi="Times New Roman" w:cs="Times New Roman"/>
-          <w:lang w:val="ru-RU"/>
-        </w:rPr>
-        <w:t>сцепленностью</w:t>
-      </w:r>
-      <w:proofErr w:type="spellEnd"/>
-      <w:r>
-        <w:rPr>
-          <w:rFonts w:ascii="Times New Roman" w:hAnsi="Times New Roman" w:cs="Times New Roman"/>
-          <w:lang w:val="ru-RU"/>
-        </w:rPr>
-        <w:t xml:space="preserve"> (</w:t>
-      </w:r>
-      <w:r>
-        <w:rPr>
-          <w:rFonts w:ascii="Times New Roman" w:hAnsi="Times New Roman" w:cs="Times New Roman"/>
-        </w:rPr>
-        <w:t>cohesion</w:t>
-      </w:r>
-      <w:r>
-        <w:rPr>
-          <w:rFonts w:ascii="Times New Roman" w:hAnsi="Times New Roman" w:cs="Times New Roman"/>
-          <w:lang w:val="ru-RU"/>
-        </w:rPr>
-        <w:t>), устойчивостью к каскадным отказам (</w:t>
-      </w:r>
-      <w:r>
-        <w:rPr>
-          <w:rFonts w:ascii="Times New Roman" w:hAnsi="Times New Roman" w:cs="Times New Roman"/>
-        </w:rPr>
-        <w:t>resilience</w:t>
-      </w:r>
-      <w:r>
-        <w:rPr>
-          <w:rFonts w:ascii="Times New Roman" w:hAnsi="Times New Roman" w:cs="Times New Roman"/>
-          <w:lang w:val="ru-RU"/>
-        </w:rPr>
-        <w:t xml:space="preserve">), наличием единых </w:t>
-      </w:r>
-      <w:r>
-        <w:rPr>
-          <w:rFonts w:ascii="Times New Roman" w:hAnsi="Times New Roman" w:cs="Times New Roman"/>
-          <w:lang w:val="ru-RU"/>
-        </w:rPr>
-        <w:lastRenderedPageBreak/>
-        <w:t>точек отказа (</w:t>
-      </w:r>
-      <w:r>
-        <w:rPr>
-          <w:rFonts w:ascii="Times New Roman" w:hAnsi="Times New Roman" w:cs="Times New Roman"/>
-        </w:rPr>
-        <w:t>SPOF</w:t>
-      </w:r>
-      <w:r>
-        <w:rPr>
-          <w:rFonts w:ascii="Times New Roman" w:hAnsi="Times New Roman" w:cs="Times New Roman"/>
-          <w:lang w:val="ru-RU"/>
-        </w:rPr>
-        <w:t xml:space="preserve">) и топологией графа вызовов. Оценка архитектуры только по загрузке </w:t>
-      </w:r>
-      <w:r>
-        <w:rPr>
-          <w:rFonts w:ascii="Times New Roman" w:hAnsi="Times New Roman" w:cs="Times New Roman"/>
-        </w:rPr>
-        <w:t>CPU</w:t>
-      </w:r>
-      <w:r>
-        <w:rPr>
-          <w:rFonts w:ascii="Times New Roman" w:hAnsi="Times New Roman" w:cs="Times New Roman"/>
-          <w:lang w:val="ru-RU"/>
-        </w:rPr>
-        <w:t xml:space="preserve"> и </w:t>
-      </w:r>
-      <w:r>
-        <w:rPr>
-          <w:rFonts w:ascii="Times New Roman" w:hAnsi="Times New Roman" w:cs="Times New Roman"/>
-        </w:rPr>
-        <w:t>RAM</w:t>
-      </w:r>
-      <w:r>
-        <w:rPr>
-          <w:rFonts w:ascii="Times New Roman" w:hAnsi="Times New Roman" w:cs="Times New Roman"/>
-          <w:lang w:val="ru-RU"/>
-        </w:rPr>
-        <w:t xml:space="preserve"> </w:t>
-      </w:r>
-      <w:r>
-        <w:rPr>
-          <w:rFonts w:ascii="Times New Roman" w:hAnsi="Times New Roman" w:cs="Times New Roman"/>
-          <w:lang w:val="ru-RU"/>
-        </w:rPr>
-        <w:t>–</w:t>
-      </w:r>
-      <w:r>
-        <w:rPr>
-          <w:rFonts w:ascii="Times New Roman" w:hAnsi="Times New Roman" w:cs="Times New Roman"/>
-          <w:lang w:val="ru-RU"/>
-        </w:rPr>
-        <w:t xml:space="preserve"> </w:t>
-      </w:r>
-      <w:r>
-        <w:rPr>
-          <w:rFonts w:ascii="Times New Roman" w:hAnsi="Times New Roman" w:cs="Times New Roman"/>
-          <w:lang w:val="ru-RU"/>
-        </w:rPr>
-        <w:t>определени</w:t>
-      </w:r>
-      <w:r>
-        <w:rPr>
-          <w:rFonts w:ascii="Times New Roman" w:hAnsi="Times New Roman" w:cs="Times New Roman"/>
-          <w:lang w:val="ru-RU"/>
-        </w:rPr>
-        <w:t>е</w:t>
-      </w:r>
-      <w:r>
-        <w:rPr>
-          <w:rFonts w:ascii="Times New Roman" w:hAnsi="Times New Roman" w:cs="Times New Roman"/>
-          <w:lang w:val="ru-RU"/>
-        </w:rPr>
-        <w:t xml:space="preserve"> нужного числа подов</w:t>
-      </w:r>
-      <w:r>
-        <w:rPr>
-          <w:rFonts w:ascii="Times New Roman" w:hAnsi="Times New Roman" w:cs="Times New Roman"/>
-          <w:lang w:val="ru-RU"/>
-        </w:rPr>
-        <w:t xml:space="preserve"> и</w:t>
-      </w:r>
-      <w:r>
-        <w:rPr>
-          <w:rFonts w:ascii="Times New Roman" w:hAnsi="Times New Roman" w:cs="Times New Roman"/>
-          <w:lang w:val="ru-RU"/>
-        </w:rPr>
-        <w:t xml:space="preserve"> </w:t>
-      </w:r>
-      <w:r>
-        <w:rPr>
-          <w:rFonts w:ascii="Times New Roman" w:hAnsi="Times New Roman" w:cs="Times New Roman"/>
-          <w:lang w:val="ru-RU"/>
-        </w:rPr>
-        <w:t>не учитывает текущую архитект</w:t>
-      </w:r>
-      <w:r>
-        <w:rPr>
-          <w:rFonts w:ascii="Times New Roman" w:hAnsi="Times New Roman" w:cs="Times New Roman"/>
-          <w:lang w:val="ru-RU"/>
-        </w:rPr>
-        <w:t>у</w:t>
-      </w:r>
-      <w:r>
-        <w:rPr>
-          <w:rFonts w:ascii="Times New Roman" w:hAnsi="Times New Roman" w:cs="Times New Roman"/>
-          <w:lang w:val="ru-RU"/>
-        </w:rPr>
-        <w:t>ру</w:t>
-      </w:r>
-      <w:r>
-        <w:rPr>
-          <w:rFonts w:ascii="Times New Roman" w:hAnsi="Times New Roman" w:cs="Times New Roman"/>
-          <w:lang w:val="ru-RU"/>
-        </w:rPr>
-        <w:t>.</w:t>
-      </w:r>
     </w:p>
     <w:p>
       <w:pPr>
@@ -2252,14 +1953,351 @@
           <w:lang w:val="ru-RU"/>
         </w:rPr>
       </w:pPr>
-      <w:bookmarkStart w:id="2" w:name="терминология-стиль-и-опечатки"/>
-      <w:bookmarkEnd w:id="1"/>
-      <w:r>
-        <w:rPr>
-          <w:rFonts w:ascii="Times New Roman" w:hAnsi="Times New Roman" w:cs="Times New Roman"/>
-          <w:lang w:val="ru-RU"/>
-        </w:rPr>
-        <w:t xml:space="preserve">В тексте </w:t>
+      <w:r>
+        <w:rPr>
+          <w:rFonts w:ascii="Times New Roman" w:hAnsi="Times New Roman" w:cs="Times New Roman"/>
+          <w:lang w:val="ru-RU"/>
+        </w:rPr>
+        <w:t>В целом, сейчас методика выглядит очень слабой</w:t>
+      </w:r>
+      <w:r>
+        <w:rPr>
+          <w:rFonts w:ascii="Times New Roman" w:hAnsi="Times New Roman" w:cs="Times New Roman"/>
+          <w:lang w:val="ru-RU"/>
+        </w:rPr>
+        <w:t xml:space="preserve"> и однобокой</w:t>
+      </w:r>
+      <w:r>
+        <w:rPr>
+          <w:rFonts w:ascii="Times New Roman" w:hAnsi="Times New Roman" w:cs="Times New Roman"/>
+          <w:lang w:val="ru-RU"/>
+        </w:rPr>
+        <w:t>.</w:t>
+      </w:r>
+      <w:r>
+        <w:rPr>
+          <w:rFonts w:ascii="Times New Roman" w:hAnsi="Times New Roman" w:cs="Times New Roman"/>
+          <w:lang w:val="ru-RU"/>
+        </w:rPr>
+        <w:t xml:space="preserve"> </w:t>
+      </w:r>
+      <w:r>
+        <w:rPr>
+          <w:rFonts w:ascii="Times New Roman" w:hAnsi="Times New Roman" w:cs="Times New Roman"/>
+          <w:lang w:val="ru-RU"/>
+        </w:rPr>
+        <w:t>С</w:t>
+      </w:r>
+      <w:r>
+        <w:rPr>
+          <w:rFonts w:ascii="Times New Roman" w:hAnsi="Times New Roman" w:cs="Times New Roman"/>
+          <w:lang w:val="ru-RU"/>
+        </w:rPr>
+        <w:t xml:space="preserve">бор метрик </w:t>
+      </w:r>
+      <w:r>
+        <w:rPr>
+          <w:rFonts w:ascii="Times New Roman" w:hAnsi="Times New Roman" w:cs="Times New Roman"/>
+        </w:rPr>
+        <w:t>CPU</w:t>
+      </w:r>
+      <w:r>
+        <w:rPr>
+          <w:rFonts w:ascii="Times New Roman" w:hAnsi="Times New Roman" w:cs="Times New Roman"/>
+          <w:lang w:val="ru-RU"/>
+        </w:rPr>
+        <w:t xml:space="preserve">, </w:t>
+      </w:r>
+      <w:r>
+        <w:rPr>
+          <w:rFonts w:ascii="Times New Roman" w:hAnsi="Times New Roman" w:cs="Times New Roman"/>
+        </w:rPr>
+        <w:t>RAM</w:t>
+      </w:r>
+      <w:r>
+        <w:rPr>
+          <w:rFonts w:ascii="Times New Roman" w:hAnsi="Times New Roman" w:cs="Times New Roman"/>
+          <w:lang w:val="ru-RU"/>
+        </w:rPr>
+        <w:t xml:space="preserve">, </w:t>
+      </w:r>
+      <w:r>
+        <w:rPr>
+          <w:rFonts w:ascii="Times New Roman" w:hAnsi="Times New Roman" w:cs="Times New Roman"/>
+        </w:rPr>
+        <w:t>Latency</w:t>
+      </w:r>
+      <w:r>
+        <w:rPr>
+          <w:rFonts w:ascii="Times New Roman" w:hAnsi="Times New Roman" w:cs="Times New Roman"/>
+          <w:lang w:val="ru-RU"/>
+        </w:rPr>
+        <w:t xml:space="preserve"> и их анализ</w:t>
+      </w:r>
+      <w:r>
+        <w:rPr>
+          <w:rFonts w:ascii="Times New Roman" w:hAnsi="Times New Roman" w:cs="Times New Roman"/>
+          <w:lang w:val="ru-RU"/>
+        </w:rPr>
+        <w:t xml:space="preserve"> сейчас</w:t>
+      </w:r>
+      <w:r>
+        <w:rPr>
+          <w:rFonts w:ascii="Times New Roman" w:hAnsi="Times New Roman" w:cs="Times New Roman"/>
+          <w:lang w:val="ru-RU"/>
+        </w:rPr>
+        <w:t xml:space="preserve"> оценивает </w:t>
+      </w:r>
+      <w:r>
+        <w:rPr>
+          <w:rFonts w:ascii="Times New Roman" w:hAnsi="Times New Roman" w:cs="Times New Roman"/>
+          <w:lang w:val="ru-RU"/>
+        </w:rPr>
+        <w:t>только</w:t>
+      </w:r>
+      <w:r>
+        <w:rPr>
+          <w:rFonts w:ascii="Times New Roman" w:hAnsi="Times New Roman" w:cs="Times New Roman"/>
+          <w:lang w:val="ru-RU"/>
+        </w:rPr>
+        <w:t xml:space="preserve"> </w:t>
+      </w:r>
+      <w:r>
+        <w:rPr>
+          <w:rFonts w:ascii="Times New Roman" w:hAnsi="Times New Roman" w:cs="Times New Roman"/>
+          <w:lang w:val="ru-RU"/>
+        </w:rPr>
+        <w:t>производительность</w:t>
+      </w:r>
+      <w:r>
+        <w:rPr>
+          <w:rFonts w:ascii="Times New Roman" w:hAnsi="Times New Roman" w:cs="Times New Roman"/>
+          <w:lang w:val="ru-RU"/>
+        </w:rPr>
+        <w:t xml:space="preserve"> (вычислительной </w:t>
+      </w:r>
+      <w:r>
+        <w:rPr>
+          <w:rFonts w:ascii="Times New Roman" w:hAnsi="Times New Roman" w:cs="Times New Roman"/>
+          <w:lang w:val="ru-RU"/>
+        </w:rPr>
+        <w:lastRenderedPageBreak/>
+        <w:t>инфраструктуры)</w:t>
+      </w:r>
+      <w:r>
+        <w:rPr>
+          <w:rFonts w:ascii="Times New Roman" w:hAnsi="Times New Roman" w:cs="Times New Roman"/>
+          <w:lang w:val="ru-RU"/>
+        </w:rPr>
+        <w:t xml:space="preserve"> и состояние системы в момент нагрузки.</w:t>
+      </w:r>
+      <w:r>
+        <w:rPr>
+          <w:rFonts w:ascii="Times New Roman" w:hAnsi="Times New Roman" w:cs="Times New Roman"/>
+          <w:lang w:val="ru-RU"/>
+        </w:rPr>
+        <w:t xml:space="preserve"> В теме</w:t>
+      </w:r>
+      <w:r>
+        <w:rPr>
+          <w:rFonts w:ascii="Times New Roman" w:hAnsi="Times New Roman" w:cs="Times New Roman"/>
+          <w:lang w:val="ru-RU"/>
+        </w:rPr>
+        <w:t xml:space="preserve"> </w:t>
+      </w:r>
+      <w:r>
+        <w:rPr>
+          <w:rFonts w:ascii="Times New Roman" w:hAnsi="Times New Roman" w:cs="Times New Roman"/>
+          <w:lang w:val="ru-RU"/>
+        </w:rPr>
+        <w:t xml:space="preserve">указано </w:t>
+      </w:r>
+      <w:r>
+        <w:rPr>
+          <w:rFonts w:ascii="Times New Roman" w:hAnsi="Times New Roman" w:cs="Times New Roman"/>
+          <w:lang w:val="ru-RU"/>
+        </w:rPr>
+        <w:t xml:space="preserve">– </w:t>
+      </w:r>
+      <w:r>
+        <w:rPr>
+          <w:rFonts w:ascii="Times New Roman" w:hAnsi="Times New Roman" w:cs="Times New Roman"/>
+          <w:lang w:val="ru-RU"/>
+        </w:rPr>
+        <w:t>архитектурных решений</w:t>
+      </w:r>
+      <w:r>
+        <w:rPr>
+          <w:rFonts w:ascii="Times New Roman" w:hAnsi="Times New Roman" w:cs="Times New Roman"/>
+          <w:lang w:val="ru-RU"/>
+        </w:rPr>
+        <w:t>.</w:t>
+      </w:r>
+      <w:r>
+        <w:rPr>
+          <w:rFonts w:ascii="Times New Roman" w:hAnsi="Times New Roman" w:cs="Times New Roman"/>
+          <w:lang w:val="ru-RU"/>
+        </w:rPr>
+        <w:t xml:space="preserve"> Для анализа эффективности </w:t>
+      </w:r>
+      <w:r>
+        <w:rPr>
+          <w:rFonts w:ascii="Times New Roman" w:hAnsi="Times New Roman" w:cs="Times New Roman"/>
+          <w:lang w:val="ru-RU"/>
+        </w:rPr>
+        <w:t>архитектурных решений</w:t>
+      </w:r>
+      <w:r>
+        <w:rPr>
+          <w:rFonts w:ascii="Times New Roman" w:hAnsi="Times New Roman" w:cs="Times New Roman"/>
+          <w:lang w:val="ru-RU"/>
+        </w:rPr>
+        <w:t xml:space="preserve"> одних только инфраструктурных метрик </w:t>
+      </w:r>
+      <w:r>
+        <w:rPr>
+          <w:rFonts w:ascii="Times New Roman" w:hAnsi="Times New Roman" w:cs="Times New Roman"/>
+          <w:lang w:val="ru-RU"/>
+        </w:rPr>
+        <w:t>мало</w:t>
+      </w:r>
+      <w:r>
+        <w:rPr>
+          <w:rFonts w:ascii="Times New Roman" w:hAnsi="Times New Roman" w:cs="Times New Roman"/>
+          <w:lang w:val="ru-RU"/>
+        </w:rPr>
+        <w:t xml:space="preserve">. Эффективность </w:t>
+      </w:r>
+      <w:proofErr w:type="spellStart"/>
+      <w:r>
+        <w:rPr>
+          <w:rFonts w:ascii="Times New Roman" w:hAnsi="Times New Roman" w:cs="Times New Roman"/>
+          <w:lang w:val="ru-RU"/>
+        </w:rPr>
+        <w:t>микросервисной</w:t>
+      </w:r>
+      <w:proofErr w:type="spellEnd"/>
+      <w:r>
+        <w:rPr>
+          <w:rFonts w:ascii="Times New Roman" w:hAnsi="Times New Roman" w:cs="Times New Roman"/>
+          <w:lang w:val="ru-RU"/>
+        </w:rPr>
+        <w:t xml:space="preserve"> архитектуры определяется еще и структурными параметрами</w:t>
+      </w:r>
+      <w:r>
+        <w:rPr>
+          <w:rFonts w:ascii="Times New Roman" w:hAnsi="Times New Roman" w:cs="Times New Roman"/>
+          <w:lang w:val="ru-RU"/>
+        </w:rPr>
+        <w:t xml:space="preserve"> –</w:t>
+      </w:r>
+      <w:r>
+        <w:rPr>
+          <w:rFonts w:ascii="Times New Roman" w:hAnsi="Times New Roman" w:cs="Times New Roman"/>
+          <w:lang w:val="ru-RU"/>
+        </w:rPr>
+        <w:t xml:space="preserve"> связностью (</w:t>
+      </w:r>
+      <w:r>
+        <w:rPr>
+          <w:rFonts w:ascii="Times New Roman" w:hAnsi="Times New Roman" w:cs="Times New Roman"/>
+          <w:lang w:val="ru-RU"/>
+        </w:rPr>
+        <w:t xml:space="preserve">принятый английский термин </w:t>
+      </w:r>
+      <w:r>
+        <w:rPr>
+          <w:rFonts w:ascii="Times New Roman" w:hAnsi="Times New Roman" w:cs="Times New Roman"/>
+        </w:rPr>
+        <w:t>coupling</w:t>
+      </w:r>
+      <w:r>
+        <w:rPr>
+          <w:rFonts w:ascii="Times New Roman" w:hAnsi="Times New Roman" w:cs="Times New Roman"/>
+          <w:lang w:val="ru-RU"/>
+        </w:rPr>
+        <w:t xml:space="preserve">), </w:t>
+      </w:r>
+      <w:proofErr w:type="spellStart"/>
+      <w:r>
+        <w:rPr>
+          <w:rFonts w:ascii="Times New Roman" w:hAnsi="Times New Roman" w:cs="Times New Roman"/>
+          <w:lang w:val="ru-RU"/>
+        </w:rPr>
+        <w:t>сцепленностью</w:t>
+      </w:r>
+      <w:proofErr w:type="spellEnd"/>
+      <w:r>
+        <w:rPr>
+          <w:rFonts w:ascii="Times New Roman" w:hAnsi="Times New Roman" w:cs="Times New Roman"/>
+          <w:lang w:val="ru-RU"/>
+        </w:rPr>
+        <w:t xml:space="preserve"> (</w:t>
+      </w:r>
+      <w:r>
+        <w:rPr>
+          <w:rFonts w:ascii="Times New Roman" w:hAnsi="Times New Roman" w:cs="Times New Roman"/>
+        </w:rPr>
+        <w:t>cohesion</w:t>
+      </w:r>
+      <w:r>
+        <w:rPr>
+          <w:rFonts w:ascii="Times New Roman" w:hAnsi="Times New Roman" w:cs="Times New Roman"/>
+          <w:lang w:val="ru-RU"/>
+        </w:rPr>
+        <w:t>), устойчивостью к каскадным отказам (</w:t>
+      </w:r>
+      <w:r>
+        <w:rPr>
+          <w:rFonts w:ascii="Times New Roman" w:hAnsi="Times New Roman" w:cs="Times New Roman"/>
+        </w:rPr>
+        <w:t>resilience</w:t>
+      </w:r>
+      <w:r>
+        <w:rPr>
+          <w:rFonts w:ascii="Times New Roman" w:hAnsi="Times New Roman" w:cs="Times New Roman"/>
+          <w:lang w:val="ru-RU"/>
+        </w:rPr>
+        <w:t>), наличием единых точек отказа (</w:t>
+      </w:r>
+      <w:r>
+        <w:rPr>
+          <w:rFonts w:ascii="Times New Roman" w:hAnsi="Times New Roman" w:cs="Times New Roman"/>
+        </w:rPr>
+        <w:t>SPOF</w:t>
+      </w:r>
+      <w:r>
+        <w:rPr>
+          <w:rFonts w:ascii="Times New Roman" w:hAnsi="Times New Roman" w:cs="Times New Roman"/>
+          <w:lang w:val="ru-RU"/>
+        </w:rPr>
+        <w:t xml:space="preserve">) и топологией графа вызовов. Оценка архитектуры только по загрузке </w:t>
+      </w:r>
+      <w:r>
+        <w:rPr>
+          <w:rFonts w:ascii="Times New Roman" w:hAnsi="Times New Roman" w:cs="Times New Roman"/>
+        </w:rPr>
+        <w:t>CPU</w:t>
+      </w:r>
+      <w:r>
+        <w:rPr>
+          <w:rFonts w:ascii="Times New Roman" w:hAnsi="Times New Roman" w:cs="Times New Roman"/>
+          <w:lang w:val="ru-RU"/>
+        </w:rPr>
+        <w:t xml:space="preserve"> и </w:t>
+      </w:r>
+      <w:r>
+        <w:rPr>
+          <w:rFonts w:ascii="Times New Roman" w:hAnsi="Times New Roman" w:cs="Times New Roman"/>
+        </w:rPr>
+        <w:t>RAM</w:t>
+      </w:r>
+      <w:r>
+        <w:rPr>
+          <w:rFonts w:ascii="Times New Roman" w:hAnsi="Times New Roman" w:cs="Times New Roman"/>
+          <w:lang w:val="ru-RU"/>
+        </w:rPr>
+        <w:t xml:space="preserve"> </w:t>
       </w:r>
       <w:r>
         <w:rPr>
@@ -2273,81 +2311,63 @@
           <w:rFonts w:ascii="Times New Roman" w:hAnsi="Times New Roman" w:cs="Times New Roman"/>
           <w:lang w:val="ru-RU"/>
         </w:rPr>
-        <w:t xml:space="preserve"> «система построена по принципу: один сервис – один под». В архитектуре</w:t>
-      </w:r>
-      <w:r>
-        <w:rPr>
-          <w:rFonts w:ascii="Times New Roman" w:hAnsi="Times New Roman" w:cs="Times New Roman"/>
-          <w:lang w:val="ru-RU"/>
-        </w:rPr>
-        <w:t xml:space="preserve"> информационной системы</w:t>
-      </w:r>
-      <w:r>
-        <w:rPr>
-          <w:rFonts w:ascii="Times New Roman" w:hAnsi="Times New Roman" w:cs="Times New Roman"/>
-          <w:lang w:val="ru-RU"/>
-        </w:rPr>
         <w:t xml:space="preserve"> </w:t>
       </w:r>
-      <w:proofErr w:type="spellStart"/>
-      <w:r>
-        <w:rPr>
-          <w:rFonts w:ascii="Times New Roman" w:hAnsi="Times New Roman" w:cs="Times New Roman"/>
-          <w:lang w:val="ru-RU"/>
-        </w:rPr>
-        <w:t>микросервис</w:t>
-      </w:r>
-      <w:proofErr w:type="spellEnd"/>
-      <w:r>
-        <w:rPr>
-          <w:rFonts w:ascii="Times New Roman" w:hAnsi="Times New Roman" w:cs="Times New Roman"/>
-          <w:lang w:val="ru-RU"/>
-        </w:rPr>
-        <w:t xml:space="preserve"> – это логическая единица, разворачиваемая в виде </w:t>
-      </w:r>
-      <w:r>
-        <w:rPr>
-          <w:rFonts w:ascii="Times New Roman" w:hAnsi="Times New Roman" w:cs="Times New Roman"/>
-          <w:lang w:val="ru-RU"/>
-        </w:rPr>
-        <w:t>деплоя или набора реплик</w:t>
-      </w:r>
-      <w:r>
-        <w:rPr>
-          <w:rFonts w:ascii="Times New Roman" w:hAnsi="Times New Roman" w:cs="Times New Roman"/>
-          <w:lang w:val="ru-RU"/>
-        </w:rPr>
-        <w:t xml:space="preserve"> с множеством подов. </w:t>
-      </w:r>
-      <w:r>
-        <w:rPr>
-          <w:rFonts w:ascii="Times New Roman" w:hAnsi="Times New Roman" w:cs="Times New Roman"/>
-          <w:lang w:val="ru-RU"/>
-        </w:rPr>
-        <w:t xml:space="preserve">Называть </w:t>
-      </w:r>
-      <w:proofErr w:type="spellStart"/>
-      <w:r>
-        <w:rPr>
-          <w:rFonts w:ascii="Times New Roman" w:hAnsi="Times New Roman" w:cs="Times New Roman"/>
-          <w:lang w:val="ru-RU"/>
-        </w:rPr>
-        <w:t>микросервис</w:t>
-      </w:r>
-      <w:proofErr w:type="spellEnd"/>
-      <w:r>
-        <w:rPr>
-          <w:rFonts w:ascii="Times New Roman" w:hAnsi="Times New Roman" w:cs="Times New Roman"/>
-          <w:lang w:val="ru-RU"/>
-        </w:rPr>
-        <w:t xml:space="preserve"> «подом» </w:t>
-      </w:r>
-      <w:r>
-        <w:rPr>
-          <w:rFonts w:ascii="Times New Roman" w:hAnsi="Times New Roman" w:cs="Times New Roman"/>
-          <w:lang w:val="ru-RU"/>
-        </w:rPr>
-        <w:t>– неправильно</w:t>
+      <w:r>
+        <w:rPr>
+          <w:rFonts w:ascii="Times New Roman" w:hAnsi="Times New Roman" w:cs="Times New Roman"/>
+          <w:lang w:val="ru-RU"/>
+        </w:rPr>
+        <w:t>определени</w:t>
+      </w:r>
+      <w:r>
+        <w:rPr>
+          <w:rFonts w:ascii="Times New Roman" w:hAnsi="Times New Roman" w:cs="Times New Roman"/>
+          <w:lang w:val="ru-RU"/>
+        </w:rPr>
+        <w:t>е</w:t>
+      </w:r>
+      <w:r>
+        <w:rPr>
+          <w:rFonts w:ascii="Times New Roman" w:hAnsi="Times New Roman" w:cs="Times New Roman"/>
+          <w:lang w:val="ru-RU"/>
+        </w:rPr>
+        <w:t xml:space="preserve"> нужного числа подов</w:t>
+      </w:r>
+      <w:r>
+        <w:rPr>
+          <w:rFonts w:ascii="Times New Roman" w:hAnsi="Times New Roman" w:cs="Times New Roman"/>
+          <w:lang w:val="ru-RU"/>
+        </w:rPr>
+        <w:t xml:space="preserve"> и</w:t>
+      </w:r>
+      <w:r>
+        <w:rPr>
+          <w:rFonts w:ascii="Times New Roman" w:hAnsi="Times New Roman" w:cs="Times New Roman"/>
+          <w:lang w:val="ru-RU"/>
+        </w:rPr>
+        <w:t xml:space="preserve"> </w:t>
+      </w:r>
+      <w:r>
+        <w:rPr>
+          <w:rFonts w:ascii="Times New Roman" w:hAnsi="Times New Roman" w:cs="Times New Roman"/>
+          <w:lang w:val="ru-RU"/>
+        </w:rPr>
+        <w:t>не учитывает текущую архитект</w:t>
+      </w:r>
+      <w:r>
+        <w:rPr>
+          <w:rFonts w:ascii="Times New Roman" w:hAnsi="Times New Roman" w:cs="Times New Roman"/>
+          <w:lang w:val="ru-RU"/>
+        </w:rPr>
+        <w:t>у</w:t>
+      </w:r>
+      <w:r>
+        <w:rPr>
+          <w:rFonts w:ascii="Times New Roman" w:hAnsi="Times New Roman" w:cs="Times New Roman"/>
+          <w:lang w:val="ru-RU"/>
+        </w:rPr>
+        <w:t>ру</w:t>
       </w:r>
       <w:r>
         <w:rPr>
@@ -2368,71 +2388,6 @@
           <w:lang w:val="ru-RU"/>
         </w:rPr>
       </w:pPr>
-      <w:r>
-        <w:rPr>
-          <w:rFonts w:ascii="Times New Roman" w:hAnsi="Times New Roman" w:cs="Times New Roman"/>
-          <w:lang w:val="ru-RU"/>
-        </w:rPr>
-        <w:t xml:space="preserve">В тексте – </w:t>
-      </w:r>
-      <w:r>
-        <w:rPr>
-          <w:rFonts w:ascii="Times New Roman" w:hAnsi="Times New Roman" w:cs="Times New Roman"/>
-          <w:lang w:val="ru-RU"/>
-        </w:rPr>
-        <w:t xml:space="preserve">«балансировка </w:t>
-      </w:r>
-      <w:proofErr w:type="spellStart"/>
-      <w:r>
-        <w:rPr>
-          <w:rFonts w:ascii="Times New Roman" w:hAnsi="Times New Roman" w:cs="Times New Roman"/>
-          <w:lang w:val="ru-RU"/>
-        </w:rPr>
-        <w:t>микросервисного</w:t>
-      </w:r>
-      <w:proofErr w:type="spellEnd"/>
-      <w:r>
-        <w:rPr>
-          <w:rFonts w:ascii="Times New Roman" w:hAnsi="Times New Roman" w:cs="Times New Roman"/>
-          <w:lang w:val="ru-RU"/>
-        </w:rPr>
-        <w:t xml:space="preserve"> паттерна». Паттерн – это шаблон проектирования</w:t>
-      </w:r>
-      <w:r>
-        <w:rPr>
-          <w:rFonts w:ascii="Times New Roman" w:hAnsi="Times New Roman" w:cs="Times New Roman"/>
-          <w:lang w:val="ru-RU"/>
-        </w:rPr>
-        <w:t xml:space="preserve"> (</w:t>
-      </w:r>
-      <w:r>
-        <w:rPr>
-          <w:rFonts w:ascii="Times New Roman" w:hAnsi="Times New Roman" w:cs="Times New Roman"/>
-          <w:lang w:val="ru-RU"/>
-        </w:rPr>
-        <w:t>абстрактный</w:t>
-      </w:r>
-      <w:r>
-        <w:rPr>
-          <w:rFonts w:ascii="Times New Roman" w:hAnsi="Times New Roman" w:cs="Times New Roman"/>
-          <w:lang w:val="ru-RU"/>
-        </w:rPr>
-        <w:t>)</w:t>
-      </w:r>
-      <w:r>
-        <w:rPr>
-          <w:rFonts w:ascii="Times New Roman" w:hAnsi="Times New Roman" w:cs="Times New Roman"/>
-          <w:lang w:val="ru-RU"/>
-        </w:rPr>
-        <w:t xml:space="preserve">, его физически невозможно балансировать. </w:t>
-      </w:r>
-      <w:r>
-        <w:rPr>
-          <w:rFonts w:ascii="Times New Roman" w:hAnsi="Times New Roman" w:cs="Times New Roman"/>
-          <w:lang w:val="ru-RU"/>
-        </w:rPr>
-        <w:t>Балансируют приложение или кластер.</w:t>
-      </w:r>
     </w:p>
     <w:p>
       <w:pPr>
@@ -2445,35 +2400,16 @@
           <w:lang w:val="ru-RU"/>
         </w:rPr>
       </w:pPr>
-      <w:r>
-        <w:rPr>
-          <w:rFonts w:ascii="Times New Roman" w:hAnsi="Times New Roman" w:cs="Times New Roman"/>
-          <w:lang w:val="ru-RU"/>
-        </w:rPr>
-        <w:t>Положения, выносимые на защиту</w:t>
-      </w:r>
-      <w:r>
-        <w:rPr>
-          <w:rFonts w:ascii="Times New Roman" w:hAnsi="Times New Roman" w:cs="Times New Roman"/>
-          <w:lang w:val="ru-RU"/>
-        </w:rPr>
-        <w:t>, пункт 1</w:t>
-      </w:r>
-      <w:r>
-        <w:rPr>
-          <w:rFonts w:ascii="Times New Roman" w:hAnsi="Times New Roman" w:cs="Times New Roman"/>
-          <w:b/>
-          <w:bCs/>
-          <w:lang w:val="ru-RU"/>
-        </w:rPr>
-        <w:t xml:space="preserve"> –</w:t>
-      </w:r>
-      <w:r>
-        <w:rPr>
-          <w:rFonts w:ascii="Times New Roman" w:hAnsi="Times New Roman" w:cs="Times New Roman"/>
-          <w:lang w:val="ru-RU"/>
-        </w:rPr>
-        <w:t xml:space="preserve"> «Оценка эффективности…». Оценка – это результат, на защиту выносится сама методика, модель или алгоритм. В пункте 2 </w:t>
+      <w:bookmarkStart w:id="11" w:name="терминология-стиль-и-опечатки"/>
+      <w:bookmarkEnd w:id="1"/>
+      <w:commentRangeStart w:id="12"/>
+      <w:commentRangeStart w:id="13"/>
+      <w:r>
+        <w:rPr>
+          <w:rFonts w:ascii="Times New Roman" w:hAnsi="Times New Roman" w:cs="Times New Roman"/>
+          <w:lang w:val="ru-RU"/>
+        </w:rPr>
+        <w:t xml:space="preserve">В тексте </w:t>
       </w:r>
       <w:r>
         <w:rPr>
@@ -2487,14 +2423,102 @@
           <w:rFonts w:ascii="Times New Roman" w:hAnsi="Times New Roman" w:cs="Times New Roman"/>
           <w:lang w:val="ru-RU"/>
         </w:rPr>
-        <w:t>балансировщик, хотя по теме должна выноситься сама информационная система.</w:t>
-      </w:r>
-      <w:r>
-        <w:rPr>
-          <w:rFonts w:ascii="Times New Roman" w:hAnsi="Times New Roman" w:cs="Times New Roman"/>
-          <w:lang w:val="ru-RU"/>
-        </w:rPr>
-        <w:t xml:space="preserve"> Вообще с положения выносимыми на защиту не надо торопиться, обычно это формулируется в конце.</w:t>
+        <w:t xml:space="preserve"> «система построена по принципу: один сервис – один под». В архитектуре</w:t>
+      </w:r>
+      <w:r>
+        <w:rPr>
+          <w:rFonts w:ascii="Times New Roman" w:hAnsi="Times New Roman" w:cs="Times New Roman"/>
+          <w:lang w:val="ru-RU"/>
+        </w:rPr>
+        <w:t xml:space="preserve"> информационной системы</w:t>
+      </w:r>
+      <w:r>
+        <w:rPr>
+          <w:rFonts w:ascii="Times New Roman" w:hAnsi="Times New Roman" w:cs="Times New Roman"/>
+          <w:lang w:val="ru-RU"/>
+        </w:rPr>
+        <w:t xml:space="preserve"> </w:t>
+      </w:r>
+      <w:proofErr w:type="spellStart"/>
+      <w:r>
+        <w:rPr>
+          <w:rFonts w:ascii="Times New Roman" w:hAnsi="Times New Roman" w:cs="Times New Roman"/>
+          <w:lang w:val="ru-RU"/>
+        </w:rPr>
+        <w:t>микросервис</w:t>
+      </w:r>
+      <w:proofErr w:type="spellEnd"/>
+      <w:r>
+        <w:rPr>
+          <w:rFonts w:ascii="Times New Roman" w:hAnsi="Times New Roman" w:cs="Times New Roman"/>
+          <w:lang w:val="ru-RU"/>
+        </w:rPr>
+        <w:t xml:space="preserve"> – это логическая единица, разворачиваемая в виде </w:t>
+      </w:r>
+      <w:r>
+        <w:rPr>
+          <w:rFonts w:ascii="Times New Roman" w:hAnsi="Times New Roman" w:cs="Times New Roman"/>
+          <w:lang w:val="ru-RU"/>
+        </w:rPr>
+        <w:t>деплоя или набора реплик</w:t>
+      </w:r>
+      <w:r>
+        <w:rPr>
+          <w:rFonts w:ascii="Times New Roman" w:hAnsi="Times New Roman" w:cs="Times New Roman"/>
+          <w:lang w:val="ru-RU"/>
+        </w:rPr>
+        <w:t xml:space="preserve"> с множеством подов. </w:t>
+      </w:r>
+      <w:r>
+        <w:rPr>
+          <w:rFonts w:ascii="Times New Roman" w:hAnsi="Times New Roman" w:cs="Times New Roman"/>
+          <w:lang w:val="ru-RU"/>
+        </w:rPr>
+        <w:t xml:space="preserve">Называть </w:t>
+      </w:r>
+      <w:proofErr w:type="spellStart"/>
+      <w:r>
+        <w:rPr>
+          <w:rFonts w:ascii="Times New Roman" w:hAnsi="Times New Roman" w:cs="Times New Roman"/>
+          <w:lang w:val="ru-RU"/>
+        </w:rPr>
+        <w:t>микросервис</w:t>
+      </w:r>
+      <w:proofErr w:type="spellEnd"/>
+      <w:r>
+        <w:rPr>
+          <w:rFonts w:ascii="Times New Roman" w:hAnsi="Times New Roman" w:cs="Times New Roman"/>
+          <w:lang w:val="ru-RU"/>
+        </w:rPr>
+        <w:t xml:space="preserve"> «подом» </w:t>
+      </w:r>
+      <w:r>
+        <w:rPr>
+          <w:rFonts w:ascii="Times New Roman" w:hAnsi="Times New Roman" w:cs="Times New Roman"/>
+          <w:lang w:val="ru-RU"/>
+        </w:rPr>
+        <w:t>– неправильно</w:t>
+      </w:r>
+      <w:r>
+        <w:rPr>
+          <w:rFonts w:ascii="Times New Roman" w:hAnsi="Times New Roman" w:cs="Times New Roman"/>
+          <w:lang w:val="ru-RU"/>
+        </w:rPr>
+        <w:t>.</w:t>
+      </w:r>
+      <w:commentRangeEnd w:id="12"/>
+      <w:r>
+        <w:rPr>
+          <w:rStyle w:val="af1"/>
+        </w:rPr>
+        <w:commentReference w:id="12"/>
+      </w:r>
+      <w:commentRangeEnd w:id="13"/>
+      <w:r>
+        <w:rPr>
+          <w:rStyle w:val="af1"/>
+        </w:rPr>
+        <w:commentReference w:id="13"/>
       </w:r>
     </w:p>
     <w:p>
@@ -2508,62 +2532,6 @@
           <w:lang w:val="ru-RU"/>
         </w:rPr>
       </w:pPr>
-      <w:r>
-        <w:rPr>
-          <w:rFonts w:ascii="Times New Roman" w:hAnsi="Times New Roman" w:cs="Times New Roman"/>
-          <w:lang w:val="ru-RU"/>
-        </w:rPr>
-        <w:t>Нельзя писать от первого лица</w:t>
-      </w:r>
-      <w:r>
-        <w:rPr>
-          <w:rFonts w:ascii="Times New Roman" w:hAnsi="Times New Roman" w:cs="Times New Roman"/>
-          <w:lang w:val="ru-RU"/>
-        </w:rPr>
-        <w:t xml:space="preserve"> («мною был произведен анализ»)</w:t>
-      </w:r>
-      <w:r>
-        <w:rPr>
-          <w:rFonts w:ascii="Times New Roman" w:hAnsi="Times New Roman" w:cs="Times New Roman"/>
-          <w:lang w:val="ru-RU"/>
-        </w:rPr>
-        <w:t>, надо</w:t>
-      </w:r>
-      <w:r>
-        <w:rPr>
-          <w:rFonts w:ascii="Times New Roman" w:hAnsi="Times New Roman" w:cs="Times New Roman"/>
-          <w:lang w:val="ru-RU"/>
-        </w:rPr>
-        <w:t xml:space="preserve"> писать обезличенно</w:t>
-      </w:r>
-      <w:r>
-        <w:rPr>
-          <w:rFonts w:ascii="Times New Roman" w:hAnsi="Times New Roman" w:cs="Times New Roman"/>
-          <w:lang w:val="ru-RU"/>
-        </w:rPr>
-        <w:t xml:space="preserve"> (просто «</w:t>
-      </w:r>
-      <w:r>
-        <w:rPr>
-          <w:rFonts w:ascii="Times New Roman" w:hAnsi="Times New Roman" w:cs="Times New Roman"/>
-          <w:lang w:val="ru-RU"/>
-        </w:rPr>
-        <w:t>произведен анализ»</w:t>
-      </w:r>
-      <w:r>
-        <w:rPr>
-          <w:rFonts w:ascii="Times New Roman" w:hAnsi="Times New Roman" w:cs="Times New Roman"/>
-          <w:lang w:val="ru-RU"/>
-        </w:rPr>
-        <w:t>)</w:t>
-      </w:r>
-      <w:r>
-        <w:rPr>
-          <w:rFonts w:ascii="Times New Roman" w:hAnsi="Times New Roman" w:cs="Times New Roman"/>
-          <w:lang w:val="ru-RU"/>
-        </w:rPr>
-        <w:t>.</w:t>
-      </w:r>
     </w:p>
     <w:p>
       <w:pPr>
@@ -2576,19 +2544,86 @@
           <w:lang w:val="ru-RU"/>
         </w:rPr>
       </w:pPr>
-      <w:r>
-        <w:rPr>
-          <w:rFonts w:ascii="Times New Roman" w:hAnsi="Times New Roman" w:cs="Times New Roman"/>
-          <w:lang w:val="ru-RU"/>
-        </w:rPr>
-        <w:t>В тексте опечатки («МЕТОДТИКА ОЦЕНИВАНИЯ», «Степень разработанность темы», «эффективности информационной системе»), дважды скопирован абзац «Однако в текущих условиях сбой…», несогласованные предложения («Достоверность… обеспечивается результатов работы подтверждается»).</w:t>
-      </w:r>
-      <w:r>
-        <w:rPr>
-          <w:rFonts w:ascii="Times New Roman" w:hAnsi="Times New Roman" w:cs="Times New Roman"/>
-          <w:lang w:val="ru-RU"/>
-        </w:rPr>
-        <w:t xml:space="preserve"> Читайте.</w:t>
+      <w:commentRangeStart w:id="14"/>
+      <w:commentRangeStart w:id="15"/>
+      <w:r>
+        <w:rPr>
+          <w:rFonts w:ascii="Times New Roman" w:hAnsi="Times New Roman" w:cs="Times New Roman"/>
+          <w:lang w:val="ru-RU"/>
+        </w:rPr>
+        <w:t xml:space="preserve">В тексте – </w:t>
+      </w:r>
+      <w:r>
+        <w:rPr>
+          <w:rFonts w:ascii="Times New Roman" w:hAnsi="Times New Roman" w:cs="Times New Roman"/>
+          <w:lang w:val="ru-RU"/>
+        </w:rPr>
+        <w:t xml:space="preserve">«балансировка </w:t>
+      </w:r>
+      <w:proofErr w:type="spellStart"/>
+      <w:r>
+        <w:rPr>
+          <w:rFonts w:ascii="Times New Roman" w:hAnsi="Times New Roman" w:cs="Times New Roman"/>
+          <w:lang w:val="ru-RU"/>
+        </w:rPr>
+        <w:t>микросервисного</w:t>
+      </w:r>
+      <w:proofErr w:type="spellEnd"/>
+      <w:r>
+        <w:rPr>
+          <w:rFonts w:ascii="Times New Roman" w:hAnsi="Times New Roman" w:cs="Times New Roman"/>
+          <w:lang w:val="ru-RU"/>
+        </w:rPr>
+        <w:t xml:space="preserve"> паттерна». Паттерн – это шаблон проектирования</w:t>
+      </w:r>
+      <w:r>
+        <w:rPr>
+          <w:rFonts w:ascii="Times New Roman" w:hAnsi="Times New Roman" w:cs="Times New Roman"/>
+          <w:lang w:val="ru-RU"/>
+        </w:rPr>
+        <w:t xml:space="preserve"> (</w:t>
+      </w:r>
+      <w:r>
+        <w:rPr>
+          <w:rFonts w:ascii="Times New Roman" w:hAnsi="Times New Roman" w:cs="Times New Roman"/>
+          <w:lang w:val="ru-RU"/>
+        </w:rPr>
+        <w:t>абстрактный</w:t>
+      </w:r>
+      <w:r>
+        <w:rPr>
+          <w:rFonts w:ascii="Times New Roman" w:hAnsi="Times New Roman" w:cs="Times New Roman"/>
+          <w:lang w:val="ru-RU"/>
+        </w:rPr>
+        <w:t>)</w:t>
+      </w:r>
+      <w:r>
+        <w:rPr>
+          <w:rFonts w:ascii="Times New Roman" w:hAnsi="Times New Roman" w:cs="Times New Roman"/>
+          <w:lang w:val="ru-RU"/>
+        </w:rPr>
+        <w:t xml:space="preserve">, его физически невозможно балансировать. </w:t>
+      </w:r>
+      <w:r>
+        <w:rPr>
+          <w:rFonts w:ascii="Times New Roman" w:hAnsi="Times New Roman" w:cs="Times New Roman"/>
+          <w:lang w:val="ru-RU"/>
+        </w:rPr>
+        <w:t>Балансируют приложение или кластер.</w:t>
+      </w:r>
+      <w:commentRangeEnd w:id="14"/>
+      <w:r>
+        <w:rPr>
+          <w:rStyle w:val="af1"/>
+        </w:rPr>
+        <w:commentReference w:id="14"/>
+      </w:r>
+      <w:commentRangeEnd w:id="15"/>
+      <w:r>
+        <w:rPr>
+          <w:rStyle w:val="af1"/>
+        </w:rPr>
+        <w:commentReference w:id="15"/>
       </w:r>
     </w:p>
     <w:p>
@@ -2619,10 +2654,235 @@
           <w:rFonts w:ascii="Times New Roman" w:hAnsi="Times New Roman" w:cs="Times New Roman"/>
           <w:lang w:val="ru-RU"/>
         </w:rPr>
+        <w:t>Положения, выносимые на защиту</w:t>
+      </w:r>
+      <w:r>
+        <w:rPr>
+          <w:rFonts w:ascii="Times New Roman" w:hAnsi="Times New Roman" w:cs="Times New Roman"/>
+          <w:lang w:val="ru-RU"/>
+        </w:rPr>
+        <w:t>, пункт 1</w:t>
+      </w:r>
+      <w:r>
+        <w:rPr>
+          <w:rFonts w:ascii="Times New Roman" w:hAnsi="Times New Roman" w:cs="Times New Roman"/>
+          <w:b/>
+          <w:bCs/>
+          <w:lang w:val="ru-RU"/>
+        </w:rPr>
+        <w:t xml:space="preserve"> –</w:t>
+      </w:r>
+      <w:r>
+        <w:rPr>
+          <w:rFonts w:ascii="Times New Roman" w:hAnsi="Times New Roman" w:cs="Times New Roman"/>
+          <w:lang w:val="ru-RU"/>
+        </w:rPr>
+        <w:t xml:space="preserve"> «Оценка эффективности…». Оценка – это результат, на защиту выносится сама методика, модель или алгоритм. В пункте 2 </w:t>
+      </w:r>
+      <w:r>
+        <w:rPr>
+          <w:rFonts w:ascii="Times New Roman" w:hAnsi="Times New Roman" w:cs="Times New Roman"/>
+          <w:lang w:val="ru-RU"/>
+        </w:rPr>
+        <w:t>–</w:t>
+      </w:r>
+      <w:r>
+        <w:rPr>
+          <w:rFonts w:ascii="Times New Roman" w:hAnsi="Times New Roman" w:cs="Times New Roman"/>
+          <w:lang w:val="ru-RU"/>
+        </w:rPr>
+        <w:t>балансировщик, хотя по теме должна выноситься сама информационная система.</w:t>
+      </w:r>
+      <w:r>
+        <w:rPr>
+          <w:rFonts w:ascii="Times New Roman" w:hAnsi="Times New Roman" w:cs="Times New Roman"/>
+          <w:lang w:val="ru-RU"/>
+        </w:rPr>
+        <w:t xml:space="preserve"> Вообще с положения выносимыми на защиту не надо торопиться, обычно это формулируется в конце.</w:t>
+      </w:r>
+    </w:p>
+    <w:p>
+      <w:pPr>
+        <w:pStyle w:val="Compact"/>
+        <w:spacing w:before="0" w:after="0"/>
+        <w:ind w:firstLine="720"/>
+        <w:jc w:val="both"/>
+        <w:rPr>
+          <w:rFonts w:ascii="Times New Roman" w:hAnsi="Times New Roman" w:cs="Times New Roman"/>
+          <w:lang w:val="ru-RU"/>
+        </w:rPr>
+      </w:pPr>
+    </w:p>
+    <w:p>
+      <w:pPr>
+        <w:pStyle w:val="Compact"/>
+        <w:spacing w:before="0" w:after="0"/>
+        <w:ind w:firstLine="720"/>
+        <w:jc w:val="both"/>
+        <w:rPr>
+          <w:rFonts w:ascii="Times New Roman" w:hAnsi="Times New Roman" w:cs="Times New Roman"/>
+          <w:lang w:val="ru-RU"/>
+        </w:rPr>
+      </w:pPr>
+      <w:commentRangeStart w:id="16"/>
+      <w:commentRangeStart w:id="17"/>
+      <w:r>
+        <w:rPr>
+          <w:rFonts w:ascii="Times New Roman" w:hAnsi="Times New Roman" w:cs="Times New Roman"/>
+          <w:lang w:val="ru-RU"/>
+        </w:rPr>
+        <w:t>Нельзя писать от первого лица</w:t>
+      </w:r>
+      <w:r>
+        <w:rPr>
+          <w:rFonts w:ascii="Times New Roman" w:hAnsi="Times New Roman" w:cs="Times New Roman"/>
+          <w:lang w:val="ru-RU"/>
+        </w:rPr>
+        <w:t xml:space="preserve"> («мною был произведен анализ»)</w:t>
+      </w:r>
+      <w:r>
+        <w:rPr>
+          <w:rFonts w:ascii="Times New Roman" w:hAnsi="Times New Roman" w:cs="Times New Roman"/>
+          <w:lang w:val="ru-RU"/>
+        </w:rPr>
+        <w:t>, надо</w:t>
+      </w:r>
+      <w:r>
+        <w:rPr>
+          <w:rFonts w:ascii="Times New Roman" w:hAnsi="Times New Roman" w:cs="Times New Roman"/>
+          <w:lang w:val="ru-RU"/>
+        </w:rPr>
+        <w:t xml:space="preserve"> писать обезличенно</w:t>
+      </w:r>
+      <w:r>
+        <w:rPr>
+          <w:rFonts w:ascii="Times New Roman" w:hAnsi="Times New Roman" w:cs="Times New Roman"/>
+          <w:lang w:val="ru-RU"/>
+        </w:rPr>
+        <w:t xml:space="preserve"> (просто «</w:t>
+      </w:r>
+      <w:r>
+        <w:rPr>
+          <w:rFonts w:ascii="Times New Roman" w:hAnsi="Times New Roman" w:cs="Times New Roman"/>
+          <w:lang w:val="ru-RU"/>
+        </w:rPr>
+        <w:t>произведен анализ»</w:t>
+      </w:r>
+      <w:r>
+        <w:rPr>
+          <w:rFonts w:ascii="Times New Roman" w:hAnsi="Times New Roman" w:cs="Times New Roman"/>
+          <w:lang w:val="ru-RU"/>
+        </w:rPr>
+        <w:t>)</w:t>
+      </w:r>
+      <w:r>
+        <w:rPr>
+          <w:rFonts w:ascii="Times New Roman" w:hAnsi="Times New Roman" w:cs="Times New Roman"/>
+          <w:lang w:val="ru-RU"/>
+        </w:rPr>
+        <w:t>.</w:t>
+      </w:r>
+      <w:commentRangeEnd w:id="16"/>
+      <w:r>
+        <w:rPr>
+          <w:rStyle w:val="af1"/>
+        </w:rPr>
+        <w:commentReference w:id="16"/>
+      </w:r>
+      <w:commentRangeEnd w:id="17"/>
+      <w:r>
+        <w:rPr>
+          <w:rStyle w:val="af1"/>
+        </w:rPr>
+        <w:commentReference w:id="17"/>
+      </w:r>
+    </w:p>
+    <w:p>
+      <w:pPr>
+        <w:pStyle w:val="Compact"/>
+        <w:spacing w:before="0" w:after="0"/>
+        <w:ind w:firstLine="720"/>
+        <w:jc w:val="both"/>
+        <w:rPr>
+          <w:rFonts w:ascii="Times New Roman" w:hAnsi="Times New Roman" w:cs="Times New Roman"/>
+          <w:lang w:val="ru-RU"/>
+        </w:rPr>
+      </w:pPr>
+    </w:p>
+    <w:p>
+      <w:pPr>
+        <w:pStyle w:val="Compact"/>
+        <w:spacing w:before="0" w:after="0"/>
+        <w:ind w:firstLine="720"/>
+        <w:jc w:val="both"/>
+        <w:rPr>
+          <w:rFonts w:ascii="Times New Roman" w:hAnsi="Times New Roman" w:cs="Times New Roman"/>
+          <w:lang w:val="ru-RU"/>
+        </w:rPr>
+      </w:pPr>
+      <w:commentRangeStart w:id="18"/>
+      <w:commentRangeStart w:id="19"/>
+      <w:r>
+        <w:rPr>
+          <w:rFonts w:ascii="Times New Roman" w:hAnsi="Times New Roman" w:cs="Times New Roman"/>
+          <w:lang w:val="ru-RU"/>
+        </w:rPr>
+        <w:t>В тексте опечатки («МЕТОДТИКА ОЦЕНИВАНИЯ», «Степень разработанность темы», «эффективности информационной системе»), дважды скопирован абзац «Однако в текущих условиях сбой…», несогласованные предложения («Достоверность… обеспечивается результатов работы подтверждается»).</w:t>
+      </w:r>
+      <w:r>
+        <w:rPr>
+          <w:rFonts w:ascii="Times New Roman" w:hAnsi="Times New Roman" w:cs="Times New Roman"/>
+          <w:lang w:val="ru-RU"/>
+        </w:rPr>
+        <w:t xml:space="preserve"> Читайте.</w:t>
+      </w:r>
+      <w:commentRangeEnd w:id="18"/>
+      <w:r>
+        <w:rPr>
+          <w:rStyle w:val="af1"/>
+        </w:rPr>
+        <w:commentReference w:id="18"/>
+      </w:r>
+      <w:commentRangeEnd w:id="19"/>
+      <w:r>
+        <w:rPr>
+          <w:rStyle w:val="af1"/>
+        </w:rPr>
+        <w:commentReference w:id="19"/>
+      </w:r>
+    </w:p>
+    <w:p>
+      <w:pPr>
+        <w:pStyle w:val="Compact"/>
+        <w:spacing w:before="0" w:after="0"/>
+        <w:ind w:firstLine="720"/>
+        <w:jc w:val="both"/>
+        <w:rPr>
+          <w:rFonts w:ascii="Times New Roman" w:hAnsi="Times New Roman" w:cs="Times New Roman"/>
+          <w:lang w:val="ru-RU"/>
+        </w:rPr>
+      </w:pPr>
+    </w:p>
+    <w:p>
+      <w:pPr>
+        <w:pStyle w:val="Compact"/>
+        <w:spacing w:before="0" w:after="0"/>
+        <w:ind w:firstLine="720"/>
+        <w:jc w:val="both"/>
+        <w:rPr>
+          <w:rFonts w:ascii="Times New Roman" w:hAnsi="Times New Roman" w:cs="Times New Roman"/>
+          <w:lang w:val="ru-RU"/>
+        </w:rPr>
+      </w:pPr>
+      <w:r>
+        <w:rPr>
+          <w:rFonts w:ascii="Times New Roman" w:hAnsi="Times New Roman" w:cs="Times New Roman"/>
+          <w:lang w:val="ru-RU"/>
+        </w:rPr>
         <w:t xml:space="preserve">Теперь как должна работать система. </w:t>
       </w:r>
-      <w:bookmarkStart w:id="3" w:name="X62c054dbfc801a0b0d12c7c6d655dc7897fab5c"/>
-      <w:bookmarkEnd w:id="2"/>
+      <w:bookmarkStart w:id="20" w:name="X62c054dbfc801a0b0d12c7c6d655dc7897fab5c"/>
+      <w:bookmarkEnd w:id="11"/>
       <w:r>
         <w:rPr>
           <w:rFonts w:ascii="Times New Roman" w:hAnsi="Times New Roman" w:cs="Times New Roman"/>
@@ -3306,7 +3566,15 @@
           <w:rFonts w:ascii="Times New Roman" w:hAnsi="Times New Roman" w:cs="Times New Roman"/>
           <w:lang w:val="ru-RU"/>
         </w:rPr>
-        <w:t xml:space="preserve">. Например, если два сервиса потребляют излишние сетевые ресурсы и при этом имеют сильную структурную связность, это архитектурный дефект. </w:t>
+        <w:t xml:space="preserve">. Например, если два сервиса потребляют излишние сетевые ресурсы и при этом </w:t>
+      </w:r>
+      <w:r>
+        <w:rPr>
+          <w:rFonts w:ascii="Times New Roman" w:hAnsi="Times New Roman" w:cs="Times New Roman"/>
+          <w:lang w:val="ru-RU"/>
+        </w:rPr>
+        <w:lastRenderedPageBreak/>
+        <w:t xml:space="preserve">имеют сильную структурную связность, это архитектурный дефект. </w:t>
       </w:r>
       <w:r>
         <w:rPr>
@@ -3526,8 +3794,8 @@
           <w:lang w:val="ru-RU"/>
         </w:rPr>
       </w:pPr>
-      <w:bookmarkStart w:id="4" w:name="X4e2a6c1bbc36d47b236a3295a420cd4f71ae31f"/>
-      <w:bookmarkEnd w:id="3"/>
+      <w:bookmarkStart w:id="21" w:name="X4e2a6c1bbc36d47b236a3295a420cd4f71ae31f"/>
+      <w:bookmarkEnd w:id="20"/>
       <w:r>
         <w:rPr>
           <w:rFonts w:ascii="Times New Roman" w:hAnsi="Times New Roman" w:cs="Times New Roman"/>
@@ -3589,7 +3857,6 @@
         <w:rPr>
           <w:rFonts w:ascii="Times New Roman" w:hAnsi="Times New Roman" w:cs="Times New Roman"/>
         </w:rPr>
-        <w:lastRenderedPageBreak/>
         <w:t>OpenTelemetry</w:t>
       </w:r>
       <w:proofErr w:type="spellEnd"/>
@@ -4411,7 +4678,7 @@
           <w:lang w:val="ru-RU"/>
         </w:rPr>
       </w:pPr>
-      <w:bookmarkStart w:id="5" w:name="рекомендуемая-нормативная-база"/>
+      <w:bookmarkStart w:id="22" w:name="рекомендуемая-нормативная-база"/>
     </w:p>
     <w:p>
       <w:pPr>
@@ -4527,6 +4794,7 @@
           <w:rFonts w:ascii="Times New Roman" w:hAnsi="Times New Roman" w:cs="Times New Roman"/>
           <w:lang w:val="ru-RU"/>
         </w:rPr>
+        <w:lastRenderedPageBreak/>
         <w:t xml:space="preserve">ГОСТ Р ИСО/МЭК 25023-2021 (введен взамен старых редакций с 01.01.2022; международный аналог </w:t>
       </w:r>
       <w:r>
@@ -4836,15 +5104,7 @@
           <w:rFonts w:ascii="Times New Roman" w:hAnsi="Times New Roman" w:cs="Times New Roman"/>
           <w:lang w:val="ru-RU"/>
         </w:rPr>
-        <w:t xml:space="preserve">– </w:t>
-      </w:r>
-      <w:r>
-        <w:rPr>
-          <w:rFonts w:ascii="Times New Roman" w:hAnsi="Times New Roman" w:cs="Times New Roman"/>
-          <w:lang w:val="ru-RU"/>
-        </w:rPr>
-        <w:lastRenderedPageBreak/>
-        <w:t xml:space="preserve">для </w:t>
+        <w:t xml:space="preserve">– для </w:t>
       </w:r>
       <w:r>
         <w:rPr>
@@ -4895,8 +5155,8 @@
         </w:rPr>
         <w:t xml:space="preserve"> создания и требования к разрабатываемой информационной системе.</w:t>
       </w:r>
-      <w:bookmarkEnd w:id="4"/>
-      <w:bookmarkEnd w:id="5"/>
+      <w:bookmarkEnd w:id="21"/>
+      <w:bookmarkEnd w:id="22"/>
     </w:p>
     <w:sectPr>
       <w:footnotePr>
@@ -4908,6 +5168,431 @@
     </w:sectPr>
   </w:body>
 </w:document>
+</file>
+
+<file path=word/comments.xml><?xml version="1.0" encoding="utf-8"?>
+<w:comments xmlns:wpc="http://schemas.microsoft.com/office/word/2010/wordprocessingCanvas" xmlns:cx="http://schemas.microsoft.com/office/drawing/2014/chartex" xmlns:cx1="http://schemas.microsoft.com/office/drawing/2015/9/8/chartex" xmlns:cx2="http://schemas.microsoft.com/office/drawing/2015/10/21/chartex" xmlns:cx3="http://schemas.microsoft.com/office/drawing/2016/5/9/chartex" xmlns:cx4="http://schemas.microsoft.com/office/drawing/2016/5/10/chartex" xmlns:cx5="http://schemas.microsoft.com/office/drawing/2016/5/11/chartex" xmlns:cx6="http://schemas.microsoft.com/office/drawing/2016/5/12/chartex" xmlns:cx7="http://schemas.microsoft.com/office/drawing/2016/5/13/chartex" xmlns:cx8="http://schemas.microsoft.com/office/drawing/2016/5/14/chartex" xmlns:mc="http://schemas.openxmlformats.org/markup-compatibility/2006" xmlns:aink="http://schemas.microsoft.com/office/drawing/2016/ink" xmlns:am3d="http://schemas.microsoft.com/office/drawing/2017/model3d" xmlns:o="urn:schemas-microsoft-com:office:office" xmlns:oel="http://schemas.microsoft.com/office/2019/extlst" xmlns:r="http://schemas.openxmlformats.org/officeDocument/2006/relationships" xmlns:m="http://schemas.openxmlformats.org/officeDocument/2006/math" xmlns:v="urn:schemas-microsoft-com:vml" xmlns:wp14="http://schemas.microsoft.com/office/word/2010/wordprocessingDrawing" xmlns:wp="http://schemas.openxmlformats.org/drawingml/2006/wordprocessingDrawing" xmlns:w10="urn:schemas-microsoft-com:office:word" xmlns:w="http://schemas.openxmlformats.org/wordprocessingml/2006/main" xmlns:w14="http://schemas.microsoft.com/office/word/2010/wordml" xmlns:w15="http://schemas.microsoft.com/office/word/2012/wordml" xmlns:w16cex="http://schemas.microsoft.com/office/word/2018/wordml/cex" xmlns:w16cid="http://schemas.microsoft.com/office/word/2016/wordml/cid" xmlns:w16="http://schemas.microsoft.com/office/word/2018/wordml" xmlns:w16sdtdh="http://schemas.microsoft.com/office/word/2020/wordml/sdtdatahash" xmlns:w16se="http://schemas.microsoft.com/office/word/2015/wordml/symex" xmlns:wpg="http://schemas.microsoft.com/office/word/2010/wordprocessingGroup" xmlns:wpi="http://schemas.microsoft.com/office/word/2010/wordprocessingInk" xmlns:wne="http://schemas.microsoft.com/office/word/2006/wordml" xmlns:wps="http://schemas.microsoft.com/office/word/2010/wordprocessingShape" mc:Ignorable="w14 w15 w16se w16cid w16 w16cex w16sdtdh wp14">
+  <w:comment w:id="2" w:author="Радмир Кузургалиев" w:date="2026-10-21T12:20:00Z" w:initials="РК">
+    <w:p>
+      <w:pPr>
+        <w:pStyle w:val="af2"/>
+        <w:rPr>
+          <w:lang w:val="ru-RU"/>
+        </w:rPr>
+      </w:pPr>
+      <w:r>
+        <w:rPr>
+          <w:rStyle w:val="af1"/>
+        </w:rPr>
+        <w:annotationRef/>
+      </w:r>
+      <w:r>
+        <w:rPr>
+          <w:lang w:val="ru-RU"/>
+        </w:rPr>
+        <w:t xml:space="preserve">Не будет разложении на </w:t>
+      </w:r>
+      <w:r>
+        <w:t>GET</w:t>
+      </w:r>
+      <w:r>
+        <w:rPr>
+          <w:lang w:val="ru-RU"/>
+        </w:rPr>
+        <w:t>/</w:t>
+      </w:r>
+      <w:r>
+        <w:t>POST</w:t>
+      </w:r>
+      <w:r>
+        <w:rPr>
+          <w:lang w:val="ru-RU"/>
+        </w:rPr>
+        <w:t xml:space="preserve"> и т.д. всё будет использовать в качестве скаляра</w:t>
+      </w:r>
+    </w:p>
+  </w:comment>
+  <w:comment w:id="3" w:author="Радмир Кузургалиев" w:date="2026-10-21T12:21:00Z" w:initials="РК">
+    <w:p>
+      <w:pPr>
+        <w:pStyle w:val="af2"/>
+      </w:pPr>
+      <w:r>
+        <w:rPr>
+          <w:rStyle w:val="af1"/>
+        </w:rPr>
+        <w:annotationRef/>
+      </w:r>
+    </w:p>
+  </w:comment>
+  <w:comment w:id="4" w:author="Радмир Кузургалиев" w:date="2026-10-21T12:17:00Z" w:initials="РК">
+    <w:p>
+      <w:pPr>
+        <w:pStyle w:val="af2"/>
+        <w:rPr>
+          <w:lang w:val="ru-RU"/>
+        </w:rPr>
+      </w:pPr>
+      <w:r>
+        <w:rPr>
+          <w:rStyle w:val="af1"/>
+        </w:rPr>
+        <w:annotationRef/>
+      </w:r>
+      <w:r>
+        <w:rPr>
+          <w:lang w:val="ru-RU"/>
+        </w:rPr>
+        <w:t xml:space="preserve">Не будет ни </w:t>
+      </w:r>
+      <w:proofErr w:type="spellStart"/>
+      <w:r>
+        <w:rPr>
+          <w:lang w:val="ru-RU"/>
+        </w:rPr>
+        <w:t>лин</w:t>
+      </w:r>
+      <w:proofErr w:type="spellEnd"/>
+      <w:r>
+        <w:rPr>
+          <w:lang w:val="ru-RU"/>
+        </w:rPr>
+        <w:t>. регрессии, ни биекции</w:t>
+      </w:r>
+    </w:p>
+  </w:comment>
+  <w:comment w:id="5" w:author="Радмир Кузургалиев" w:date="2026-10-21T12:18:00Z" w:initials="РК">
+    <w:p>
+      <w:pPr>
+        <w:pStyle w:val="af2"/>
+        <w:rPr>
+          <w:lang w:val="ru-RU"/>
+        </w:rPr>
+      </w:pPr>
+      <w:r>
+        <w:rPr>
+          <w:rStyle w:val="af1"/>
+        </w:rPr>
+        <w:annotationRef/>
+      </w:r>
+    </w:p>
+  </w:comment>
+  <w:comment w:id="6" w:author="Радмир Кузургалиев" w:date="2026-10-21T12:18:00Z" w:initials="РК">
+    <w:p>
+      <w:pPr>
+        <w:pStyle w:val="af2"/>
+        <w:rPr>
+          <w:lang w:val="ru-RU"/>
+        </w:rPr>
+      </w:pPr>
+      <w:r>
+        <w:rPr>
+          <w:rStyle w:val="af1"/>
+        </w:rPr>
+        <w:annotationRef/>
+      </w:r>
+      <w:r>
+        <w:rPr>
+          <w:lang w:val="ru-RU"/>
+        </w:rPr>
+        <w:t>Не будет этого модуля</w:t>
+      </w:r>
+    </w:p>
+  </w:comment>
+  <w:comment w:id="7" w:author="Радмир Кузургалиев" w:date="2026-10-21T12:18:00Z" w:initials="РК">
+    <w:p>
+      <w:pPr>
+        <w:pStyle w:val="af2"/>
+      </w:pPr>
+      <w:r>
+        <w:rPr>
+          <w:rStyle w:val="af1"/>
+        </w:rPr>
+        <w:annotationRef/>
+      </w:r>
+    </w:p>
+  </w:comment>
+  <w:comment w:id="8" w:author="Радмир Кузургалиев" w:date="2026-10-21T12:19:00Z" w:initials="РК">
+    <w:p>
+      <w:pPr>
+        <w:pStyle w:val="af2"/>
+        <w:rPr>
+          <w:lang w:val="ru-RU"/>
+        </w:rPr>
+      </w:pPr>
+      <w:r>
+        <w:rPr>
+          <w:rStyle w:val="af1"/>
+        </w:rPr>
+        <w:annotationRef/>
+      </w:r>
+      <w:r>
+        <w:rPr>
+          <w:lang w:val="ru-RU"/>
+        </w:rPr>
+        <w:t xml:space="preserve">Идея об </w:t>
+      </w:r>
+      <w:r>
+        <w:t>SVD</w:t>
+      </w:r>
+      <w:r>
+        <w:rPr>
+          <w:lang w:val="ru-RU"/>
+        </w:rPr>
+        <w:t>-разложении будет используется в определении низкой/высокой связности</w:t>
+      </w:r>
+    </w:p>
+  </w:comment>
+  <w:comment w:id="9" w:author="Радмир Кузургалиев" w:date="2026-10-21T12:20:00Z" w:initials="РК">
+    <w:p>
+      <w:pPr>
+        <w:pStyle w:val="af2"/>
+      </w:pPr>
+      <w:r>
+        <w:rPr>
+          <w:rStyle w:val="af1"/>
+        </w:rPr>
+        <w:annotationRef/>
+      </w:r>
+    </w:p>
+  </w:comment>
+  <w:comment w:id="10" w:author="Радмир Кузургалиев" w:date="2026-10-21T12:20:00Z" w:initials="РК">
+    <w:p>
+      <w:pPr>
+        <w:pStyle w:val="af2"/>
+      </w:pPr>
+      <w:r>
+        <w:rPr>
+          <w:rStyle w:val="af1"/>
+        </w:rPr>
+        <w:annotationRef/>
+      </w:r>
+    </w:p>
+  </w:comment>
+  <w:comment w:id="12" w:author="Радмир Кузургалиев" w:date="2026-10-21T12:23:00Z" w:initials="РК">
+    <w:p>
+      <w:pPr>
+        <w:pStyle w:val="af2"/>
+        <w:rPr>
+          <w:lang w:val="ru-RU"/>
+        </w:rPr>
+      </w:pPr>
+      <w:r>
+        <w:rPr>
+          <w:rStyle w:val="af1"/>
+        </w:rPr>
+        <w:annotationRef/>
+      </w:r>
+      <w:r>
+        <w:rPr>
+          <w:lang w:val="ru-RU"/>
+        </w:rPr>
+        <w:t>Поды использоваться не будут</w:t>
+      </w:r>
+    </w:p>
+  </w:comment>
+  <w:comment w:id="13" w:author="Радмир Кузургалиев" w:date="2026-10-21T12:24:00Z" w:initials="РК">
+    <w:p>
+      <w:pPr>
+        <w:pStyle w:val="af2"/>
+        <w:rPr>
+          <w:lang w:val="ru-RU"/>
+        </w:rPr>
+      </w:pPr>
+      <w:r>
+        <w:rPr>
+          <w:rStyle w:val="af1"/>
+        </w:rPr>
+        <w:annotationRef/>
+      </w:r>
+    </w:p>
+  </w:comment>
+  <w:comment w:id="14" w:author="Радмир Кузургалиев" w:date="2026-10-21T12:25:00Z" w:initials="РК">
+    <w:p>
+      <w:pPr>
+        <w:pStyle w:val="af2"/>
+        <w:rPr>
+          <w:lang w:val="ru-RU"/>
+        </w:rPr>
+      </w:pPr>
+      <w:r>
+        <w:rPr>
+          <w:rStyle w:val="af1"/>
+        </w:rPr>
+        <w:annotationRef/>
+      </w:r>
+      <w:r>
+        <w:rPr>
+          <w:lang w:val="ru-RU"/>
+        </w:rPr>
+        <w:t xml:space="preserve">Ок, не проблема, балансируем приложение на основе </w:t>
+      </w:r>
+      <w:proofErr w:type="spellStart"/>
+      <w:r>
+        <w:rPr>
+          <w:lang w:val="ru-RU"/>
+        </w:rPr>
+        <w:t>микросервисного</w:t>
+      </w:r>
+      <w:proofErr w:type="spellEnd"/>
+      <w:r>
+        <w:rPr>
+          <w:lang w:val="ru-RU"/>
+        </w:rPr>
+        <w:t xml:space="preserve"> паттерна</w:t>
+      </w:r>
+    </w:p>
+  </w:comment>
+  <w:comment w:id="15" w:author="Радмир Кузургалиев" w:date="2026-10-21T12:25:00Z" w:initials="РК">
+    <w:p>
+      <w:pPr>
+        <w:pStyle w:val="af2"/>
+      </w:pPr>
+      <w:r>
+        <w:rPr>
+          <w:rStyle w:val="af1"/>
+        </w:rPr>
+        <w:annotationRef/>
+      </w:r>
+    </w:p>
+  </w:comment>
+  <w:comment w:id="16" w:author="Радмир Кузургалиев" w:date="2026-10-21T12:25:00Z" w:initials="РК">
+    <w:p>
+      <w:pPr>
+        <w:pStyle w:val="af2"/>
+        <w:rPr>
+          <w:lang w:val="ru-RU"/>
+        </w:rPr>
+      </w:pPr>
+      <w:r>
+        <w:rPr>
+          <w:rStyle w:val="af1"/>
+        </w:rPr>
+        <w:annotationRef/>
+      </w:r>
+      <w:r>
+        <w:rPr>
+          <w:lang w:val="ru-RU"/>
+        </w:rPr>
+        <w:t>Опечатка</w:t>
+      </w:r>
+    </w:p>
+  </w:comment>
+  <w:comment w:id="17" w:author="Радмир Кузургалиев" w:date="2026-10-21T12:25:00Z" w:initials="РК">
+    <w:p>
+      <w:pPr>
+        <w:pStyle w:val="af2"/>
+      </w:pPr>
+      <w:r>
+        <w:rPr>
+          <w:rStyle w:val="af1"/>
+        </w:rPr>
+        <w:annotationRef/>
+      </w:r>
+    </w:p>
+  </w:comment>
+  <w:comment w:id="18" w:author="Радмир Кузургалиев" w:date="2026-10-21T12:23:00Z" w:initials="РК">
+    <w:p>
+      <w:pPr>
+        <w:pStyle w:val="af2"/>
+        <w:rPr>
+          <w:lang w:val="ru-RU"/>
+        </w:rPr>
+      </w:pPr>
+      <w:r>
+        <w:rPr>
+          <w:rStyle w:val="af1"/>
+        </w:rPr>
+        <w:annotationRef/>
+      </w:r>
+      <w:r>
+        <w:rPr>
+          <w:lang w:val="ru-RU"/>
+        </w:rPr>
+        <w:t>Просто опечатки</w:t>
+      </w:r>
+    </w:p>
+  </w:comment>
+  <w:comment w:id="19" w:author="Радмир Кузургалиев" w:date="2026-10-21T12:23:00Z" w:initials="РК">
+    <w:p>
+      <w:pPr>
+        <w:pStyle w:val="af2"/>
+      </w:pPr>
+      <w:r>
+        <w:rPr>
+          <w:rStyle w:val="af1"/>
+        </w:rPr>
+        <w:annotationRef/>
+      </w:r>
+    </w:p>
+  </w:comment>
+</w:comments>
+</file>
+
+<file path=word/commentsExtended.xml><?xml version="1.0" encoding="utf-8"?>
+<w15:commentsEx xmlns:wpc="http://schemas.microsoft.com/office/word/2010/wordprocessingCanvas" xmlns:cx="http://schemas.microsoft.com/office/drawing/2014/chartex" xmlns:cx1="http://schemas.microsoft.com/office/drawing/2015/9/8/chartex" xmlns:cx2="http://schemas.microsoft.com/office/drawing/2015/10/21/chartex" xmlns:cx3="http://schemas.microsoft.com/office/drawing/2016/5/9/chartex" xmlns:cx4="http://schemas.microsoft.com/office/drawing/2016/5/10/chartex" xmlns:cx5="http://schemas.microsoft.com/office/drawing/2016/5/11/chartex" xmlns:cx6="http://schemas.microsoft.com/office/drawing/2016/5/12/chartex" xmlns:cx7="http://schemas.microsoft.com/office/drawing/2016/5/13/chartex" xmlns:cx8="http://schemas.microsoft.com/office/drawing/2016/5/14/chartex" xmlns:mc="http://schemas.openxmlformats.org/markup-compatibility/2006" xmlns:aink="http://schemas.microsoft.com/office/drawing/2016/ink" xmlns:am3d="http://schemas.microsoft.com/office/drawing/2017/model3d" xmlns:o="urn:schemas-microsoft-com:office:office" xmlns:oel="http://schemas.microsoft.com/office/2019/extlst" xmlns:r="http://schemas.openxmlformats.org/officeDocument/2006/relationships" xmlns:m="http://schemas.openxmlformats.org/officeDocument/2006/math" xmlns:v="urn:schemas-microsoft-com:vml" xmlns:wp14="http://schemas.microsoft.com/office/word/2010/wordprocessingDrawing" xmlns:wp="http://schemas.openxmlformats.org/drawingml/2006/wordprocessingDrawing" xmlns:w10="urn:schemas-microsoft-com:office:word" xmlns:w="http://schemas.openxmlformats.org/wordprocessingml/2006/main" xmlns:w14="http://schemas.microsoft.com/office/word/2010/wordml" xmlns:w15="http://schemas.microsoft.com/office/word/2012/wordml" xmlns:w16cex="http://schemas.microsoft.com/office/word/2018/wordml/cex" xmlns:w16cid="http://schemas.microsoft.com/office/word/2016/wordml/cid" xmlns:w16="http://schemas.microsoft.com/office/word/2018/wordml" xmlns:w16sdtdh="http://schemas.microsoft.com/office/word/2020/wordml/sdtdatahash" xmlns:w16se="http://schemas.microsoft.com/office/word/2015/wordml/symex" xmlns:wpg="http://schemas.microsoft.com/office/word/2010/wordprocessingGroup" xmlns:wpi="http://schemas.microsoft.com/office/word/2010/wordprocessingInk" xmlns:wne="http://schemas.microsoft.com/office/word/2006/wordml" xmlns:wps="http://schemas.microsoft.com/office/word/2010/wordprocessingShape" mc:Ignorable="w14 w15 w16se w16cid w16 w16cex w16sdtdh wp14">
+  <w15:commentEx w15:paraId="0250FD26" w15:done="0"/>
+  <w15:commentEx w15:paraId="4F39B1D5" w15:paraIdParent="0250FD26" w15:done="0"/>
+  <w15:commentEx w15:paraId="299037F0" w15:done="0"/>
+  <w15:commentEx w15:paraId="6FDEB89E" w15:paraIdParent="299037F0" w15:done="0"/>
+  <w15:commentEx w15:paraId="294103B4" w15:done="0"/>
+  <w15:commentEx w15:paraId="152EA10E" w15:paraIdParent="294103B4" w15:done="0"/>
+  <w15:commentEx w15:paraId="2EE05A1C" w15:done="0"/>
+  <w15:commentEx w15:paraId="3F922293" w15:paraIdParent="2EE05A1C" w15:done="0"/>
+  <w15:commentEx w15:paraId="346BE4E6" w15:paraIdParent="2EE05A1C" w15:done="0"/>
+  <w15:commentEx w15:paraId="48812BAD" w15:done="0"/>
+  <w15:commentEx w15:paraId="4F989B4A" w15:paraIdParent="48812BAD" w15:done="0"/>
+  <w15:commentEx w15:paraId="123023A6" w15:done="0"/>
+  <w15:commentEx w15:paraId="4E4CC596" w15:paraIdParent="123023A6" w15:done="0"/>
+  <w15:commentEx w15:paraId="6300D013" w15:done="0"/>
+  <w15:commentEx w15:paraId="6F8433E5" w15:paraIdParent="6300D013" w15:done="0"/>
+  <w15:commentEx w15:paraId="529573D0" w15:done="0"/>
+  <w15:commentEx w15:paraId="24C49DD2" w15:paraIdParent="529573D0" w15:done="0"/>
+</w15:commentsEx>
+</file>
+
+<file path=word/commentsExtensible.xml><?xml version="1.0" encoding="utf-8"?>
+<w16cex:commentsExtensible xmlns:wpc="http://schemas.microsoft.com/office/word/2010/wordprocessingCanvas" xmlns:cx="http://schemas.microsoft.com/office/drawing/2014/chartex" xmlns:cx1="http://schemas.microsoft.com/office/drawing/2015/9/8/chartex" xmlns:cx2="http://schemas.microsoft.com/office/drawing/2015/10/21/chartex" xmlns:cx3="http://schemas.microsoft.com/office/drawing/2016/5/9/chartex" xmlns:cx4="http://schemas.microsoft.com/office/drawing/2016/5/10/chartex" xmlns:cx5="http://schemas.microsoft.com/office/drawing/2016/5/11/chartex" xmlns:cx6="http://schemas.microsoft.com/office/drawing/2016/5/12/chartex" xmlns:cx7="http://schemas.microsoft.com/office/drawing/2016/5/13/chartex" xmlns:cx8="http://schemas.microsoft.com/office/drawing/2016/5/14/chartex" xmlns:cr="http://schemas.microsoft.com/office/comments/2020/reactions" xmlns:mc="http://schemas.openxmlformats.org/markup-compatibility/2006" xmlns:aink="http://schemas.microsoft.com/office/drawing/2016/ink" xmlns:am3d="http://schemas.microsoft.com/office/drawing/2017/model3d" xmlns:o="urn:schemas-microsoft-com:office:office" xmlns:oel="http://schemas.microsoft.com/office/2019/extlst" xmlns:r="http://schemas.openxmlformats.org/officeDocument/2006/relationships" xmlns:m="http://schemas.openxmlformats.org/officeDocument/2006/math" xmlns:v="urn:schemas-microsoft-com:vml" xmlns:wp14="http://schemas.microsoft.com/office/word/2010/wordprocessingDrawing" xmlns:wp="http://schemas.openxmlformats.org/drawingml/2006/wordprocessingDrawing" xmlns:w10="urn:schemas-microsoft-com:office:word" xmlns:w="http://schemas.openxmlformats.org/wordprocessingml/2006/main" xmlns:w14="http://schemas.microsoft.com/office/word/2010/wordml" xmlns:w15="http://schemas.microsoft.com/office/word/2012/wordml" xmlns:w16cex="http://schemas.microsoft.com/office/word/2018/wordml/cex" xmlns:w16cid="http://schemas.microsoft.com/office/word/2016/wordml/cid" xmlns:w16="http://schemas.microsoft.com/office/word/2018/wordml" xmlns:w16sdtdh="http://schemas.microsoft.com/office/word/2020/wordml/sdtdatahash" xmlns:w16se="http://schemas.microsoft.com/office/word/2015/wordml/symex" xmlns:wpg="http://schemas.microsoft.com/office/word/2010/wordprocessingGroup" xmlns:wpi="http://schemas.microsoft.com/office/word/2010/wordprocessingInk" xmlns:wne="http://schemas.microsoft.com/office/word/2006/wordml" xmlns:wps="http://schemas.microsoft.com/office/word/2010/wordprocessingShape" mc:Ignorable="w14 w15 w16se w16cid w16 w16cex w16sdtdh cr wp14">
+  <w16cex:commentExtensible w16cex:durableId="37933636" w16cex:dateUtc="2026-10-21T08:20:00Z"/>
+  <w16cex:commentExtensible w16cex:durableId="195E9783" w16cex:dateUtc="2026-10-21T08:21:00Z"/>
+  <w16cex:commentExtensible w16cex:durableId="10047077" w16cex:dateUtc="2026-10-21T08:17:00Z"/>
+  <w16cex:commentExtensible w16cex:durableId="20775FA1" w16cex:dateUtc="2026-10-21T08:18:00Z"/>
+  <w16cex:commentExtensible w16cex:durableId="1C35D407" w16cex:dateUtc="2026-10-21T08:18:00Z"/>
+  <w16cex:commentExtensible w16cex:durableId="7799ED01" w16cex:dateUtc="2026-10-21T08:18:00Z"/>
+  <w16cex:commentExtensible w16cex:durableId="37A5E7B2" w16cex:dateUtc="2026-10-21T08:19:00Z"/>
+  <w16cex:commentExtensible w16cex:durableId="67599256" w16cex:dateUtc="2026-10-21T08:20:00Z"/>
+  <w16cex:commentExtensible w16cex:durableId="3986AB96" w16cex:dateUtc="2026-10-21T08:20:00Z"/>
+  <w16cex:commentExtensible w16cex:durableId="2A85FA0D" w16cex:dateUtc="2026-10-21T08:23:00Z"/>
+  <w16cex:commentExtensible w16cex:durableId="0C3F877A" w16cex:dateUtc="2026-10-21T08:24:00Z"/>
+  <w16cex:commentExtensible w16cex:durableId="68F07EB1" w16cex:dateUtc="2026-10-21T08:25:00Z"/>
+  <w16cex:commentExtensible w16cex:durableId="5AC1EA9B" w16cex:dateUtc="2026-10-21T08:25:00Z"/>
+  <w16cex:commentExtensible w16cex:durableId="2902F0B1" w16cex:dateUtc="2026-10-21T08:25:00Z"/>
+  <w16cex:commentExtensible w16cex:durableId="29F0049B" w16cex:dateUtc="2026-10-21T08:25:00Z"/>
+  <w16cex:commentExtensible w16cex:durableId="25EC85DC" w16cex:dateUtc="2026-10-21T08:23:00Z"/>
+  <w16cex:commentExtensible w16cex:durableId="075DAD76" w16cex:dateUtc="2026-10-21T08:23:00Z"/>
+</w16cex:commentsExtensible>
+</file>
+
+<file path=word/commentsIds.xml><?xml version="1.0" encoding="utf-8"?>
+<w16cid:commentsIds xmlns:wpc="http://schemas.microsoft.com/office/word/2010/wordprocessingCanvas" xmlns:cx="http://schemas.microsoft.com/office/drawing/2014/chartex" xmlns:cx1="http://schemas.microsoft.com/office/drawing/2015/9/8/chartex" xmlns:cx2="http://schemas.microsoft.com/office/drawing/2015/10/21/chartex" xmlns:cx3="http://schemas.microsoft.com/office/drawing/2016/5/9/chartex" xmlns:cx4="http://schemas.microsoft.com/office/drawing/2016/5/10/chartex" xmlns:cx5="http://schemas.microsoft.com/office/drawing/2016/5/11/chartex" xmlns:cx6="http://schemas.microsoft.com/office/drawing/2016/5/12/chartex" xmlns:cx7="http://schemas.microsoft.com/office/drawing/2016/5/13/chartex" xmlns:cx8="http://schemas.microsoft.com/office/drawing/2016/5/14/chartex" xmlns:mc="http://schemas.openxmlformats.org/markup-compatibility/2006" xmlns:aink="http://schemas.microsoft.com/office/drawing/2016/ink" xmlns:am3d="http://schemas.microsoft.com/office/drawing/2017/model3d" xmlns:o="urn:schemas-microsoft-com:office:office" xmlns:oel="http://schemas.microsoft.com/office/2019/extlst" xmlns:r="http://schemas.openxmlformats.org/officeDocument/2006/relationships" xmlns:m="http://schemas.openxmlformats.org/officeDocument/2006/math" xmlns:v="urn:schemas-microsoft-com:vml" xmlns:wp14="http://schemas.microsoft.com/office/word/2010/wordprocessingDrawing" xmlns:wp="http://schemas.openxmlformats.org/drawingml/2006/wordprocessingDrawing" xmlns:w10="urn:schemas-microsoft-com:office:word" xmlns:w="http://schemas.openxmlformats.org/wordprocessingml/2006/main" xmlns:w14="http://schemas.microsoft.com/office/word/2010/wordml" xmlns:w15="http://schemas.microsoft.com/office/word/2012/wordml" xmlns:w16cex="http://schemas.microsoft.com/office/word/2018/wordml/cex" xmlns:w16cid="http://schemas.microsoft.com/office/word/2016/wordml/cid" xmlns:w16="http://schemas.microsoft.com/office/word/2018/wordml" xmlns:w16sdtdh="http://schemas.microsoft.com/office/word/2020/wordml/sdtdatahash" xmlns:w16se="http://schemas.microsoft.com/office/word/2015/wordml/symex" xmlns:wpg="http://schemas.microsoft.com/office/word/2010/wordprocessingGroup" xmlns:wpi="http://schemas.microsoft.com/office/word/2010/wordprocessingInk" xmlns:wne="http://schemas.microsoft.com/office/word/2006/wordml" xmlns:wps="http://schemas.microsoft.com/office/word/2010/wordprocessingShape" mc:Ignorable="w14 w15 w16se w16cid w16 w16cex w16sdtdh wp14">
+  <w16cid:commentId w16cid:paraId="0250FD26" w16cid:durableId="37933636"/>
+  <w16cid:commentId w16cid:paraId="4F39B1D5" w16cid:durableId="195E9783"/>
+  <w16cid:commentId w16cid:paraId="299037F0" w16cid:durableId="10047077"/>
+  <w16cid:commentId w16cid:paraId="6FDEB89E" w16cid:durableId="20775FA1"/>
+  <w16cid:commentId w16cid:paraId="294103B4" w16cid:durableId="1C35D407"/>
+  <w16cid:commentId w16cid:paraId="152EA10E" w16cid:durableId="7799ED01"/>
+  <w16cid:commentId w16cid:paraId="2EE05A1C" w16cid:durableId="37A5E7B2"/>
+  <w16cid:commentId w16cid:paraId="3F922293" w16cid:durableId="67599256"/>
+  <w16cid:commentId w16cid:paraId="346BE4E6" w16cid:durableId="3986AB96"/>
+  <w16cid:commentId w16cid:paraId="48812BAD" w16cid:durableId="2A85FA0D"/>
+  <w16cid:commentId w16cid:paraId="4F989B4A" w16cid:durableId="0C3F877A"/>
+  <w16cid:commentId w16cid:paraId="123023A6" w16cid:durableId="68F07EB1"/>
+  <w16cid:commentId w16cid:paraId="4E4CC596" w16cid:durableId="5AC1EA9B"/>
+  <w16cid:commentId w16cid:paraId="6300D013" w16cid:durableId="2902F0B1"/>
+  <w16cid:commentId w16cid:paraId="6F8433E5" w16cid:durableId="29F0049B"/>
+  <w16cid:commentId w16cid:paraId="529573D0" w16cid:durableId="25EC85DC"/>
+  <w16cid:commentId w16cid:paraId="24C49DD2" w16cid:durableId="075DAD76"/>
+</w16cid:commentsIds>
 </file>
 
 <file path=word/numbering.xml><?xml version="1.0" encoding="utf-8"?>
@@ -5652,6 +6337,14 @@
     <w:abstractNumId w:val="4"/>
   </w:num>
 </w:numbering>
+</file>
+
+<file path=word/people.xml><?xml version="1.0" encoding="utf-8"?>
+<w15:people xmlns:wpc="http://schemas.microsoft.com/office/word/2010/wordprocessingCanvas" xmlns:cx="http://schemas.microsoft.com/office/drawing/2014/chartex" xmlns:cx1="http://schemas.microsoft.com/office/drawing/2015/9/8/chartex" xmlns:cx2="http://schemas.microsoft.com/office/drawing/2015/10/21/chartex" xmlns:cx3="http://schemas.microsoft.com/office/drawing/2016/5/9/chartex" xmlns:cx4="http://schemas.microsoft.com/office/drawing/2016/5/10/chartex" xmlns:cx5="http://schemas.microsoft.com/office/drawing/2016/5/11/chartex" xmlns:cx6="http://schemas.microsoft.com/office/drawing/2016/5/12/chartex" xmlns:cx7="http://schemas.microsoft.com/office/drawing/2016/5/13/chartex" xmlns:cx8="http://schemas.microsoft.com/office/drawing/2016/5/14/chartex" xmlns:mc="http://schemas.openxmlformats.org/markup-compatibility/2006" xmlns:aink="http://schemas.microsoft.com/office/drawing/2016/ink" xmlns:am3d="http://schemas.microsoft.com/office/drawing/2017/model3d" xmlns:o="urn:schemas-microsoft-com:office:office" xmlns:oel="http://schemas.microsoft.com/office/2019/extlst" xmlns:r="http://schemas.openxmlformats.org/officeDocument/2006/relationships" xmlns:m="http://schemas.openxmlformats.org/officeDocument/2006/math" xmlns:v="urn:schemas-microsoft-com:vml" xmlns:wp14="http://schemas.microsoft.com/office/word/2010/wordprocessingDrawing" xmlns:wp="http://schemas.openxmlformats.org/drawingml/2006/wordprocessingDrawing" xmlns:w10="urn:schemas-microsoft-com:office:word" xmlns:w="http://schemas.openxmlformats.org/wordprocessingml/2006/main" xmlns:w14="http://schemas.microsoft.com/office/word/2010/wordml" xmlns:w15="http://schemas.microsoft.com/office/word/2012/wordml" xmlns:w16cex="http://schemas.microsoft.com/office/word/2018/wordml/cex" xmlns:w16cid="http://schemas.microsoft.com/office/word/2016/wordml/cid" xmlns:w16="http://schemas.microsoft.com/office/word/2018/wordml" xmlns:w16sdtdh="http://schemas.microsoft.com/office/word/2020/wordml/sdtdatahash" xmlns:w16se="http://schemas.microsoft.com/office/word/2015/wordml/symex" xmlns:wpg="http://schemas.microsoft.com/office/word/2010/wordprocessingGroup" xmlns:wpi="http://schemas.microsoft.com/office/word/2010/wordprocessingInk" xmlns:wne="http://schemas.microsoft.com/office/word/2006/wordml" xmlns:wps="http://schemas.microsoft.com/office/word/2010/wordprocessingShape" mc:Ignorable="w14 w15 w16se w16cid w16 w16cex w16sdtdh wp14">
+  <w15:person w15:author="Радмир Кузургалиев">
+    <w15:presenceInfo w15:providerId="Windows Live" w15:userId="6d29e25071afbc87"/>
+  </w15:person>
+</w15:people>
 </file>
 
 <file path=word/styles.xml><?xml version="1.0" encoding="utf-8"?>
@@ -6861,6 +7554,58 @@
     <w:rPr>
       <w:rFonts w:ascii="Consolas" w:hAnsi="Consolas"/>
       <w:sz w:val="22"/>
+    </w:rPr>
+  </w:style>
+  <w:style w:type="character" w:styleId="af1">
+    <w:name w:val="annotation reference"/>
+    <w:basedOn w:val="a1"/>
+    <w:rsid w:val="0056748F"/>
+    <w:rPr>
+      <w:sz w:val="16"/>
+      <w:szCs w:val="16"/>
+    </w:rPr>
+  </w:style>
+  <w:style w:type="paragraph" w:styleId="af2">
+    <w:name w:val="annotation text"/>
+    <w:basedOn w:val="a"/>
+    <w:link w:val="af3"/>
+    <w:rsid w:val="0056748F"/>
+    <w:rPr>
+      <w:sz w:val="20"/>
+      <w:szCs w:val="20"/>
+    </w:rPr>
+  </w:style>
+  <w:style w:type="character" w:customStyle="1" w:styleId="af3">
+    <w:name w:val="Текст примечания Знак"/>
+    <w:basedOn w:val="a1"/>
+    <w:link w:val="af2"/>
+    <w:rsid w:val="0056748F"/>
+    <w:rPr>
+      <w:sz w:val="20"/>
+      <w:szCs w:val="20"/>
+    </w:rPr>
+  </w:style>
+  <w:style w:type="paragraph" w:styleId="af4">
+    <w:name w:val="annotation subject"/>
+    <w:basedOn w:val="af2"/>
+    <w:next w:val="af2"/>
+    <w:link w:val="af5"/>
+    <w:rsid w:val="0056748F"/>
+    <w:rPr>
+      <w:b/>
+      <w:bCs/>
+    </w:rPr>
+  </w:style>
+  <w:style w:type="character" w:customStyle="1" w:styleId="af5">
+    <w:name w:val="Тема примечания Знак"/>
+    <w:basedOn w:val="af3"/>
+    <w:link w:val="af4"/>
+    <w:rsid w:val="0056748F"/>
+    <w:rPr>
+      <w:b/>
+      <w:bCs/>
+      <w:sz w:val="20"/>
+      <w:szCs w:val="20"/>
     </w:rPr>
   </w:style>
 </w:styles>

--- a/Магистерская/Zamechania.docx
+++ b/Магистерская/Zamechania.docx
@@ -5061,6 +5061,8 @@
         <w:jc w:val="both"/>
         <w:rPr>
           <w:rFonts w:ascii="Times New Roman" w:hAnsi="Times New Roman" w:cs="Times New Roman"/>
+          <w:b/>
+          <w:bCs/>
           <w:lang w:val="ru-RU"/>
         </w:rPr>
       </w:pPr>
@@ -5157,6 +5159,572 @@
       </w:r>
       <w:bookmarkEnd w:id="21"/>
       <w:bookmarkEnd w:id="22"/>
+      <w:r>
+        <w:rPr>
+          <w:rFonts w:ascii="Times New Roman" w:hAnsi="Times New Roman" w:cs="Times New Roman"/>
+          <w:lang w:val="ru-RU"/>
+        </w:rPr>
+        <w:br/>
+      </w:r>
+    </w:p>
+    <w:p>
+      <w:pPr>
+        <w:pStyle w:val="FirstParagraph"/>
+        <w:spacing w:before="0" w:after="0"/>
+        <w:jc w:val="both"/>
+        <w:rPr>
+          <w:rFonts w:ascii="Times New Roman" w:hAnsi="Times New Roman" w:cs="Times New Roman"/>
+          <w:b/>
+          <w:bCs/>
+          <w:lang w:val="ru-RU"/>
+        </w:rPr>
+      </w:pPr>
+      <w:r>
+        <w:rPr>
+          <w:rFonts w:ascii="Times New Roman" w:hAnsi="Times New Roman" w:cs="Times New Roman"/>
+        </w:rPr>
+        <w:br/>
+      </w:r>
+      <w:r>
+        <w:rPr>
+          <w:rFonts w:ascii="Times New Roman" w:hAnsi="Times New Roman" w:cs="Times New Roman"/>
+          <w:b/>
+          <w:bCs/>
+          <w:lang w:val="ru-RU"/>
+        </w:rPr>
+        <w:t>2. Критические проблемы</w:t>
+      </w:r>
+    </w:p>
+    <w:p>
+      <w:pPr>
+        <w:pStyle w:val="FirstParagraph"/>
+        <w:numPr>
+          <w:ilvl w:val="0"/>
+          <w:numId w:val="11"/>
+        </w:numPr>
+        <w:jc w:val="both"/>
+        <w:rPr>
+          <w:rFonts w:ascii="Times New Roman" w:hAnsi="Times New Roman" w:cs="Times New Roman"/>
+          <w:highlight w:val="red"/>
+          <w:lang w:val="ru-RU"/>
+        </w:rPr>
+      </w:pPr>
+      <w:proofErr w:type="spellStart"/>
+      <w:r>
+        <w:rPr>
+          <w:rFonts w:ascii="Times New Roman" w:hAnsi="Times New Roman" w:cs="Times New Roman"/>
+          <w:highlight w:val="red"/>
+          <w:lang w:val="ru-RU"/>
+        </w:rPr>
+        <w:t>Memory_кр</w:t>
+      </w:r>
+      <w:proofErr w:type="spellEnd"/>
+      <w:r>
+        <w:rPr>
+          <w:rFonts w:ascii="Times New Roman" w:hAnsi="Times New Roman" w:cs="Times New Roman"/>
+          <w:highlight w:val="red"/>
+          <w:lang w:val="ru-RU"/>
+        </w:rPr>
+        <w:t xml:space="preserve">, </w:t>
+      </w:r>
+      <w:proofErr w:type="spellStart"/>
+      <w:r>
+        <w:rPr>
+          <w:rFonts w:ascii="Times New Roman" w:hAnsi="Times New Roman" w:cs="Times New Roman"/>
+          <w:highlight w:val="red"/>
+          <w:lang w:val="ru-RU"/>
+        </w:rPr>
+        <w:t>CPU_кр</w:t>
+      </w:r>
+      <w:proofErr w:type="spellEnd"/>
+      <w:r>
+        <w:rPr>
+          <w:rFonts w:ascii="Times New Roman" w:hAnsi="Times New Roman" w:cs="Times New Roman"/>
+          <w:highlight w:val="red"/>
+          <w:lang w:val="ru-RU"/>
+        </w:rPr>
+        <w:t xml:space="preserve">, </w:t>
+      </w:r>
+      <w:proofErr w:type="spellStart"/>
+      <w:r>
+        <w:rPr>
+          <w:rFonts w:ascii="Times New Roman" w:hAnsi="Times New Roman" w:cs="Times New Roman"/>
+          <w:highlight w:val="red"/>
+          <w:lang w:val="ru-RU"/>
+        </w:rPr>
+        <w:t>Latency_кр</w:t>
+      </w:r>
+      <w:proofErr w:type="spellEnd"/>
+      <w:r>
+        <w:rPr>
+          <w:rFonts w:ascii="Times New Roman" w:hAnsi="Times New Roman" w:cs="Times New Roman"/>
+          <w:highlight w:val="red"/>
+          <w:lang w:val="ru-RU"/>
+        </w:rPr>
+        <w:t xml:space="preserve">, </w:t>
+      </w:r>
+      <w:proofErr w:type="spellStart"/>
+      <w:r>
+        <w:rPr>
+          <w:rFonts w:ascii="Times New Roman" w:hAnsi="Times New Roman" w:cs="Times New Roman"/>
+          <w:highlight w:val="red"/>
+          <w:lang w:val="ru-RU"/>
+        </w:rPr>
+        <w:t>MQ_кр</w:t>
+      </w:r>
+      <w:proofErr w:type="spellEnd"/>
+      <w:r>
+        <w:rPr>
+          <w:rFonts w:ascii="Times New Roman" w:hAnsi="Times New Roman" w:cs="Times New Roman"/>
+          <w:highlight w:val="red"/>
+          <w:lang w:val="ru-RU"/>
+        </w:rPr>
+        <w:t xml:space="preserve">, </w:t>
+      </w:r>
+      <w:proofErr w:type="spellStart"/>
+      <w:r>
+        <w:rPr>
+          <w:rFonts w:ascii="Times New Roman" w:hAnsi="Times New Roman" w:cs="Times New Roman"/>
+          <w:highlight w:val="red"/>
+          <w:lang w:val="ru-RU"/>
+        </w:rPr>
+        <w:t>err_кр</w:t>
+      </w:r>
+      <w:proofErr w:type="spellEnd"/>
+      <w:r>
+        <w:rPr>
+          <w:rFonts w:ascii="Times New Roman" w:hAnsi="Times New Roman" w:cs="Times New Roman"/>
+          <w:highlight w:val="red"/>
+          <w:lang w:val="ru-RU"/>
+        </w:rPr>
+        <w:t xml:space="preserve"> — используются как данность, но нигде не сказано, </w:t>
+      </w:r>
+      <w:r>
+        <w:rPr>
+          <w:rFonts w:ascii="Times New Roman" w:hAnsi="Times New Roman" w:cs="Times New Roman"/>
+          <w:b/>
+          <w:bCs/>
+          <w:highlight w:val="red"/>
+          <w:lang w:val="ru-RU"/>
+        </w:rPr>
+        <w:t>как они выбираются</w:t>
+      </w:r>
+      <w:r>
+        <w:rPr>
+          <w:rFonts w:ascii="Times New Roman" w:hAnsi="Times New Roman" w:cs="Times New Roman"/>
+          <w:highlight w:val="red"/>
+          <w:lang w:val="ru-RU"/>
+        </w:rPr>
+        <w:t xml:space="preserve">. Для памяти/CPU это лимиты контейнера (тогда надо сказать явно: </w:t>
+      </w:r>
+      <w:proofErr w:type="spellStart"/>
+      <w:proofErr w:type="gramStart"/>
+      <w:r>
+        <w:rPr>
+          <w:rFonts w:ascii="Times New Roman" w:hAnsi="Times New Roman" w:cs="Times New Roman"/>
+          <w:highlight w:val="red"/>
+          <w:lang w:val="ru-RU"/>
+        </w:rPr>
+        <w:t>limits.memory</w:t>
+      </w:r>
+      <w:proofErr w:type="spellEnd"/>
+      <w:proofErr w:type="gramEnd"/>
+      <w:r>
+        <w:rPr>
+          <w:rFonts w:ascii="Times New Roman" w:hAnsi="Times New Roman" w:cs="Times New Roman"/>
+          <w:highlight w:val="red"/>
+          <w:lang w:val="ru-RU"/>
+        </w:rPr>
+        <w:t xml:space="preserve"> в </w:t>
+      </w:r>
+      <w:proofErr w:type="spellStart"/>
+      <w:r>
+        <w:rPr>
+          <w:rFonts w:ascii="Times New Roman" w:hAnsi="Times New Roman" w:cs="Times New Roman"/>
+          <w:highlight w:val="red"/>
+          <w:lang w:val="ru-RU"/>
+        </w:rPr>
+        <w:t>Docker</w:t>
+      </w:r>
+      <w:proofErr w:type="spellEnd"/>
+      <w:r>
+        <w:rPr>
+          <w:rFonts w:ascii="Times New Roman" w:hAnsi="Times New Roman" w:cs="Times New Roman"/>
+          <w:highlight w:val="red"/>
+          <w:lang w:val="ru-RU"/>
+        </w:rPr>
+        <w:t xml:space="preserve">/K8s). Для </w:t>
+      </w:r>
+      <w:proofErr w:type="spellStart"/>
+      <w:r>
+        <w:rPr>
+          <w:rFonts w:ascii="Times New Roman" w:hAnsi="Times New Roman" w:cs="Times New Roman"/>
+          <w:highlight w:val="red"/>
+          <w:lang w:val="ru-RU"/>
+        </w:rPr>
+        <w:t>latency</w:t>
+      </w:r>
+      <w:proofErr w:type="spellEnd"/>
+      <w:r>
+        <w:rPr>
+          <w:rFonts w:ascii="Times New Roman" w:hAnsi="Times New Roman" w:cs="Times New Roman"/>
+          <w:highlight w:val="red"/>
+          <w:lang w:val="ru-RU"/>
+        </w:rPr>
+        <w:t xml:space="preserve"> — 300 мс на рис. 2.6, 50 на рис. 2.4, 100 на рис. 2.5, но в тексте эти пороги не обоснованы. Для </w:t>
+      </w:r>
+      <w:proofErr w:type="spellStart"/>
+      <w:r>
+        <w:rPr>
+          <w:rFonts w:ascii="Times New Roman" w:hAnsi="Times New Roman" w:cs="Times New Roman"/>
+          <w:highlight w:val="red"/>
+          <w:lang w:val="ru-RU"/>
+        </w:rPr>
+        <w:t>error</w:t>
+      </w:r>
+      <w:proofErr w:type="spellEnd"/>
+      <w:r>
+        <w:rPr>
+          <w:rFonts w:ascii="Times New Roman" w:hAnsi="Times New Roman" w:cs="Times New Roman"/>
+          <w:highlight w:val="red"/>
+          <w:lang w:val="ru-RU"/>
+        </w:rPr>
+        <w:t xml:space="preserve"> </w:t>
+      </w:r>
+      <w:proofErr w:type="spellStart"/>
+      <w:r>
+        <w:rPr>
+          <w:rFonts w:ascii="Times New Roman" w:hAnsi="Times New Roman" w:cs="Times New Roman"/>
+          <w:highlight w:val="red"/>
+          <w:lang w:val="ru-RU"/>
+        </w:rPr>
+        <w:t>rate</w:t>
+      </w:r>
+      <w:proofErr w:type="spellEnd"/>
+      <w:r>
+        <w:rPr>
+          <w:rFonts w:ascii="Times New Roman" w:hAnsi="Times New Roman" w:cs="Times New Roman"/>
+          <w:highlight w:val="red"/>
+          <w:lang w:val="ru-RU"/>
+        </w:rPr>
+        <w:t xml:space="preserve"> — вообще ноль упоминаний порога. </w:t>
+      </w:r>
+      <w:r>
+        <w:rPr>
+          <w:rFonts w:ascii="Times New Roman" w:hAnsi="Times New Roman" w:cs="Times New Roman"/>
+          <w:b/>
+          <w:bCs/>
+          <w:highlight w:val="red"/>
+          <w:lang w:val="ru-RU"/>
+        </w:rPr>
+        <w:t>Это главный содержательный пробел</w:t>
+      </w:r>
+      <w:r>
+        <w:rPr>
+          <w:rFonts w:ascii="Times New Roman" w:hAnsi="Times New Roman" w:cs="Times New Roman"/>
+          <w:highlight w:val="red"/>
+          <w:lang w:val="ru-RU"/>
+        </w:rPr>
+        <w:t>: без критерия выбора *_</w:t>
+      </w:r>
+      <w:proofErr w:type="spellStart"/>
+      <w:r>
+        <w:rPr>
+          <w:rFonts w:ascii="Times New Roman" w:hAnsi="Times New Roman" w:cs="Times New Roman"/>
+          <w:highlight w:val="red"/>
+          <w:lang w:val="ru-RU"/>
+        </w:rPr>
+        <w:t>кр</w:t>
+      </w:r>
+      <w:proofErr w:type="spellEnd"/>
+      <w:r>
+        <w:rPr>
+          <w:rFonts w:ascii="Times New Roman" w:hAnsi="Times New Roman" w:cs="Times New Roman"/>
+          <w:highlight w:val="red"/>
+          <w:lang w:val="ru-RU"/>
+        </w:rPr>
+        <w:t xml:space="preserve"> методика невоспроизводима.</w:t>
+      </w:r>
+    </w:p>
+    <w:p>
+      <w:pPr>
+        <w:pStyle w:val="FirstParagraph"/>
+        <w:numPr>
+          <w:ilvl w:val="0"/>
+          <w:numId w:val="11"/>
+        </w:numPr>
+        <w:jc w:val="both"/>
+        <w:rPr>
+          <w:rFonts w:ascii="Times New Roman" w:hAnsi="Times New Roman" w:cs="Times New Roman"/>
+          <w:lang w:val="ru-RU"/>
+        </w:rPr>
+      </w:pPr>
+      <w:proofErr w:type="spellStart"/>
+      <w:r>
+        <w:rPr>
+          <w:rFonts w:ascii="Times New Roman" w:hAnsi="Times New Roman" w:cs="Times New Roman"/>
+          <w:lang w:val="ru-RU"/>
+        </w:rPr>
+        <w:t>s_i</w:t>
+      </w:r>
+      <w:proofErr w:type="spellEnd"/>
+      <w:r>
+        <w:rPr>
+          <w:rFonts w:ascii="Times New Roman" w:hAnsi="Times New Roman" w:cs="Times New Roman"/>
+          <w:lang w:val="ru-RU"/>
+        </w:rPr>
+        <w:t xml:space="preserve"> = 1/(1+CV_i) — нормировка коэффициента вариации в (0,1], но при CV→0 даёт 1, при CV→∞ даёт 0. Логично, но </w:t>
+      </w:r>
+      <w:r>
+        <w:rPr>
+          <w:rFonts w:ascii="Times New Roman" w:hAnsi="Times New Roman" w:cs="Times New Roman"/>
+          <w:b/>
+          <w:bCs/>
+          <w:lang w:val="ru-RU"/>
+        </w:rPr>
+        <w:t>не сказано, по каким значениям считается CV</w:t>
+      </w:r>
+      <w:r>
+        <w:rPr>
+          <w:rFonts w:ascii="Times New Roman" w:hAnsi="Times New Roman" w:cs="Times New Roman"/>
+          <w:lang w:val="ru-RU"/>
+        </w:rPr>
+        <w:t xml:space="preserve"> — по 20 точкам внутри шага или по 50 шагам? Это принципиально разные вещи.</w:t>
+      </w:r>
+    </w:p>
+    <w:p>
+      <w:pPr>
+        <w:pStyle w:val="FirstParagraph"/>
+        <w:numPr>
+          <w:ilvl w:val="0"/>
+          <w:numId w:val="11"/>
+        </w:numPr>
+        <w:spacing w:before="0" w:after="0"/>
+        <w:jc w:val="both"/>
+        <w:rPr>
+          <w:rFonts w:ascii="Times New Roman" w:hAnsi="Times New Roman" w:cs="Times New Roman"/>
+          <w:lang w:val="ru-RU"/>
+        </w:rPr>
+      </w:pPr>
+      <w:r>
+        <w:rPr>
+          <w:rFonts w:ascii="Times New Roman" w:hAnsi="Times New Roman" w:cs="Times New Roman"/>
+          <w:b/>
+          <w:bCs/>
+          <w:lang w:val="ru-RU"/>
+        </w:rPr>
+        <w:t>Связность через сингулярные числа.</w:t>
+      </w:r>
+      <w:r>
+        <w:rPr>
+          <w:rFonts w:ascii="Times New Roman" w:hAnsi="Times New Roman" w:cs="Times New Roman"/>
+          <w:lang w:val="ru-RU"/>
+        </w:rPr>
+        <w:t xml:space="preserve"> Идея красивая, но:</w:t>
+      </w:r>
+    </w:p>
+    <w:p>
+      <w:pPr>
+        <w:pStyle w:val="FirstParagraph"/>
+        <w:numPr>
+          <w:ilvl w:val="0"/>
+          <w:numId w:val="11"/>
+        </w:numPr>
+        <w:jc w:val="both"/>
+        <w:rPr>
+          <w:rFonts w:ascii="Times New Roman" w:hAnsi="Times New Roman" w:cs="Times New Roman"/>
+          <w:lang w:val="ru-RU"/>
+        </w:rPr>
+      </w:pPr>
+      <w:proofErr w:type="spellStart"/>
+      <w:r>
+        <w:rPr>
+          <w:rFonts w:ascii="Times New Roman" w:hAnsi="Times New Roman" w:cs="Times New Roman"/>
+          <w:lang w:val="ru-RU"/>
+        </w:rPr>
+        <w:t>Rate_total</w:t>
+      </w:r>
+      <w:proofErr w:type="spellEnd"/>
+      <w:r>
+        <w:rPr>
+          <w:rFonts w:ascii="Times New Roman" w:hAnsi="Times New Roman" w:cs="Times New Roman"/>
+          <w:lang w:val="ru-RU"/>
+        </w:rPr>
+        <w:t xml:space="preserve"> = Σ </w:t>
+      </w:r>
+      <w:proofErr w:type="spellStart"/>
+      <w:r>
+        <w:rPr>
+          <w:rFonts w:ascii="Times New Roman" w:hAnsi="Times New Roman" w:cs="Times New Roman"/>
+          <w:lang w:val="ru-RU"/>
+        </w:rPr>
+        <w:t>r_norm_i</w:t>
+      </w:r>
+      <w:proofErr w:type="spellEnd"/>
+      <w:r>
+        <w:rPr>
+          <w:rFonts w:ascii="Times New Roman" w:hAnsi="Times New Roman" w:cs="Times New Roman"/>
+          <w:lang w:val="ru-RU"/>
+        </w:rPr>
+        <w:t xml:space="preserve"> * </w:t>
+      </w:r>
+      <w:proofErr w:type="spellStart"/>
+      <w:r>
+        <w:rPr>
+          <w:rFonts w:ascii="Times New Roman" w:hAnsi="Times New Roman" w:cs="Times New Roman"/>
+          <w:lang w:val="ru-RU"/>
+        </w:rPr>
+        <w:t>Rate_i</w:t>
+      </w:r>
+      <w:proofErr w:type="spellEnd"/>
+      <w:r>
+        <w:rPr>
+          <w:rFonts w:ascii="Times New Roman" w:hAnsi="Times New Roman" w:cs="Times New Roman"/>
+          <w:lang w:val="ru-RU"/>
+        </w:rPr>
+        <w:t xml:space="preserve"> — линейная свёртка, </w:t>
+      </w:r>
+      <w:proofErr w:type="spellStart"/>
+      <w:r>
+        <w:rPr>
+          <w:rFonts w:ascii="Times New Roman" w:hAnsi="Times New Roman" w:cs="Times New Roman"/>
+          <w:lang w:val="ru-RU"/>
+        </w:rPr>
+        <w:t>ок</w:t>
+      </w:r>
+      <w:proofErr w:type="spellEnd"/>
+      <w:r>
+        <w:rPr>
+          <w:rFonts w:ascii="Times New Roman" w:hAnsi="Times New Roman" w:cs="Times New Roman"/>
+          <w:lang w:val="ru-RU"/>
+        </w:rPr>
+        <w:t xml:space="preserve">, но веса </w:t>
+      </w:r>
+      <w:proofErr w:type="spellStart"/>
+      <w:r>
+        <w:rPr>
+          <w:rFonts w:ascii="Times New Roman" w:hAnsi="Times New Roman" w:cs="Times New Roman"/>
+          <w:lang w:val="ru-RU"/>
+        </w:rPr>
+        <w:t>r_norm</w:t>
+      </w:r>
+      <w:proofErr w:type="spellEnd"/>
+      <w:r>
+        <w:rPr>
+          <w:rFonts w:ascii="Times New Roman" w:hAnsi="Times New Roman" w:cs="Times New Roman"/>
+          <w:lang w:val="ru-RU"/>
+        </w:rPr>
+        <w:t xml:space="preserve"> — это доли трафика, а не «важность» для связности. Обоснуйте.</w:t>
+      </w:r>
+    </w:p>
+    <w:p>
+      <w:pPr>
+        <w:pStyle w:val="FirstParagraph"/>
+        <w:numPr>
+          <w:ilvl w:val="0"/>
+          <w:numId w:val="11"/>
+        </w:numPr>
+        <w:spacing w:before="0" w:after="0"/>
+        <w:jc w:val="both"/>
+        <w:rPr>
+          <w:rFonts w:ascii="Times New Roman" w:hAnsi="Times New Roman" w:cs="Times New Roman"/>
+          <w:lang w:val="ru-RU"/>
+        </w:rPr>
+      </w:pPr>
+      <w:r>
+        <w:rPr>
+          <w:rFonts w:ascii="Times New Roman" w:hAnsi="Times New Roman" w:cs="Times New Roman"/>
+          <w:b/>
+          <w:bCs/>
+          <w:lang w:val="ru-RU"/>
+        </w:rPr>
+        <w:t>Отказоустойчивость (часть 4).</w:t>
+      </w:r>
+    </w:p>
+    <w:p>
+      <w:pPr>
+        <w:pStyle w:val="FirstParagraph"/>
+        <w:numPr>
+          <w:ilvl w:val="0"/>
+          <w:numId w:val="11"/>
+        </w:numPr>
+        <w:spacing w:before="0" w:after="0"/>
+        <w:jc w:val="both"/>
+        <w:rPr>
+          <w:rFonts w:ascii="Times New Roman" w:hAnsi="Times New Roman" w:cs="Times New Roman"/>
+          <w:lang w:val="ru-RU"/>
+        </w:rPr>
+      </w:pPr>
+      <w:r>
+        <w:rPr>
+          <w:rFonts w:ascii="Times New Roman" w:hAnsi="Times New Roman" w:cs="Times New Roman"/>
+          <w:b/>
+          <w:bCs/>
+          <w:lang w:val="ru-RU"/>
+        </w:rPr>
+        <w:t>Кластеризация «колен» (часть 3).</w:t>
+      </w:r>
+      <w:r>
+        <w:rPr>
+          <w:rFonts w:ascii="Times New Roman" w:hAnsi="Times New Roman" w:cs="Times New Roman"/>
+          <w:lang w:val="ru-RU"/>
+        </w:rPr>
+        <w:t xml:space="preserve"> «Сгруппируем сервисы, у которых близкие колена» — </w:t>
+      </w:r>
+      <w:r>
+        <w:rPr>
+          <w:rFonts w:ascii="Times New Roman" w:hAnsi="Times New Roman" w:cs="Times New Roman"/>
+          <w:b/>
+          <w:bCs/>
+          <w:lang w:val="ru-RU"/>
+        </w:rPr>
+        <w:t>алгоритм группировки не описан</w:t>
+      </w:r>
+      <w:r>
+        <w:rPr>
+          <w:rFonts w:ascii="Times New Roman" w:hAnsi="Times New Roman" w:cs="Times New Roman"/>
+          <w:lang w:val="ru-RU"/>
+        </w:rPr>
+        <w:t>. Как измеряется близость колен? Это надо формализовать, иначе пункт невоспроизводим.</w:t>
+      </w:r>
+    </w:p>
+    <w:p>
+      <w:pPr>
+        <w:pStyle w:val="a0"/>
+        <w:rPr>
+          <w:lang w:val="ru-RU"/>
+        </w:rPr>
+      </w:pPr>
+    </w:p>
+    <w:p>
+      <w:pPr>
+        <w:pStyle w:val="FirstParagraph"/>
+        <w:numPr>
+          <w:ilvl w:val="0"/>
+          <w:numId w:val="11"/>
+        </w:numPr>
+        <w:jc w:val="both"/>
+        <w:rPr>
+          <w:rFonts w:ascii="Times New Roman" w:hAnsi="Times New Roman" w:cs="Times New Roman"/>
+          <w:lang w:val="ru-RU"/>
+        </w:rPr>
+      </w:pPr>
+      <w:r>
+        <w:rPr>
+          <w:rFonts w:ascii="Times New Roman" w:hAnsi="Times New Roman" w:cs="Times New Roman"/>
+          <w:b/>
+          <w:bCs/>
+          <w:lang w:val="ru-RU"/>
+        </w:rPr>
+        <w:t>Формализовать</w:t>
+      </w:r>
+      <w:r>
+        <w:rPr>
+          <w:rFonts w:ascii="Times New Roman" w:hAnsi="Times New Roman" w:cs="Times New Roman"/>
+          <w:lang w:val="ru-RU"/>
+        </w:rPr>
+        <w:t xml:space="preserve"> расчёт CV (по чему?), алгоритм кластеризации колен,</w:t>
+      </w:r>
     </w:p>
     <w:sectPr>
       <w:footnotePr>
@@ -5216,6 +5784,9 @@
     <w:p>
       <w:pPr>
         <w:pStyle w:val="af2"/>
+        <w:rPr>
+          <w:lang w:val="ru-RU"/>
+        </w:rPr>
       </w:pPr>
       <w:r>
         <w:rPr>
@@ -5303,6 +5874,9 @@
     <w:p>
       <w:pPr>
         <w:pStyle w:val="af2"/>
+        <w:rPr>
+          <w:lang w:val="ru-RU"/>
+        </w:rPr>
       </w:pPr>
       <w:r>
         <w:rPr>
@@ -5347,6 +5921,9 @@
     <w:p>
       <w:pPr>
         <w:pStyle w:val="af2"/>
+        <w:rPr>
+          <w:lang w:val="ru-RU"/>
+        </w:rPr>
       </w:pPr>
       <w:r>
         <w:rPr>
@@ -5360,6 +5937,9 @@
     <w:p>
       <w:pPr>
         <w:pStyle w:val="af2"/>
+        <w:rPr>
+          <w:lang w:val="ru-RU"/>
+        </w:rPr>
       </w:pPr>
       <w:r>
         <w:rPr>
@@ -5447,6 +6027,9 @@
     <w:p>
       <w:pPr>
         <w:pStyle w:val="af2"/>
+        <w:rPr>
+          <w:lang w:val="ru-RU"/>
+        </w:rPr>
       </w:pPr>
       <w:r>
         <w:rPr>
@@ -5954,6 +6537,304 @@
     </w:lvl>
   </w:abstractNum>
   <w:abstractNum w:abstractNumId="4" w15:restartNumberingAfterBreak="0">
+    <w:nsid w:val="18DB4319"/>
+    <w:multiLevelType w:val="multilevel"/>
+    <w:tmpl w:val="9586D0C2"/>
+    <w:lvl w:ilvl="0">
+      <w:start w:val="1"/>
+      <w:numFmt w:val="bullet"/>
+      <w:lvlText w:val=""/>
+      <w:lvlJc w:val="left"/>
+      <w:pPr>
+        <w:tabs>
+          <w:tab w:val="num" w:pos="720"/>
+        </w:tabs>
+        <w:ind w:left="720" w:hanging="360"/>
+      </w:pPr>
+      <w:rPr>
+        <w:rFonts w:ascii="Symbol" w:hAnsi="Symbol" w:hint="default"/>
+        <w:sz w:val="20"/>
+      </w:rPr>
+    </w:lvl>
+    <w:lvl w:ilvl="1" w:tentative="1">
+      <w:start w:val="1"/>
+      <w:numFmt w:val="bullet"/>
+      <w:lvlText w:val="o"/>
+      <w:lvlJc w:val="left"/>
+      <w:pPr>
+        <w:tabs>
+          <w:tab w:val="num" w:pos="1440"/>
+        </w:tabs>
+        <w:ind w:left="1440" w:hanging="360"/>
+      </w:pPr>
+      <w:rPr>
+        <w:rFonts w:ascii="Courier New" w:hAnsi="Courier New" w:hint="default"/>
+        <w:sz w:val="20"/>
+      </w:rPr>
+    </w:lvl>
+    <w:lvl w:ilvl="2" w:tentative="1">
+      <w:start w:val="1"/>
+      <w:numFmt w:val="bullet"/>
+      <w:lvlText w:val=""/>
+      <w:lvlJc w:val="left"/>
+      <w:pPr>
+        <w:tabs>
+          <w:tab w:val="num" w:pos="2160"/>
+        </w:tabs>
+        <w:ind w:left="2160" w:hanging="360"/>
+      </w:pPr>
+      <w:rPr>
+        <w:rFonts w:ascii="Wingdings" w:hAnsi="Wingdings" w:hint="default"/>
+        <w:sz w:val="20"/>
+      </w:rPr>
+    </w:lvl>
+    <w:lvl w:ilvl="3" w:tentative="1">
+      <w:start w:val="1"/>
+      <w:numFmt w:val="bullet"/>
+      <w:lvlText w:val=""/>
+      <w:lvlJc w:val="left"/>
+      <w:pPr>
+        <w:tabs>
+          <w:tab w:val="num" w:pos="2880"/>
+        </w:tabs>
+        <w:ind w:left="2880" w:hanging="360"/>
+      </w:pPr>
+      <w:rPr>
+        <w:rFonts w:ascii="Wingdings" w:hAnsi="Wingdings" w:hint="default"/>
+        <w:sz w:val="20"/>
+      </w:rPr>
+    </w:lvl>
+    <w:lvl w:ilvl="4" w:tentative="1">
+      <w:start w:val="1"/>
+      <w:numFmt w:val="bullet"/>
+      <w:lvlText w:val=""/>
+      <w:lvlJc w:val="left"/>
+      <w:pPr>
+        <w:tabs>
+          <w:tab w:val="num" w:pos="3600"/>
+        </w:tabs>
+        <w:ind w:left="3600" w:hanging="360"/>
+      </w:pPr>
+      <w:rPr>
+        <w:rFonts w:ascii="Wingdings" w:hAnsi="Wingdings" w:hint="default"/>
+        <w:sz w:val="20"/>
+      </w:rPr>
+    </w:lvl>
+    <w:lvl w:ilvl="5" w:tentative="1">
+      <w:start w:val="1"/>
+      <w:numFmt w:val="bullet"/>
+      <w:lvlText w:val=""/>
+      <w:lvlJc w:val="left"/>
+      <w:pPr>
+        <w:tabs>
+          <w:tab w:val="num" w:pos="4320"/>
+        </w:tabs>
+        <w:ind w:left="4320" w:hanging="360"/>
+      </w:pPr>
+      <w:rPr>
+        <w:rFonts w:ascii="Wingdings" w:hAnsi="Wingdings" w:hint="default"/>
+        <w:sz w:val="20"/>
+      </w:rPr>
+    </w:lvl>
+    <w:lvl w:ilvl="6" w:tentative="1">
+      <w:start w:val="1"/>
+      <w:numFmt w:val="bullet"/>
+      <w:lvlText w:val=""/>
+      <w:lvlJc w:val="left"/>
+      <w:pPr>
+        <w:tabs>
+          <w:tab w:val="num" w:pos="5040"/>
+        </w:tabs>
+        <w:ind w:left="5040" w:hanging="360"/>
+      </w:pPr>
+      <w:rPr>
+        <w:rFonts w:ascii="Wingdings" w:hAnsi="Wingdings" w:hint="default"/>
+        <w:sz w:val="20"/>
+      </w:rPr>
+    </w:lvl>
+    <w:lvl w:ilvl="7" w:tentative="1">
+      <w:start w:val="1"/>
+      <w:numFmt w:val="bullet"/>
+      <w:lvlText w:val=""/>
+      <w:lvlJc w:val="left"/>
+      <w:pPr>
+        <w:tabs>
+          <w:tab w:val="num" w:pos="5760"/>
+        </w:tabs>
+        <w:ind w:left="5760" w:hanging="360"/>
+      </w:pPr>
+      <w:rPr>
+        <w:rFonts w:ascii="Wingdings" w:hAnsi="Wingdings" w:hint="default"/>
+        <w:sz w:val="20"/>
+      </w:rPr>
+    </w:lvl>
+    <w:lvl w:ilvl="8" w:tentative="1">
+      <w:start w:val="1"/>
+      <w:numFmt w:val="bullet"/>
+      <w:lvlText w:val=""/>
+      <w:lvlJc w:val="left"/>
+      <w:pPr>
+        <w:tabs>
+          <w:tab w:val="num" w:pos="6480"/>
+        </w:tabs>
+        <w:ind w:left="6480" w:hanging="360"/>
+      </w:pPr>
+      <w:rPr>
+        <w:rFonts w:ascii="Wingdings" w:hAnsi="Wingdings" w:hint="default"/>
+        <w:sz w:val="20"/>
+      </w:rPr>
+    </w:lvl>
+  </w:abstractNum>
+  <w:abstractNum w:abstractNumId="5" w15:restartNumberingAfterBreak="0">
+    <w:nsid w:val="248D610D"/>
+    <w:multiLevelType w:val="multilevel"/>
+    <w:tmpl w:val="EE5CC924"/>
+    <w:lvl w:ilvl="0">
+      <w:start w:val="1"/>
+      <w:numFmt w:val="bullet"/>
+      <w:lvlText w:val=""/>
+      <w:lvlJc w:val="left"/>
+      <w:pPr>
+        <w:tabs>
+          <w:tab w:val="num" w:pos="720"/>
+        </w:tabs>
+        <w:ind w:left="720" w:hanging="360"/>
+      </w:pPr>
+      <w:rPr>
+        <w:rFonts w:ascii="Symbol" w:hAnsi="Symbol" w:hint="default"/>
+        <w:sz w:val="20"/>
+      </w:rPr>
+    </w:lvl>
+    <w:lvl w:ilvl="1" w:tentative="1">
+      <w:start w:val="1"/>
+      <w:numFmt w:val="bullet"/>
+      <w:lvlText w:val="o"/>
+      <w:lvlJc w:val="left"/>
+      <w:pPr>
+        <w:tabs>
+          <w:tab w:val="num" w:pos="1440"/>
+        </w:tabs>
+        <w:ind w:left="1440" w:hanging="360"/>
+      </w:pPr>
+      <w:rPr>
+        <w:rFonts w:ascii="Courier New" w:hAnsi="Courier New" w:hint="default"/>
+        <w:sz w:val="20"/>
+      </w:rPr>
+    </w:lvl>
+    <w:lvl w:ilvl="2" w:tentative="1">
+      <w:start w:val="1"/>
+      <w:numFmt w:val="bullet"/>
+      <w:lvlText w:val=""/>
+      <w:lvlJc w:val="left"/>
+      <w:pPr>
+        <w:tabs>
+          <w:tab w:val="num" w:pos="2160"/>
+        </w:tabs>
+        <w:ind w:left="2160" w:hanging="360"/>
+      </w:pPr>
+      <w:rPr>
+        <w:rFonts w:ascii="Wingdings" w:hAnsi="Wingdings" w:hint="default"/>
+        <w:sz w:val="20"/>
+      </w:rPr>
+    </w:lvl>
+    <w:lvl w:ilvl="3" w:tentative="1">
+      <w:start w:val="1"/>
+      <w:numFmt w:val="bullet"/>
+      <w:lvlText w:val=""/>
+      <w:lvlJc w:val="left"/>
+      <w:pPr>
+        <w:tabs>
+          <w:tab w:val="num" w:pos="2880"/>
+        </w:tabs>
+        <w:ind w:left="2880" w:hanging="360"/>
+      </w:pPr>
+      <w:rPr>
+        <w:rFonts w:ascii="Wingdings" w:hAnsi="Wingdings" w:hint="default"/>
+        <w:sz w:val="20"/>
+      </w:rPr>
+    </w:lvl>
+    <w:lvl w:ilvl="4" w:tentative="1">
+      <w:start w:val="1"/>
+      <w:numFmt w:val="bullet"/>
+      <w:lvlText w:val=""/>
+      <w:lvlJc w:val="left"/>
+      <w:pPr>
+        <w:tabs>
+          <w:tab w:val="num" w:pos="3600"/>
+        </w:tabs>
+        <w:ind w:left="3600" w:hanging="360"/>
+      </w:pPr>
+      <w:rPr>
+        <w:rFonts w:ascii="Wingdings" w:hAnsi="Wingdings" w:hint="default"/>
+        <w:sz w:val="20"/>
+      </w:rPr>
+    </w:lvl>
+    <w:lvl w:ilvl="5" w:tentative="1">
+      <w:start w:val="1"/>
+      <w:numFmt w:val="bullet"/>
+      <w:lvlText w:val=""/>
+      <w:lvlJc w:val="left"/>
+      <w:pPr>
+        <w:tabs>
+          <w:tab w:val="num" w:pos="4320"/>
+        </w:tabs>
+        <w:ind w:left="4320" w:hanging="360"/>
+      </w:pPr>
+      <w:rPr>
+        <w:rFonts w:ascii="Wingdings" w:hAnsi="Wingdings" w:hint="default"/>
+        <w:sz w:val="20"/>
+      </w:rPr>
+    </w:lvl>
+    <w:lvl w:ilvl="6" w:tentative="1">
+      <w:start w:val="1"/>
+      <w:numFmt w:val="bullet"/>
+      <w:lvlText w:val=""/>
+      <w:lvlJc w:val="left"/>
+      <w:pPr>
+        <w:tabs>
+          <w:tab w:val="num" w:pos="5040"/>
+        </w:tabs>
+        <w:ind w:left="5040" w:hanging="360"/>
+      </w:pPr>
+      <w:rPr>
+        <w:rFonts w:ascii="Wingdings" w:hAnsi="Wingdings" w:hint="default"/>
+        <w:sz w:val="20"/>
+      </w:rPr>
+    </w:lvl>
+    <w:lvl w:ilvl="7" w:tentative="1">
+      <w:start w:val="1"/>
+      <w:numFmt w:val="bullet"/>
+      <w:lvlText w:val=""/>
+      <w:lvlJc w:val="left"/>
+      <w:pPr>
+        <w:tabs>
+          <w:tab w:val="num" w:pos="5760"/>
+        </w:tabs>
+        <w:ind w:left="5760" w:hanging="360"/>
+      </w:pPr>
+      <w:rPr>
+        <w:rFonts w:ascii="Wingdings" w:hAnsi="Wingdings" w:hint="default"/>
+        <w:sz w:val="20"/>
+      </w:rPr>
+    </w:lvl>
+    <w:lvl w:ilvl="8" w:tentative="1">
+      <w:start w:val="1"/>
+      <w:numFmt w:val="bullet"/>
+      <w:lvlText w:val=""/>
+      <w:lvlJc w:val="left"/>
+      <w:pPr>
+        <w:tabs>
+          <w:tab w:val="num" w:pos="6480"/>
+        </w:tabs>
+        <w:ind w:left="6480" w:hanging="360"/>
+      </w:pPr>
+      <w:rPr>
+        <w:rFonts w:ascii="Wingdings" w:hAnsi="Wingdings" w:hint="default"/>
+        <w:sz w:val="20"/>
+      </w:rPr>
+    </w:lvl>
+  </w:abstractNum>
+  <w:abstractNum w:abstractNumId="6" w15:restartNumberingAfterBreak="0">
     <w:nsid w:val="2CFF6C23"/>
     <w:multiLevelType w:val="hybridMultilevel"/>
     <w:tmpl w:val="8BBAEFFC"/>
@@ -6066,7 +6947,716 @@
       </w:rPr>
     </w:lvl>
   </w:abstractNum>
-  <w:abstractNum w:abstractNumId="5" w15:restartNumberingAfterBreak="0">
+  <w:abstractNum w:abstractNumId="7" w15:restartNumberingAfterBreak="0">
+    <w:nsid w:val="3C7A667A"/>
+    <w:multiLevelType w:val="multilevel"/>
+    <w:tmpl w:val="6100C23E"/>
+    <w:lvl w:ilvl="0">
+      <w:start w:val="1"/>
+      <w:numFmt w:val="bullet"/>
+      <w:lvlText w:val=""/>
+      <w:lvlJc w:val="left"/>
+      <w:pPr>
+        <w:tabs>
+          <w:tab w:val="num" w:pos="720"/>
+        </w:tabs>
+        <w:ind w:left="720" w:hanging="360"/>
+      </w:pPr>
+      <w:rPr>
+        <w:rFonts w:ascii="Symbol" w:hAnsi="Symbol" w:hint="default"/>
+        <w:sz w:val="20"/>
+      </w:rPr>
+    </w:lvl>
+    <w:lvl w:ilvl="1" w:tentative="1">
+      <w:start w:val="1"/>
+      <w:numFmt w:val="bullet"/>
+      <w:lvlText w:val="o"/>
+      <w:lvlJc w:val="left"/>
+      <w:pPr>
+        <w:tabs>
+          <w:tab w:val="num" w:pos="1440"/>
+        </w:tabs>
+        <w:ind w:left="1440" w:hanging="360"/>
+      </w:pPr>
+      <w:rPr>
+        <w:rFonts w:ascii="Courier New" w:hAnsi="Courier New" w:hint="default"/>
+        <w:sz w:val="20"/>
+      </w:rPr>
+    </w:lvl>
+    <w:lvl w:ilvl="2" w:tentative="1">
+      <w:start w:val="1"/>
+      <w:numFmt w:val="bullet"/>
+      <w:lvlText w:val=""/>
+      <w:lvlJc w:val="left"/>
+      <w:pPr>
+        <w:tabs>
+          <w:tab w:val="num" w:pos="2160"/>
+        </w:tabs>
+        <w:ind w:left="2160" w:hanging="360"/>
+      </w:pPr>
+      <w:rPr>
+        <w:rFonts w:ascii="Wingdings" w:hAnsi="Wingdings" w:hint="default"/>
+        <w:sz w:val="20"/>
+      </w:rPr>
+    </w:lvl>
+    <w:lvl w:ilvl="3" w:tentative="1">
+      <w:start w:val="1"/>
+      <w:numFmt w:val="bullet"/>
+      <w:lvlText w:val=""/>
+      <w:lvlJc w:val="left"/>
+      <w:pPr>
+        <w:tabs>
+          <w:tab w:val="num" w:pos="2880"/>
+        </w:tabs>
+        <w:ind w:left="2880" w:hanging="360"/>
+      </w:pPr>
+      <w:rPr>
+        <w:rFonts w:ascii="Wingdings" w:hAnsi="Wingdings" w:hint="default"/>
+        <w:sz w:val="20"/>
+      </w:rPr>
+    </w:lvl>
+    <w:lvl w:ilvl="4" w:tentative="1">
+      <w:start w:val="1"/>
+      <w:numFmt w:val="bullet"/>
+      <w:lvlText w:val=""/>
+      <w:lvlJc w:val="left"/>
+      <w:pPr>
+        <w:tabs>
+          <w:tab w:val="num" w:pos="3600"/>
+        </w:tabs>
+        <w:ind w:left="3600" w:hanging="360"/>
+      </w:pPr>
+      <w:rPr>
+        <w:rFonts w:ascii="Wingdings" w:hAnsi="Wingdings" w:hint="default"/>
+        <w:sz w:val="20"/>
+      </w:rPr>
+    </w:lvl>
+    <w:lvl w:ilvl="5" w:tentative="1">
+      <w:start w:val="1"/>
+      <w:numFmt w:val="bullet"/>
+      <w:lvlText w:val=""/>
+      <w:lvlJc w:val="left"/>
+      <w:pPr>
+        <w:tabs>
+          <w:tab w:val="num" w:pos="4320"/>
+        </w:tabs>
+        <w:ind w:left="4320" w:hanging="360"/>
+      </w:pPr>
+      <w:rPr>
+        <w:rFonts w:ascii="Wingdings" w:hAnsi="Wingdings" w:hint="default"/>
+        <w:sz w:val="20"/>
+      </w:rPr>
+    </w:lvl>
+    <w:lvl w:ilvl="6" w:tentative="1">
+      <w:start w:val="1"/>
+      <w:numFmt w:val="bullet"/>
+      <w:lvlText w:val=""/>
+      <w:lvlJc w:val="left"/>
+      <w:pPr>
+        <w:tabs>
+          <w:tab w:val="num" w:pos="5040"/>
+        </w:tabs>
+        <w:ind w:left="5040" w:hanging="360"/>
+      </w:pPr>
+      <w:rPr>
+        <w:rFonts w:ascii="Wingdings" w:hAnsi="Wingdings" w:hint="default"/>
+        <w:sz w:val="20"/>
+      </w:rPr>
+    </w:lvl>
+    <w:lvl w:ilvl="7" w:tentative="1">
+      <w:start w:val="1"/>
+      <w:numFmt w:val="bullet"/>
+      <w:lvlText w:val=""/>
+      <w:lvlJc w:val="left"/>
+      <w:pPr>
+        <w:tabs>
+          <w:tab w:val="num" w:pos="5760"/>
+        </w:tabs>
+        <w:ind w:left="5760" w:hanging="360"/>
+      </w:pPr>
+      <w:rPr>
+        <w:rFonts w:ascii="Wingdings" w:hAnsi="Wingdings" w:hint="default"/>
+        <w:sz w:val="20"/>
+      </w:rPr>
+    </w:lvl>
+    <w:lvl w:ilvl="8" w:tentative="1">
+      <w:start w:val="1"/>
+      <w:numFmt w:val="bullet"/>
+      <w:lvlText w:val=""/>
+      <w:lvlJc w:val="left"/>
+      <w:pPr>
+        <w:tabs>
+          <w:tab w:val="num" w:pos="6480"/>
+        </w:tabs>
+        <w:ind w:left="6480" w:hanging="360"/>
+      </w:pPr>
+      <w:rPr>
+        <w:rFonts w:ascii="Wingdings" w:hAnsi="Wingdings" w:hint="default"/>
+        <w:sz w:val="20"/>
+      </w:rPr>
+    </w:lvl>
+  </w:abstractNum>
+  <w:abstractNum w:abstractNumId="8" w15:restartNumberingAfterBreak="0">
+    <w:nsid w:val="3F513907"/>
+    <w:multiLevelType w:val="multilevel"/>
+    <w:tmpl w:val="2654C180"/>
+    <w:lvl w:ilvl="0">
+      <w:start w:val="1"/>
+      <w:numFmt w:val="bullet"/>
+      <w:lvlText w:val=""/>
+      <w:lvlJc w:val="left"/>
+      <w:pPr>
+        <w:tabs>
+          <w:tab w:val="num" w:pos="720"/>
+        </w:tabs>
+        <w:ind w:left="720" w:hanging="360"/>
+      </w:pPr>
+      <w:rPr>
+        <w:rFonts w:ascii="Symbol" w:hAnsi="Symbol" w:hint="default"/>
+        <w:sz w:val="20"/>
+      </w:rPr>
+    </w:lvl>
+    <w:lvl w:ilvl="1" w:tentative="1">
+      <w:start w:val="1"/>
+      <w:numFmt w:val="bullet"/>
+      <w:lvlText w:val="o"/>
+      <w:lvlJc w:val="left"/>
+      <w:pPr>
+        <w:tabs>
+          <w:tab w:val="num" w:pos="1440"/>
+        </w:tabs>
+        <w:ind w:left="1440" w:hanging="360"/>
+      </w:pPr>
+      <w:rPr>
+        <w:rFonts w:ascii="Courier New" w:hAnsi="Courier New" w:hint="default"/>
+        <w:sz w:val="20"/>
+      </w:rPr>
+    </w:lvl>
+    <w:lvl w:ilvl="2" w:tentative="1">
+      <w:start w:val="1"/>
+      <w:numFmt w:val="bullet"/>
+      <w:lvlText w:val=""/>
+      <w:lvlJc w:val="left"/>
+      <w:pPr>
+        <w:tabs>
+          <w:tab w:val="num" w:pos="2160"/>
+        </w:tabs>
+        <w:ind w:left="2160" w:hanging="360"/>
+      </w:pPr>
+      <w:rPr>
+        <w:rFonts w:ascii="Wingdings" w:hAnsi="Wingdings" w:hint="default"/>
+        <w:sz w:val="20"/>
+      </w:rPr>
+    </w:lvl>
+    <w:lvl w:ilvl="3" w:tentative="1">
+      <w:start w:val="1"/>
+      <w:numFmt w:val="bullet"/>
+      <w:lvlText w:val=""/>
+      <w:lvlJc w:val="left"/>
+      <w:pPr>
+        <w:tabs>
+          <w:tab w:val="num" w:pos="2880"/>
+        </w:tabs>
+        <w:ind w:left="2880" w:hanging="360"/>
+      </w:pPr>
+      <w:rPr>
+        <w:rFonts w:ascii="Wingdings" w:hAnsi="Wingdings" w:hint="default"/>
+        <w:sz w:val="20"/>
+      </w:rPr>
+    </w:lvl>
+    <w:lvl w:ilvl="4" w:tentative="1">
+      <w:start w:val="1"/>
+      <w:numFmt w:val="bullet"/>
+      <w:lvlText w:val=""/>
+      <w:lvlJc w:val="left"/>
+      <w:pPr>
+        <w:tabs>
+          <w:tab w:val="num" w:pos="3600"/>
+        </w:tabs>
+        <w:ind w:left="3600" w:hanging="360"/>
+      </w:pPr>
+      <w:rPr>
+        <w:rFonts w:ascii="Wingdings" w:hAnsi="Wingdings" w:hint="default"/>
+        <w:sz w:val="20"/>
+      </w:rPr>
+    </w:lvl>
+    <w:lvl w:ilvl="5" w:tentative="1">
+      <w:start w:val="1"/>
+      <w:numFmt w:val="bullet"/>
+      <w:lvlText w:val=""/>
+      <w:lvlJc w:val="left"/>
+      <w:pPr>
+        <w:tabs>
+          <w:tab w:val="num" w:pos="4320"/>
+        </w:tabs>
+        <w:ind w:left="4320" w:hanging="360"/>
+      </w:pPr>
+      <w:rPr>
+        <w:rFonts w:ascii="Wingdings" w:hAnsi="Wingdings" w:hint="default"/>
+        <w:sz w:val="20"/>
+      </w:rPr>
+    </w:lvl>
+    <w:lvl w:ilvl="6" w:tentative="1">
+      <w:start w:val="1"/>
+      <w:numFmt w:val="bullet"/>
+      <w:lvlText w:val=""/>
+      <w:lvlJc w:val="left"/>
+      <w:pPr>
+        <w:tabs>
+          <w:tab w:val="num" w:pos="5040"/>
+        </w:tabs>
+        <w:ind w:left="5040" w:hanging="360"/>
+      </w:pPr>
+      <w:rPr>
+        <w:rFonts w:ascii="Wingdings" w:hAnsi="Wingdings" w:hint="default"/>
+        <w:sz w:val="20"/>
+      </w:rPr>
+    </w:lvl>
+    <w:lvl w:ilvl="7" w:tentative="1">
+      <w:start w:val="1"/>
+      <w:numFmt w:val="bullet"/>
+      <w:lvlText w:val=""/>
+      <w:lvlJc w:val="left"/>
+      <w:pPr>
+        <w:tabs>
+          <w:tab w:val="num" w:pos="5760"/>
+        </w:tabs>
+        <w:ind w:left="5760" w:hanging="360"/>
+      </w:pPr>
+      <w:rPr>
+        <w:rFonts w:ascii="Wingdings" w:hAnsi="Wingdings" w:hint="default"/>
+        <w:sz w:val="20"/>
+      </w:rPr>
+    </w:lvl>
+    <w:lvl w:ilvl="8" w:tentative="1">
+      <w:start w:val="1"/>
+      <w:numFmt w:val="bullet"/>
+      <w:lvlText w:val=""/>
+      <w:lvlJc w:val="left"/>
+      <w:pPr>
+        <w:tabs>
+          <w:tab w:val="num" w:pos="6480"/>
+        </w:tabs>
+        <w:ind w:left="6480" w:hanging="360"/>
+      </w:pPr>
+      <w:rPr>
+        <w:rFonts w:ascii="Wingdings" w:hAnsi="Wingdings" w:hint="default"/>
+        <w:sz w:val="20"/>
+      </w:rPr>
+    </w:lvl>
+  </w:abstractNum>
+  <w:abstractNum w:abstractNumId="9" w15:restartNumberingAfterBreak="0">
+    <w:nsid w:val="40204611"/>
+    <w:multiLevelType w:val="multilevel"/>
+    <w:tmpl w:val="95AAFF16"/>
+    <w:lvl w:ilvl="0">
+      <w:start w:val="1"/>
+      <w:numFmt w:val="bullet"/>
+      <w:lvlText w:val=""/>
+      <w:lvlJc w:val="left"/>
+      <w:pPr>
+        <w:tabs>
+          <w:tab w:val="num" w:pos="720"/>
+        </w:tabs>
+        <w:ind w:left="720" w:hanging="360"/>
+      </w:pPr>
+      <w:rPr>
+        <w:rFonts w:ascii="Symbol" w:hAnsi="Symbol" w:hint="default"/>
+        <w:sz w:val="20"/>
+      </w:rPr>
+    </w:lvl>
+    <w:lvl w:ilvl="1" w:tentative="1">
+      <w:start w:val="1"/>
+      <w:numFmt w:val="bullet"/>
+      <w:lvlText w:val="o"/>
+      <w:lvlJc w:val="left"/>
+      <w:pPr>
+        <w:tabs>
+          <w:tab w:val="num" w:pos="1440"/>
+        </w:tabs>
+        <w:ind w:left="1440" w:hanging="360"/>
+      </w:pPr>
+      <w:rPr>
+        <w:rFonts w:ascii="Courier New" w:hAnsi="Courier New" w:hint="default"/>
+        <w:sz w:val="20"/>
+      </w:rPr>
+    </w:lvl>
+    <w:lvl w:ilvl="2" w:tentative="1">
+      <w:start w:val="1"/>
+      <w:numFmt w:val="bullet"/>
+      <w:lvlText w:val=""/>
+      <w:lvlJc w:val="left"/>
+      <w:pPr>
+        <w:tabs>
+          <w:tab w:val="num" w:pos="2160"/>
+        </w:tabs>
+        <w:ind w:left="2160" w:hanging="360"/>
+      </w:pPr>
+      <w:rPr>
+        <w:rFonts w:ascii="Wingdings" w:hAnsi="Wingdings" w:hint="default"/>
+        <w:sz w:val="20"/>
+      </w:rPr>
+    </w:lvl>
+    <w:lvl w:ilvl="3" w:tentative="1">
+      <w:start w:val="1"/>
+      <w:numFmt w:val="bullet"/>
+      <w:lvlText w:val=""/>
+      <w:lvlJc w:val="left"/>
+      <w:pPr>
+        <w:tabs>
+          <w:tab w:val="num" w:pos="2880"/>
+        </w:tabs>
+        <w:ind w:left="2880" w:hanging="360"/>
+      </w:pPr>
+      <w:rPr>
+        <w:rFonts w:ascii="Wingdings" w:hAnsi="Wingdings" w:hint="default"/>
+        <w:sz w:val="20"/>
+      </w:rPr>
+    </w:lvl>
+    <w:lvl w:ilvl="4" w:tentative="1">
+      <w:start w:val="1"/>
+      <w:numFmt w:val="bullet"/>
+      <w:lvlText w:val=""/>
+      <w:lvlJc w:val="left"/>
+      <w:pPr>
+        <w:tabs>
+          <w:tab w:val="num" w:pos="3600"/>
+        </w:tabs>
+        <w:ind w:left="3600" w:hanging="360"/>
+      </w:pPr>
+      <w:rPr>
+        <w:rFonts w:ascii="Wingdings" w:hAnsi="Wingdings" w:hint="default"/>
+        <w:sz w:val="20"/>
+      </w:rPr>
+    </w:lvl>
+    <w:lvl w:ilvl="5" w:tentative="1">
+      <w:start w:val="1"/>
+      <w:numFmt w:val="bullet"/>
+      <w:lvlText w:val=""/>
+      <w:lvlJc w:val="left"/>
+      <w:pPr>
+        <w:tabs>
+          <w:tab w:val="num" w:pos="4320"/>
+        </w:tabs>
+        <w:ind w:left="4320" w:hanging="360"/>
+      </w:pPr>
+      <w:rPr>
+        <w:rFonts w:ascii="Wingdings" w:hAnsi="Wingdings" w:hint="default"/>
+        <w:sz w:val="20"/>
+      </w:rPr>
+    </w:lvl>
+    <w:lvl w:ilvl="6" w:tentative="1">
+      <w:start w:val="1"/>
+      <w:numFmt w:val="bullet"/>
+      <w:lvlText w:val=""/>
+      <w:lvlJc w:val="left"/>
+      <w:pPr>
+        <w:tabs>
+          <w:tab w:val="num" w:pos="5040"/>
+        </w:tabs>
+        <w:ind w:left="5040" w:hanging="360"/>
+      </w:pPr>
+      <w:rPr>
+        <w:rFonts w:ascii="Wingdings" w:hAnsi="Wingdings" w:hint="default"/>
+        <w:sz w:val="20"/>
+      </w:rPr>
+    </w:lvl>
+    <w:lvl w:ilvl="7" w:tentative="1">
+      <w:start w:val="1"/>
+      <w:numFmt w:val="bullet"/>
+      <w:lvlText w:val=""/>
+      <w:lvlJc w:val="left"/>
+      <w:pPr>
+        <w:tabs>
+          <w:tab w:val="num" w:pos="5760"/>
+        </w:tabs>
+        <w:ind w:left="5760" w:hanging="360"/>
+      </w:pPr>
+      <w:rPr>
+        <w:rFonts w:ascii="Wingdings" w:hAnsi="Wingdings" w:hint="default"/>
+        <w:sz w:val="20"/>
+      </w:rPr>
+    </w:lvl>
+    <w:lvl w:ilvl="8" w:tentative="1">
+      <w:start w:val="1"/>
+      <w:numFmt w:val="bullet"/>
+      <w:lvlText w:val=""/>
+      <w:lvlJc w:val="left"/>
+      <w:pPr>
+        <w:tabs>
+          <w:tab w:val="num" w:pos="6480"/>
+        </w:tabs>
+        <w:ind w:left="6480" w:hanging="360"/>
+      </w:pPr>
+      <w:rPr>
+        <w:rFonts w:ascii="Wingdings" w:hAnsi="Wingdings" w:hint="default"/>
+        <w:sz w:val="20"/>
+      </w:rPr>
+    </w:lvl>
+  </w:abstractNum>
+  <w:abstractNum w:abstractNumId="10" w15:restartNumberingAfterBreak="0">
+    <w:nsid w:val="41AC1BB4"/>
+    <w:multiLevelType w:val="multilevel"/>
+    <w:tmpl w:val="F4D66E08"/>
+    <w:lvl w:ilvl="0">
+      <w:start w:val="1"/>
+      <w:numFmt w:val="decimal"/>
+      <w:lvlText w:val="%1."/>
+      <w:lvlJc w:val="left"/>
+      <w:pPr>
+        <w:tabs>
+          <w:tab w:val="num" w:pos="720"/>
+        </w:tabs>
+        <w:ind w:left="720" w:hanging="360"/>
+      </w:pPr>
+    </w:lvl>
+    <w:lvl w:ilvl="1" w:tentative="1">
+      <w:start w:val="1"/>
+      <w:numFmt w:val="decimal"/>
+      <w:lvlText w:val="%2."/>
+      <w:lvlJc w:val="left"/>
+      <w:pPr>
+        <w:tabs>
+          <w:tab w:val="num" w:pos="1440"/>
+        </w:tabs>
+        <w:ind w:left="1440" w:hanging="360"/>
+      </w:pPr>
+    </w:lvl>
+    <w:lvl w:ilvl="2" w:tentative="1">
+      <w:start w:val="1"/>
+      <w:numFmt w:val="decimal"/>
+      <w:lvlText w:val="%3."/>
+      <w:lvlJc w:val="left"/>
+      <w:pPr>
+        <w:tabs>
+          <w:tab w:val="num" w:pos="2160"/>
+        </w:tabs>
+        <w:ind w:left="2160" w:hanging="360"/>
+      </w:pPr>
+    </w:lvl>
+    <w:lvl w:ilvl="3" w:tentative="1">
+      <w:start w:val="1"/>
+      <w:numFmt w:val="decimal"/>
+      <w:lvlText w:val="%4."/>
+      <w:lvlJc w:val="left"/>
+      <w:pPr>
+        <w:tabs>
+          <w:tab w:val="num" w:pos="2880"/>
+        </w:tabs>
+        <w:ind w:left="2880" w:hanging="360"/>
+      </w:pPr>
+    </w:lvl>
+    <w:lvl w:ilvl="4" w:tentative="1">
+      <w:start w:val="1"/>
+      <w:numFmt w:val="decimal"/>
+      <w:lvlText w:val="%5."/>
+      <w:lvlJc w:val="left"/>
+      <w:pPr>
+        <w:tabs>
+          <w:tab w:val="num" w:pos="3600"/>
+        </w:tabs>
+        <w:ind w:left="3600" w:hanging="360"/>
+      </w:pPr>
+    </w:lvl>
+    <w:lvl w:ilvl="5" w:tentative="1">
+      <w:start w:val="1"/>
+      <w:numFmt w:val="decimal"/>
+      <w:lvlText w:val="%6."/>
+      <w:lvlJc w:val="left"/>
+      <w:pPr>
+        <w:tabs>
+          <w:tab w:val="num" w:pos="4320"/>
+        </w:tabs>
+        <w:ind w:left="4320" w:hanging="360"/>
+      </w:pPr>
+    </w:lvl>
+    <w:lvl w:ilvl="6" w:tentative="1">
+      <w:start w:val="1"/>
+      <w:numFmt w:val="decimal"/>
+      <w:lvlText w:val="%7."/>
+      <w:lvlJc w:val="left"/>
+      <w:pPr>
+        <w:tabs>
+          <w:tab w:val="num" w:pos="5040"/>
+        </w:tabs>
+        <w:ind w:left="5040" w:hanging="360"/>
+      </w:pPr>
+    </w:lvl>
+    <w:lvl w:ilvl="7" w:tentative="1">
+      <w:start w:val="1"/>
+      <w:numFmt w:val="decimal"/>
+      <w:lvlText w:val="%8."/>
+      <w:lvlJc w:val="left"/>
+      <w:pPr>
+        <w:tabs>
+          <w:tab w:val="num" w:pos="5760"/>
+        </w:tabs>
+        <w:ind w:left="5760" w:hanging="360"/>
+      </w:pPr>
+    </w:lvl>
+    <w:lvl w:ilvl="8" w:tentative="1">
+      <w:start w:val="1"/>
+      <w:numFmt w:val="decimal"/>
+      <w:lvlText w:val="%9."/>
+      <w:lvlJc w:val="left"/>
+      <w:pPr>
+        <w:tabs>
+          <w:tab w:val="num" w:pos="6480"/>
+        </w:tabs>
+        <w:ind w:left="6480" w:hanging="360"/>
+      </w:pPr>
+    </w:lvl>
+  </w:abstractNum>
+  <w:abstractNum w:abstractNumId="11" w15:restartNumberingAfterBreak="0">
+    <w:nsid w:val="4CAC2B20"/>
+    <w:multiLevelType w:val="multilevel"/>
+    <w:tmpl w:val="285CCA2E"/>
+    <w:lvl w:ilvl="0">
+      <w:start w:val="1"/>
+      <w:numFmt w:val="bullet"/>
+      <w:lvlText w:val=""/>
+      <w:lvlJc w:val="left"/>
+      <w:pPr>
+        <w:tabs>
+          <w:tab w:val="num" w:pos="720"/>
+        </w:tabs>
+        <w:ind w:left="720" w:hanging="360"/>
+      </w:pPr>
+      <w:rPr>
+        <w:rFonts w:ascii="Symbol" w:hAnsi="Symbol" w:hint="default"/>
+        <w:sz w:val="20"/>
+      </w:rPr>
+    </w:lvl>
+    <w:lvl w:ilvl="1" w:tentative="1">
+      <w:start w:val="1"/>
+      <w:numFmt w:val="bullet"/>
+      <w:lvlText w:val="o"/>
+      <w:lvlJc w:val="left"/>
+      <w:pPr>
+        <w:tabs>
+          <w:tab w:val="num" w:pos="1440"/>
+        </w:tabs>
+        <w:ind w:left="1440" w:hanging="360"/>
+      </w:pPr>
+      <w:rPr>
+        <w:rFonts w:ascii="Courier New" w:hAnsi="Courier New" w:hint="default"/>
+        <w:sz w:val="20"/>
+      </w:rPr>
+    </w:lvl>
+    <w:lvl w:ilvl="2" w:tentative="1">
+      <w:start w:val="1"/>
+      <w:numFmt w:val="bullet"/>
+      <w:lvlText w:val=""/>
+      <w:lvlJc w:val="left"/>
+      <w:pPr>
+        <w:tabs>
+          <w:tab w:val="num" w:pos="2160"/>
+        </w:tabs>
+        <w:ind w:left="2160" w:hanging="360"/>
+      </w:pPr>
+      <w:rPr>
+        <w:rFonts w:ascii="Wingdings" w:hAnsi="Wingdings" w:hint="default"/>
+        <w:sz w:val="20"/>
+      </w:rPr>
+    </w:lvl>
+    <w:lvl w:ilvl="3" w:tentative="1">
+      <w:start w:val="1"/>
+      <w:numFmt w:val="bullet"/>
+      <w:lvlText w:val=""/>
+      <w:lvlJc w:val="left"/>
+      <w:pPr>
+        <w:tabs>
+          <w:tab w:val="num" w:pos="2880"/>
+        </w:tabs>
+        <w:ind w:left="2880" w:hanging="360"/>
+      </w:pPr>
+      <w:rPr>
+        <w:rFonts w:ascii="Wingdings" w:hAnsi="Wingdings" w:hint="default"/>
+        <w:sz w:val="20"/>
+      </w:rPr>
+    </w:lvl>
+    <w:lvl w:ilvl="4" w:tentative="1">
+      <w:start w:val="1"/>
+      <w:numFmt w:val="bullet"/>
+      <w:lvlText w:val=""/>
+      <w:lvlJc w:val="left"/>
+      <w:pPr>
+        <w:tabs>
+          <w:tab w:val="num" w:pos="3600"/>
+        </w:tabs>
+        <w:ind w:left="3600" w:hanging="360"/>
+      </w:pPr>
+      <w:rPr>
+        <w:rFonts w:ascii="Wingdings" w:hAnsi="Wingdings" w:hint="default"/>
+        <w:sz w:val="20"/>
+      </w:rPr>
+    </w:lvl>
+    <w:lvl w:ilvl="5" w:tentative="1">
+      <w:start w:val="1"/>
+      <w:numFmt w:val="bullet"/>
+      <w:lvlText w:val=""/>
+      <w:lvlJc w:val="left"/>
+      <w:pPr>
+        <w:tabs>
+          <w:tab w:val="num" w:pos="4320"/>
+        </w:tabs>
+        <w:ind w:left="4320" w:hanging="360"/>
+      </w:pPr>
+      <w:rPr>
+        <w:rFonts w:ascii="Wingdings" w:hAnsi="Wingdings" w:hint="default"/>
+        <w:sz w:val="20"/>
+      </w:rPr>
+    </w:lvl>
+    <w:lvl w:ilvl="6" w:tentative="1">
+      <w:start w:val="1"/>
+      <w:numFmt w:val="bullet"/>
+      <w:lvlText w:val=""/>
+      <w:lvlJc w:val="left"/>
+      <w:pPr>
+        <w:tabs>
+          <w:tab w:val="num" w:pos="5040"/>
+        </w:tabs>
+        <w:ind w:left="5040" w:hanging="360"/>
+      </w:pPr>
+      <w:rPr>
+        <w:rFonts w:ascii="Wingdings" w:hAnsi="Wingdings" w:hint="default"/>
+        <w:sz w:val="20"/>
+      </w:rPr>
+    </w:lvl>
+    <w:lvl w:ilvl="7" w:tentative="1">
+      <w:start w:val="1"/>
+      <w:numFmt w:val="bullet"/>
+      <w:lvlText w:val=""/>
+      <w:lvlJc w:val="left"/>
+      <w:pPr>
+        <w:tabs>
+          <w:tab w:val="num" w:pos="5760"/>
+        </w:tabs>
+        <w:ind w:left="5760" w:hanging="360"/>
+      </w:pPr>
+      <w:rPr>
+        <w:rFonts w:ascii="Wingdings" w:hAnsi="Wingdings" w:hint="default"/>
+        <w:sz w:val="20"/>
+      </w:rPr>
+    </w:lvl>
+    <w:lvl w:ilvl="8" w:tentative="1">
+      <w:start w:val="1"/>
+      <w:numFmt w:val="bullet"/>
+      <w:lvlText w:val=""/>
+      <w:lvlJc w:val="left"/>
+      <w:pPr>
+        <w:tabs>
+          <w:tab w:val="num" w:pos="6480"/>
+        </w:tabs>
+        <w:ind w:left="6480" w:hanging="360"/>
+      </w:pPr>
+      <w:rPr>
+        <w:rFonts w:ascii="Wingdings" w:hAnsi="Wingdings" w:hint="default"/>
+        <w:sz w:val="20"/>
+      </w:rPr>
+    </w:lvl>
+  </w:abstractNum>
+  <w:abstractNum w:abstractNumId="12" w15:restartNumberingAfterBreak="0">
     <w:nsid w:val="79E5216B"/>
     <w:multiLevelType w:val="multilevel"/>
     <w:tmpl w:val="298C4144"/>
@@ -6171,7 +7761,156 @@
       </w:rPr>
     </w:lvl>
   </w:abstractNum>
-  <w:abstractNum w:abstractNumId="6" w15:restartNumberingAfterBreak="0">
+  <w:abstractNum w:abstractNumId="13" w15:restartNumberingAfterBreak="0">
+    <w:nsid w:val="7B7912B3"/>
+    <w:multiLevelType w:val="multilevel"/>
+    <w:tmpl w:val="1CF075D6"/>
+    <w:lvl w:ilvl="0">
+      <w:start w:val="1"/>
+      <w:numFmt w:val="bullet"/>
+      <w:lvlText w:val=""/>
+      <w:lvlJc w:val="left"/>
+      <w:pPr>
+        <w:tabs>
+          <w:tab w:val="num" w:pos="720"/>
+        </w:tabs>
+        <w:ind w:left="720" w:hanging="360"/>
+      </w:pPr>
+      <w:rPr>
+        <w:rFonts w:ascii="Symbol" w:hAnsi="Symbol" w:hint="default"/>
+        <w:sz w:val="20"/>
+      </w:rPr>
+    </w:lvl>
+    <w:lvl w:ilvl="1" w:tentative="1">
+      <w:start w:val="1"/>
+      <w:numFmt w:val="bullet"/>
+      <w:lvlText w:val="o"/>
+      <w:lvlJc w:val="left"/>
+      <w:pPr>
+        <w:tabs>
+          <w:tab w:val="num" w:pos="1440"/>
+        </w:tabs>
+        <w:ind w:left="1440" w:hanging="360"/>
+      </w:pPr>
+      <w:rPr>
+        <w:rFonts w:ascii="Courier New" w:hAnsi="Courier New" w:hint="default"/>
+        <w:sz w:val="20"/>
+      </w:rPr>
+    </w:lvl>
+    <w:lvl w:ilvl="2" w:tentative="1">
+      <w:start w:val="1"/>
+      <w:numFmt w:val="bullet"/>
+      <w:lvlText w:val=""/>
+      <w:lvlJc w:val="left"/>
+      <w:pPr>
+        <w:tabs>
+          <w:tab w:val="num" w:pos="2160"/>
+        </w:tabs>
+        <w:ind w:left="2160" w:hanging="360"/>
+      </w:pPr>
+      <w:rPr>
+        <w:rFonts w:ascii="Wingdings" w:hAnsi="Wingdings" w:hint="default"/>
+        <w:sz w:val="20"/>
+      </w:rPr>
+    </w:lvl>
+    <w:lvl w:ilvl="3" w:tentative="1">
+      <w:start w:val="1"/>
+      <w:numFmt w:val="bullet"/>
+      <w:lvlText w:val=""/>
+      <w:lvlJc w:val="left"/>
+      <w:pPr>
+        <w:tabs>
+          <w:tab w:val="num" w:pos="2880"/>
+        </w:tabs>
+        <w:ind w:left="2880" w:hanging="360"/>
+      </w:pPr>
+      <w:rPr>
+        <w:rFonts w:ascii="Wingdings" w:hAnsi="Wingdings" w:hint="default"/>
+        <w:sz w:val="20"/>
+      </w:rPr>
+    </w:lvl>
+    <w:lvl w:ilvl="4" w:tentative="1">
+      <w:start w:val="1"/>
+      <w:numFmt w:val="bullet"/>
+      <w:lvlText w:val=""/>
+      <w:lvlJc w:val="left"/>
+      <w:pPr>
+        <w:tabs>
+          <w:tab w:val="num" w:pos="3600"/>
+        </w:tabs>
+        <w:ind w:left="3600" w:hanging="360"/>
+      </w:pPr>
+      <w:rPr>
+        <w:rFonts w:ascii="Wingdings" w:hAnsi="Wingdings" w:hint="default"/>
+        <w:sz w:val="20"/>
+      </w:rPr>
+    </w:lvl>
+    <w:lvl w:ilvl="5" w:tentative="1">
+      <w:start w:val="1"/>
+      <w:numFmt w:val="bullet"/>
+      <w:lvlText w:val=""/>
+      <w:lvlJc w:val="left"/>
+      <w:pPr>
+        <w:tabs>
+          <w:tab w:val="num" w:pos="4320"/>
+        </w:tabs>
+        <w:ind w:left="4320" w:hanging="360"/>
+      </w:pPr>
+      <w:rPr>
+        <w:rFonts w:ascii="Wingdings" w:hAnsi="Wingdings" w:hint="default"/>
+        <w:sz w:val="20"/>
+      </w:rPr>
+    </w:lvl>
+    <w:lvl w:ilvl="6" w:tentative="1">
+      <w:start w:val="1"/>
+      <w:numFmt w:val="bullet"/>
+      <w:lvlText w:val=""/>
+      <w:lvlJc w:val="left"/>
+      <w:pPr>
+        <w:tabs>
+          <w:tab w:val="num" w:pos="5040"/>
+        </w:tabs>
+        <w:ind w:left="5040" w:hanging="360"/>
+      </w:pPr>
+      <w:rPr>
+        <w:rFonts w:ascii="Wingdings" w:hAnsi="Wingdings" w:hint="default"/>
+        <w:sz w:val="20"/>
+      </w:rPr>
+    </w:lvl>
+    <w:lvl w:ilvl="7" w:tentative="1">
+      <w:start w:val="1"/>
+      <w:numFmt w:val="bullet"/>
+      <w:lvlText w:val=""/>
+      <w:lvlJc w:val="left"/>
+      <w:pPr>
+        <w:tabs>
+          <w:tab w:val="num" w:pos="5760"/>
+        </w:tabs>
+        <w:ind w:left="5760" w:hanging="360"/>
+      </w:pPr>
+      <w:rPr>
+        <w:rFonts w:ascii="Wingdings" w:hAnsi="Wingdings" w:hint="default"/>
+        <w:sz w:val="20"/>
+      </w:rPr>
+    </w:lvl>
+    <w:lvl w:ilvl="8" w:tentative="1">
+      <w:start w:val="1"/>
+      <w:numFmt w:val="bullet"/>
+      <w:lvlText w:val=""/>
+      <w:lvlJc w:val="left"/>
+      <w:pPr>
+        <w:tabs>
+          <w:tab w:val="num" w:pos="6480"/>
+        </w:tabs>
+        <w:ind w:left="6480" w:hanging="360"/>
+      </w:pPr>
+      <w:rPr>
+        <w:rFonts w:ascii="Wingdings" w:hAnsi="Wingdings" w:hint="default"/>
+        <w:sz w:val="20"/>
+      </w:rPr>
+    </w:lvl>
+  </w:abstractNum>
+  <w:abstractNum w:abstractNumId="14" w15:restartNumberingAfterBreak="0">
     <w:nsid w:val="7D3411E3"/>
     <w:multiLevelType w:val="multilevel"/>
     <w:tmpl w:val="151C5BE2"/>
@@ -6328,13 +8067,37 @@
     <w:abstractNumId w:val="3"/>
   </w:num>
   <w:num w:numId="9" w16cid:durableId="1421367468">
+    <w:abstractNumId w:val="14"/>
+  </w:num>
+  <w:num w:numId="10" w16cid:durableId="1151093942">
+    <w:abstractNumId w:val="12"/>
+  </w:num>
+  <w:num w:numId="11" w16cid:durableId="1242450242">
     <w:abstractNumId w:val="6"/>
   </w:num>
-  <w:num w:numId="10" w16cid:durableId="1151093942">
+  <w:num w:numId="12" w16cid:durableId="1766265723">
+    <w:abstractNumId w:val="11"/>
+  </w:num>
+  <w:num w:numId="13" w16cid:durableId="287781388">
+    <w:abstractNumId w:val="4"/>
+  </w:num>
+  <w:num w:numId="14" w16cid:durableId="1510826880">
+    <w:abstractNumId w:val="9"/>
+  </w:num>
+  <w:num w:numId="15" w16cid:durableId="62142131">
+    <w:abstractNumId w:val="13"/>
+  </w:num>
+  <w:num w:numId="16" w16cid:durableId="1784423279">
+    <w:abstractNumId w:val="8"/>
+  </w:num>
+  <w:num w:numId="17" w16cid:durableId="75978145">
     <w:abstractNumId w:val="5"/>
   </w:num>
-  <w:num w:numId="11" w16cid:durableId="1242450242">
-    <w:abstractNumId w:val="4"/>
+  <w:num w:numId="18" w16cid:durableId="612714789">
+    <w:abstractNumId w:val="7"/>
+  </w:num>
+  <w:num w:numId="19" w16cid:durableId="1202211165">
+    <w:abstractNumId w:val="10"/>
   </w:num>
 </w:numbering>
 </file>
@@ -6814,7 +8577,6 @@
   <w:style w:type="character" w:default="1" w:styleId="a1">
     <w:name w:val="Default Paragraph Font"/>
     <w:uiPriority w:val="1"/>
-    <w:semiHidden/>
     <w:unhideWhenUsed/>
   </w:style>
   <w:style w:type="table" w:default="1" w:styleId="a2">
@@ -7904,4 +9666,16 @@
     </a:ext>
   </a:extLst>
 </a:theme>
+</file>
+
+<file path=customXml/item1.xml><?xml version="1.0" encoding="utf-8"?>
+<b:Sources xmlns:b="http://schemas.openxmlformats.org/officeDocument/2006/bibliography" xmlns="http://schemas.openxmlformats.org/officeDocument/2006/bibliography" SelectedStyle="\APASixthEditionOfficeOnline.xsl" StyleName="APA" Version="6"/>
+</file>
+
+<file path=customXml/itemProps1.xml><?xml version="1.0" encoding="utf-8"?>
+<ds:datastoreItem xmlns:ds="http://schemas.openxmlformats.org/officeDocument/2006/customXml" ds:itemID="{C216A96E-0F56-4511-A094-78E1C26300FF}">
+  <ds:schemaRefs>
+    <ds:schemaRef ds:uri="http://schemas.openxmlformats.org/officeDocument/2006/bibliography"/>
+  </ds:schemaRefs>
+</ds:datastoreItem>
 </file>